--- a/Documentation/Network-Documentation.docx
+++ b/Documentation/Network-Documentation.docx
@@ -111,7 +111,6 @@
           <w:numId w:val="1"/>
         </w:numPr>
         <w:tabs>
-          <w:tab w:val="clear" w:pos="709"/>
           <w:tab w:val="left" w:pos="709" w:leader="none"/>
         </w:tabs>
         <w:bidi w:val="0"/>
@@ -133,7 +132,6 @@
           <w:numId w:val="1"/>
         </w:numPr>
         <w:tabs>
-          <w:tab w:val="clear" w:pos="709"/>
           <w:tab w:val="left" w:pos="709" w:leader="none"/>
         </w:tabs>
         <w:bidi w:val="0"/>
@@ -155,7 +153,6 @@
           <w:numId w:val="1"/>
         </w:numPr>
         <w:tabs>
-          <w:tab w:val="clear" w:pos="709"/>
           <w:tab w:val="left" w:pos="709" w:leader="none"/>
         </w:tabs>
         <w:bidi w:val="0"/>
@@ -177,7 +174,6 @@
           <w:numId w:val="1"/>
         </w:numPr>
         <w:tabs>
-          <w:tab w:val="clear" w:pos="709"/>
           <w:tab w:val="left" w:pos="709" w:leader="none"/>
         </w:tabs>
         <w:bidi w:val="0"/>
@@ -199,7 +195,6 @@
           <w:numId w:val="1"/>
         </w:numPr>
         <w:tabs>
-          <w:tab w:val="clear" w:pos="709"/>
           <w:tab w:val="left" w:pos="709" w:leader="none"/>
         </w:tabs>
         <w:bidi w:val="0"/>
@@ -221,7 +216,6 @@
           <w:numId w:val="1"/>
         </w:numPr>
         <w:tabs>
-          <w:tab w:val="clear" w:pos="709"/>
           <w:tab w:val="left" w:pos="709" w:leader="none"/>
         </w:tabs>
         <w:bidi w:val="0"/>
@@ -243,7 +237,6 @@
           <w:numId w:val="1"/>
         </w:numPr>
         <w:tabs>
-          <w:tab w:val="clear" w:pos="709"/>
           <w:tab w:val="left" w:pos="709" w:leader="none"/>
         </w:tabs>
         <w:bidi w:val="0"/>
@@ -265,7 +258,6 @@
           <w:numId w:val="1"/>
         </w:numPr>
         <w:tabs>
-          <w:tab w:val="clear" w:pos="709"/>
           <w:tab w:val="left" w:pos="709" w:leader="none"/>
         </w:tabs>
         <w:bidi w:val="0"/>
@@ -287,7 +279,6 @@
           <w:numId w:val="1"/>
         </w:numPr>
         <w:tabs>
-          <w:tab w:val="clear" w:pos="709"/>
           <w:tab w:val="left" w:pos="709" w:leader="none"/>
         </w:tabs>
         <w:bidi w:val="0"/>
@@ -309,7 +300,6 @@
           <w:numId w:val="1"/>
         </w:numPr>
         <w:tabs>
-          <w:tab w:val="clear" w:pos="709"/>
           <w:tab w:val="left" w:pos="709" w:leader="none"/>
         </w:tabs>
         <w:bidi w:val="0"/>
@@ -331,7 +321,6 @@
           <w:numId w:val="1"/>
         </w:numPr>
         <w:tabs>
-          <w:tab w:val="clear" w:pos="709"/>
           <w:tab w:val="left" w:pos="709" w:leader="none"/>
         </w:tabs>
         <w:bidi w:val="0"/>
@@ -353,7 +342,6 @@
           <w:numId w:val="1"/>
         </w:numPr>
         <w:tabs>
-          <w:tab w:val="clear" w:pos="709"/>
           <w:tab w:val="left" w:pos="709" w:leader="none"/>
         </w:tabs>
         <w:bidi w:val="0"/>
@@ -375,7 +363,6 @@
           <w:numId w:val="1"/>
         </w:numPr>
         <w:tabs>
-          <w:tab w:val="clear" w:pos="709"/>
           <w:tab w:val="left" w:pos="709" w:leader="none"/>
         </w:tabs>
         <w:bidi w:val="0"/>
@@ -397,7 +384,6 @@
           <w:numId w:val="1"/>
         </w:numPr>
         <w:tabs>
-          <w:tab w:val="clear" w:pos="709"/>
           <w:tab w:val="left" w:pos="709" w:leader="none"/>
         </w:tabs>
         <w:bidi w:val="0"/>
@@ -419,7 +405,6 @@
           <w:numId w:val="1"/>
         </w:numPr>
         <w:tabs>
-          <w:tab w:val="clear" w:pos="709"/>
           <w:tab w:val="left" w:pos="709" w:leader="none"/>
         </w:tabs>
         <w:bidi w:val="0"/>
@@ -441,7 +426,6 @@
           <w:numId w:val="1"/>
         </w:numPr>
         <w:tabs>
-          <w:tab w:val="clear" w:pos="709"/>
           <w:tab w:val="left" w:pos="709" w:leader="none"/>
         </w:tabs>
         <w:bidi w:val="0"/>
@@ -463,7 +447,6 @@
           <w:numId w:val="1"/>
         </w:numPr>
         <w:tabs>
-          <w:tab w:val="clear" w:pos="709"/>
           <w:tab w:val="left" w:pos="709" w:leader="none"/>
         </w:tabs>
         <w:bidi w:val="0"/>
@@ -485,7 +468,6 @@
           <w:numId w:val="1"/>
         </w:numPr>
         <w:tabs>
-          <w:tab w:val="clear" w:pos="709"/>
           <w:tab w:val="left" w:pos="709" w:leader="none"/>
         </w:tabs>
         <w:bidi w:val="0"/>
@@ -535,7 +517,7 @@
         </w:tblCellMar>
       </w:tblPr>
       <w:tblGrid>
-        <w:gridCol w:w="1424"/>
+        <w:gridCol w:w="1423"/>
         <w:gridCol w:w="6057"/>
       </w:tblGrid>
       <w:tr>
@@ -544,13 +526,14 @@
         </w:trPr>
         <w:tc>
           <w:tcPr>
-            <w:tcW w:w="1424" w:type="dxa"/>
+            <w:tcW w:w="1423" w:type="dxa"/>
             <w:tcBorders/>
             <w:vAlign w:val="center"/>
           </w:tcPr>
           <w:p>
             <w:pPr>
               <w:pStyle w:val="TableHeading"/>
+              <w:widowControl w:val="false"/>
               <w:suppressLineNumbers/>
               <w:bidi w:val="0"/>
               <w:jc w:val="center"/>
@@ -571,6 +554,7 @@
           <w:p>
             <w:pPr>
               <w:pStyle w:val="TableHeading"/>
+              <w:widowControl w:val="false"/>
               <w:suppressLineNumbers/>
               <w:bidi w:val="0"/>
               <w:jc w:val="center"/>
@@ -587,7 +571,7 @@
         <w:trPr/>
         <w:tc>
           <w:tcPr>
-            <w:tcW w:w="1424" w:type="dxa"/>
+            <w:tcW w:w="1423" w:type="dxa"/>
             <w:tcBorders/>
             <w:vAlign w:val="center"/>
           </w:tcPr>
@@ -632,7 +616,7 @@
         <w:trPr/>
         <w:tc>
           <w:tcPr>
-            <w:tcW w:w="1424" w:type="dxa"/>
+            <w:tcW w:w="1423" w:type="dxa"/>
             <w:tcBorders/>
             <w:vAlign w:val="center"/>
           </w:tcPr>
@@ -677,7 +661,7 @@
         <w:trPr/>
         <w:tc>
           <w:tcPr>
-            <w:tcW w:w="1424" w:type="dxa"/>
+            <w:tcW w:w="1423" w:type="dxa"/>
             <w:tcBorders/>
             <w:vAlign w:val="center"/>
           </w:tcPr>
@@ -722,7 +706,7 @@
         <w:trPr/>
         <w:tc>
           <w:tcPr>
-            <w:tcW w:w="1424" w:type="dxa"/>
+            <w:tcW w:w="1423" w:type="dxa"/>
             <w:tcBorders/>
             <w:vAlign w:val="center"/>
           </w:tcPr>
@@ -767,7 +751,7 @@
         <w:trPr/>
         <w:tc>
           <w:tcPr>
-            <w:tcW w:w="1424" w:type="dxa"/>
+            <w:tcW w:w="1423" w:type="dxa"/>
             <w:tcBorders/>
             <w:vAlign w:val="center"/>
           </w:tcPr>
@@ -812,7 +796,7 @@
         <w:trPr/>
         <w:tc>
           <w:tcPr>
-            <w:tcW w:w="1424" w:type="dxa"/>
+            <w:tcW w:w="1423" w:type="dxa"/>
             <w:tcBorders/>
             <w:vAlign w:val="center"/>
           </w:tcPr>
@@ -919,10 +903,10 @@
         </w:tblCellMar>
       </w:tblPr>
       <w:tblGrid>
-        <w:gridCol w:w="807"/>
-        <w:gridCol w:w="2029"/>
+        <w:gridCol w:w="806"/>
+        <w:gridCol w:w="2030"/>
         <w:gridCol w:w="1996"/>
-        <w:gridCol w:w="2271"/>
+        <w:gridCol w:w="2270"/>
       </w:tblGrid>
       <w:tr>
         <w:trPr>
@@ -930,13 +914,14 @@
         </w:trPr>
         <w:tc>
           <w:tcPr>
-            <w:tcW w:w="807" w:type="dxa"/>
+            <w:tcW w:w="806" w:type="dxa"/>
             <w:tcBorders/>
             <w:vAlign w:val="center"/>
           </w:tcPr>
           <w:p>
             <w:pPr>
               <w:pStyle w:val="TableHeading"/>
+              <w:widowControl w:val="false"/>
               <w:suppressLineNumbers/>
               <w:bidi w:val="0"/>
               <w:jc w:val="center"/>
@@ -950,13 +935,14 @@
         </w:tc>
         <w:tc>
           <w:tcPr>
-            <w:tcW w:w="2029" w:type="dxa"/>
+            <w:tcW w:w="2030" w:type="dxa"/>
             <w:tcBorders/>
             <w:vAlign w:val="center"/>
           </w:tcPr>
           <w:p>
             <w:pPr>
               <w:pStyle w:val="TableHeading"/>
+              <w:widowControl w:val="false"/>
               <w:suppressLineNumbers/>
               <w:bidi w:val="0"/>
               <w:jc w:val="center"/>
@@ -977,6 +963,7 @@
           <w:p>
             <w:pPr>
               <w:pStyle w:val="TableHeading"/>
+              <w:widowControl w:val="false"/>
               <w:suppressLineNumbers/>
               <w:bidi w:val="0"/>
               <w:jc w:val="center"/>
@@ -990,13 +977,14 @@
         </w:tc>
         <w:tc>
           <w:tcPr>
-            <w:tcW w:w="2271" w:type="dxa"/>
+            <w:tcW w:w="2270" w:type="dxa"/>
             <w:tcBorders/>
             <w:vAlign w:val="center"/>
           </w:tcPr>
           <w:p>
             <w:pPr>
               <w:pStyle w:val="TableHeading"/>
+              <w:widowControl w:val="false"/>
               <w:suppressLineNumbers/>
               <w:bidi w:val="0"/>
               <w:jc w:val="center"/>
@@ -1013,7 +1001,7 @@
         <w:trPr/>
         <w:tc>
           <w:tcPr>
-            <w:tcW w:w="807" w:type="dxa"/>
+            <w:tcW w:w="806" w:type="dxa"/>
             <w:tcBorders/>
             <w:vAlign w:val="center"/>
           </w:tcPr>
@@ -1034,7 +1022,7 @@
         </w:tc>
         <w:tc>
           <w:tcPr>
-            <w:tcW w:w="2029" w:type="dxa"/>
+            <w:tcW w:w="2030" w:type="dxa"/>
             <w:tcBorders/>
             <w:vAlign w:val="center"/>
           </w:tcPr>
@@ -1078,7 +1066,7 @@
         </w:tc>
         <w:tc>
           <w:tcPr>
-            <w:tcW w:w="2271" w:type="dxa"/>
+            <w:tcW w:w="2270" w:type="dxa"/>
             <w:tcBorders/>
             <w:vAlign w:val="center"/>
           </w:tcPr>
@@ -1102,7 +1090,7 @@
         <w:trPr/>
         <w:tc>
           <w:tcPr>
-            <w:tcW w:w="807" w:type="dxa"/>
+            <w:tcW w:w="806" w:type="dxa"/>
             <w:tcBorders/>
             <w:vAlign w:val="center"/>
           </w:tcPr>
@@ -1123,7 +1111,7 @@
         </w:tc>
         <w:tc>
           <w:tcPr>
-            <w:tcW w:w="2029" w:type="dxa"/>
+            <w:tcW w:w="2030" w:type="dxa"/>
             <w:tcBorders/>
             <w:vAlign w:val="center"/>
           </w:tcPr>
@@ -1167,7 +1155,7 @@
         </w:tc>
         <w:tc>
           <w:tcPr>
-            <w:tcW w:w="2271" w:type="dxa"/>
+            <w:tcW w:w="2270" w:type="dxa"/>
             <w:tcBorders/>
             <w:vAlign w:val="center"/>
           </w:tcPr>
@@ -1191,7 +1179,7 @@
         <w:trPr/>
         <w:tc>
           <w:tcPr>
-            <w:tcW w:w="807" w:type="dxa"/>
+            <w:tcW w:w="806" w:type="dxa"/>
             <w:tcBorders/>
             <w:vAlign w:val="center"/>
           </w:tcPr>
@@ -1212,7 +1200,7 @@
         </w:tc>
         <w:tc>
           <w:tcPr>
-            <w:tcW w:w="2029" w:type="dxa"/>
+            <w:tcW w:w="2030" w:type="dxa"/>
             <w:tcBorders/>
             <w:vAlign w:val="center"/>
           </w:tcPr>
@@ -1256,7 +1244,7 @@
         </w:tc>
         <w:tc>
           <w:tcPr>
-            <w:tcW w:w="2271" w:type="dxa"/>
+            <w:tcW w:w="2270" w:type="dxa"/>
             <w:tcBorders/>
             <w:vAlign w:val="center"/>
           </w:tcPr>
@@ -1280,7 +1268,7 @@
         <w:trPr/>
         <w:tc>
           <w:tcPr>
-            <w:tcW w:w="807" w:type="dxa"/>
+            <w:tcW w:w="806" w:type="dxa"/>
             <w:tcBorders/>
             <w:vAlign w:val="center"/>
           </w:tcPr>
@@ -1301,7 +1289,7 @@
         </w:tc>
         <w:tc>
           <w:tcPr>
-            <w:tcW w:w="2029" w:type="dxa"/>
+            <w:tcW w:w="2030" w:type="dxa"/>
             <w:tcBorders/>
             <w:vAlign w:val="center"/>
           </w:tcPr>
@@ -1345,7 +1333,7 @@
         </w:tc>
         <w:tc>
           <w:tcPr>
-            <w:tcW w:w="2271" w:type="dxa"/>
+            <w:tcW w:w="2270" w:type="dxa"/>
             <w:tcBorders/>
             <w:vAlign w:val="center"/>
           </w:tcPr>
@@ -1369,7 +1357,7 @@
         <w:trPr/>
         <w:tc>
           <w:tcPr>
-            <w:tcW w:w="807" w:type="dxa"/>
+            <w:tcW w:w="806" w:type="dxa"/>
             <w:tcBorders/>
             <w:vAlign w:val="center"/>
           </w:tcPr>
@@ -1390,7 +1378,7 @@
         </w:tc>
         <w:tc>
           <w:tcPr>
-            <w:tcW w:w="2029" w:type="dxa"/>
+            <w:tcW w:w="2030" w:type="dxa"/>
             <w:tcBorders/>
             <w:vAlign w:val="center"/>
           </w:tcPr>
@@ -1434,7 +1422,7 @@
         </w:tc>
         <w:tc>
           <w:tcPr>
-            <w:tcW w:w="2271" w:type="dxa"/>
+            <w:tcW w:w="2270" w:type="dxa"/>
             <w:tcBorders/>
             <w:vAlign w:val="center"/>
           </w:tcPr>
@@ -1458,7 +1446,7 @@
         <w:trPr/>
         <w:tc>
           <w:tcPr>
-            <w:tcW w:w="807" w:type="dxa"/>
+            <w:tcW w:w="806" w:type="dxa"/>
             <w:tcBorders/>
             <w:vAlign w:val="center"/>
           </w:tcPr>
@@ -1479,7 +1467,7 @@
         </w:tc>
         <w:tc>
           <w:tcPr>
-            <w:tcW w:w="2029" w:type="dxa"/>
+            <w:tcW w:w="2030" w:type="dxa"/>
             <w:tcBorders/>
             <w:vAlign w:val="center"/>
           </w:tcPr>
@@ -1523,7 +1511,7 @@
         </w:tc>
         <w:tc>
           <w:tcPr>
-            <w:tcW w:w="2271" w:type="dxa"/>
+            <w:tcW w:w="2270" w:type="dxa"/>
             <w:tcBorders/>
             <w:vAlign w:val="center"/>
           </w:tcPr>
@@ -1547,7 +1535,7 @@
         <w:trPr/>
         <w:tc>
           <w:tcPr>
-            <w:tcW w:w="807" w:type="dxa"/>
+            <w:tcW w:w="806" w:type="dxa"/>
             <w:tcBorders/>
             <w:vAlign w:val="center"/>
           </w:tcPr>
@@ -1568,7 +1556,7 @@
         </w:tc>
         <w:tc>
           <w:tcPr>
-            <w:tcW w:w="2029" w:type="dxa"/>
+            <w:tcW w:w="2030" w:type="dxa"/>
             <w:tcBorders/>
             <w:vAlign w:val="center"/>
           </w:tcPr>
@@ -1610,7 +1598,7 @@
         </w:tc>
         <w:tc>
           <w:tcPr>
-            <w:tcW w:w="2271" w:type="dxa"/>
+            <w:tcW w:w="2270" w:type="dxa"/>
             <w:tcBorders/>
             <w:vAlign w:val="center"/>
           </w:tcPr>
@@ -1710,7 +1698,7 @@
       </w:tblPr>
       <w:tblGrid>
         <w:gridCol w:w="1518"/>
-        <w:gridCol w:w="1741"/>
+        <w:gridCol w:w="1740"/>
       </w:tblGrid>
       <w:tr>
         <w:trPr>
@@ -1725,6 +1713,7 @@
           <w:p>
             <w:pPr>
               <w:pStyle w:val="TableHeading"/>
+              <w:widowControl w:val="false"/>
               <w:suppressLineNumbers/>
               <w:bidi w:val="0"/>
               <w:jc w:val="center"/>
@@ -1738,13 +1727,14 @@
         </w:tc>
         <w:tc>
           <w:tcPr>
-            <w:tcW w:w="1741" w:type="dxa"/>
+            <w:tcW w:w="1740" w:type="dxa"/>
             <w:tcBorders/>
             <w:vAlign w:val="center"/>
           </w:tcPr>
           <w:p>
             <w:pPr>
               <w:pStyle w:val="TableHeading"/>
+              <w:widowControl w:val="false"/>
               <w:suppressLineNumbers/>
               <w:bidi w:val="0"/>
               <w:jc w:val="center"/>
@@ -1782,7 +1772,7 @@
         </w:tc>
         <w:tc>
           <w:tcPr>
-            <w:tcW w:w="1741" w:type="dxa"/>
+            <w:tcW w:w="1740" w:type="dxa"/>
             <w:tcBorders/>
             <w:vAlign w:val="center"/>
           </w:tcPr>
@@ -1829,7 +1819,7 @@
         </w:tc>
         <w:tc>
           <w:tcPr>
-            <w:tcW w:w="1741" w:type="dxa"/>
+            <w:tcW w:w="1740" w:type="dxa"/>
             <w:tcBorders/>
             <w:vAlign w:val="center"/>
           </w:tcPr>
@@ -1876,7 +1866,7 @@
         </w:tc>
         <w:tc>
           <w:tcPr>
-            <w:tcW w:w="1741" w:type="dxa"/>
+            <w:tcW w:w="1740" w:type="dxa"/>
             <w:tcBorders/>
             <w:vAlign w:val="center"/>
           </w:tcPr>
@@ -1923,7 +1913,7 @@
         </w:tc>
         <w:tc>
           <w:tcPr>
-            <w:tcW w:w="1741" w:type="dxa"/>
+            <w:tcW w:w="1740" w:type="dxa"/>
             <w:tcBorders/>
             <w:vAlign w:val="center"/>
           </w:tcPr>
@@ -1970,7 +1960,7 @@
         </w:tc>
         <w:tc>
           <w:tcPr>
-            <w:tcW w:w="1741" w:type="dxa"/>
+            <w:tcW w:w="1740" w:type="dxa"/>
             <w:tcBorders/>
             <w:vAlign w:val="center"/>
           </w:tcPr>
@@ -2017,7 +2007,7 @@
         </w:tc>
         <w:tc>
           <w:tcPr>
-            <w:tcW w:w="1741" w:type="dxa"/>
+            <w:tcW w:w="1740" w:type="dxa"/>
             <w:tcBorders/>
             <w:vAlign w:val="center"/>
           </w:tcPr>
@@ -2064,7 +2054,7 @@
         </w:tc>
         <w:tc>
           <w:tcPr>
-            <w:tcW w:w="1741" w:type="dxa"/>
+            <w:tcW w:w="1740" w:type="dxa"/>
             <w:tcBorders/>
             <w:vAlign w:val="center"/>
           </w:tcPr>
@@ -2111,7 +2101,7 @@
         </w:tc>
         <w:tc>
           <w:tcPr>
-            <w:tcW w:w="1741" w:type="dxa"/>
+            <w:tcW w:w="1740" w:type="dxa"/>
             <w:tcBorders/>
             <w:vAlign w:val="center"/>
           </w:tcPr>
@@ -2161,7 +2151,7 @@
         </w:tblCellMar>
       </w:tblPr>
       <w:tblGrid>
-        <w:gridCol w:w="1123"/>
+        <w:gridCol w:w="1122"/>
         <w:gridCol w:w="2329"/>
       </w:tblGrid>
       <w:tr>
@@ -2170,13 +2160,14 @@
         </w:trPr>
         <w:tc>
           <w:tcPr>
-            <w:tcW w:w="1123" w:type="dxa"/>
+            <w:tcW w:w="1122" w:type="dxa"/>
             <w:tcBorders/>
             <w:vAlign w:val="center"/>
           </w:tcPr>
           <w:p>
             <w:pPr>
               <w:pStyle w:val="TableHeading"/>
+              <w:widowControl w:val="false"/>
               <w:suppressLineNumbers/>
               <w:bidi w:val="0"/>
               <w:jc w:val="center"/>
@@ -2197,6 +2188,7 @@
           <w:p>
             <w:pPr>
               <w:pStyle w:val="TableHeading"/>
+              <w:widowControl w:val="false"/>
               <w:suppressLineNumbers/>
               <w:bidi w:val="0"/>
               <w:jc w:val="center"/>
@@ -2213,7 +2205,7 @@
         <w:trPr/>
         <w:tc>
           <w:tcPr>
-            <w:tcW w:w="1123" w:type="dxa"/>
+            <w:tcW w:w="1122" w:type="dxa"/>
             <w:tcBorders/>
             <w:vAlign w:val="center"/>
           </w:tcPr>
@@ -2260,7 +2252,7 @@
         <w:trPr/>
         <w:tc>
           <w:tcPr>
-            <w:tcW w:w="1123" w:type="dxa"/>
+            <w:tcW w:w="1122" w:type="dxa"/>
             <w:tcBorders/>
             <w:vAlign w:val="center"/>
           </w:tcPr>
@@ -2402,6 +2394,7 @@
           <w:pgNumType w:fmt="decimal"/>
           <w:formProt w:val="false"/>
           <w:textDirection w:val="lrTb"/>
+          <w:docGrid w:type="default" w:linePitch="100" w:charSpace="0"/>
         </w:sectPr>
       </w:pPr>
     </w:p>
@@ -2428,6 +2421,7 @@
           <w:pgMar w:left="1134" w:right="1134" w:gutter="0" w:header="0" w:top="1134" w:footer="0" w:bottom="1134"/>
           <w:formProt w:val="false"/>
           <w:textDirection w:val="lrTb"/>
+          <w:docGrid w:type="default" w:linePitch="100" w:charSpace="0"/>
         </w:sectPr>
       </w:pPr>
     </w:p>
@@ -2490,7 +2484,6 @@
           <w:numId w:val="2"/>
         </w:numPr>
         <w:tabs>
-          <w:tab w:val="clear" w:pos="709"/>
           <w:tab w:val="left" w:pos="709" w:leader="none"/>
         </w:tabs>
         <w:bidi w:val="0"/>
@@ -2512,7 +2505,6 @@
           <w:numId w:val="2"/>
         </w:numPr>
         <w:tabs>
-          <w:tab w:val="clear" w:pos="709"/>
           <w:tab w:val="left" w:pos="709" w:leader="none"/>
         </w:tabs>
         <w:bidi w:val="0"/>
@@ -2534,7 +2526,6 @@
           <w:numId w:val="2"/>
         </w:numPr>
         <w:tabs>
-          <w:tab w:val="clear" w:pos="709"/>
           <w:tab w:val="left" w:pos="709" w:leader="none"/>
         </w:tabs>
         <w:bidi w:val="0"/>
@@ -2556,7 +2547,6 @@
           <w:numId w:val="2"/>
         </w:numPr>
         <w:tabs>
-          <w:tab w:val="clear" w:pos="709"/>
           <w:tab w:val="left" w:pos="709" w:leader="none"/>
         </w:tabs>
         <w:bidi w:val="0"/>
@@ -2578,7 +2568,6 @@
           <w:numId w:val="2"/>
         </w:numPr>
         <w:tabs>
-          <w:tab w:val="clear" w:pos="709"/>
           <w:tab w:val="left" w:pos="709" w:leader="none"/>
         </w:tabs>
         <w:bidi w:val="0"/>
@@ -2652,35 +2641,6 @@
       <w:r>
         <w:rPr/>
         <w:t>The network uses:</w:t>
-      </w:r>
-    </w:p>
-    <w:p>
-      <w:pPr>
-        <w:sectPr>
-          <w:type w:val="continuous"/>
-          <w:pgSz w:w="12240" w:h="15840"/>
-          <w:pgMar w:left="1134" w:right="1134" w:gutter="0" w:header="0" w:top="1134" w:footer="0" w:bottom="1134"/>
-          <w:pgNumType w:fmt="decimal"/>
-          <w:formProt w:val="false"/>
-          <w:textDirection w:val="lrTb"/>
-        </w:sectPr>
-      </w:pPr>
-    </w:p>
-    <w:p>
-      <w:pPr>
-        <w:pStyle w:val="PreformattedText"/>
-        <w:bidi w:val="0"/>
-        <w:spacing w:before="0" w:after="283"/>
-        <w:jc w:val="left"/>
-        <w:rPr/>
-      </w:pPr>
-      <w:bookmarkStart w:id="0" w:name="code-block-viewer"/>
-      <w:bookmarkEnd w:id="0"/>
-      <w:r>
-        <w:rPr>
-          <w:rStyle w:val="SourceText"/>
-        </w:rPr>
-        <w:t>Rapid-PVST</w:t>
       </w:r>
     </w:p>
     <w:p>
@@ -2691,306 +2651,25 @@
           <w:pgMar w:left="1134" w:right="1134" w:gutter="0" w:header="0" w:top="1134" w:footer="0" w:bottom="1134"/>
           <w:formProt w:val="false"/>
           <w:textDirection w:val="lrTb"/>
+          <w:docGrid w:type="default" w:linePitch="100" w:charSpace="0"/>
         </w:sectPr>
       </w:pPr>
     </w:p>
     <w:p>
       <w:pPr>
-        <w:pStyle w:val="TextBody"/>
-        <w:bidi w:val="0"/>
-        <w:spacing w:lineRule="auto" w:line="276" w:before="0" w:after="140"/>
-        <w:jc w:val="left"/>
-        <w:rPr/>
-      </w:pPr>
-      <w:r>
-        <w:rPr/>
-        <w:t>STP root responsibilities are distributed between the two distribution switches.</w:t>
-      </w:r>
-    </w:p>
-    <w:p>
-      <w:pPr>
-        <w:pStyle w:val="TextBody"/>
-        <w:bidi w:val="0"/>
-        <w:spacing w:lineRule="auto" w:line="276" w:before="0" w:after="140"/>
-        <w:jc w:val="left"/>
-        <w:rPr/>
-      </w:pPr>
-      <w:r>
-        <w:rPr>
-          <w:rStyle w:val="StrongEmphasis"/>
-        </w:rPr>
-        <w:t>DIST1</w:t>
-      </w:r>
-      <w:r>
-        <w:rPr/>
-        <w:t xml:space="preserve"> is preferred root for selected VLANs, while </w:t>
-      </w:r>
-      <w:r>
-        <w:rPr>
-          <w:rStyle w:val="StrongEmphasis"/>
-        </w:rPr>
-        <w:t>DIST2</w:t>
-      </w:r>
-      <w:r>
-        <w:rPr/>
-        <w:t xml:space="preserve"> is preferred root for other VLANs.</w:t>
-      </w:r>
-    </w:p>
-    <w:p>
-      <w:pPr>
-        <w:pStyle w:val="TextBody"/>
-        <w:bidi w:val="0"/>
-        <w:spacing w:lineRule="auto" w:line="276" w:before="0" w:after="140"/>
-        <w:jc w:val="left"/>
-        <w:rPr/>
-      </w:pPr>
-      <w:r>
-        <w:rPr/>
-        <w:t>This provides better traffic distribution instead of forcing all VLANs through one distribution switch.</w:t>
-      </w:r>
-    </w:p>
-    <w:p>
-      <w:pPr>
-        <w:pStyle w:val="TextBody"/>
-        <w:bidi w:val="0"/>
-        <w:spacing w:lineRule="auto" w:line="276" w:before="0" w:after="140"/>
-        <w:jc w:val="left"/>
-        <w:rPr/>
-      </w:pPr>
-      <w:r>
-        <w:rPr/>
-        <w:t>Additional STP protections implemented include:</w:t>
-      </w:r>
-    </w:p>
-    <w:p>
-      <w:pPr>
-        <w:pStyle w:val="TextBody"/>
-        <w:numPr>
-          <w:ilvl w:val="0"/>
-          <w:numId w:val="3"/>
-        </w:numPr>
-        <w:tabs>
-          <w:tab w:val="clear" w:pos="709"/>
-          <w:tab w:val="left" w:pos="709" w:leader="none"/>
-        </w:tabs>
-        <w:bidi w:val="0"/>
-        <w:spacing w:before="0" w:after="0"/>
-        <w:ind w:left="709" w:hanging="283"/>
-        <w:jc w:val="left"/>
-        <w:rPr/>
-      </w:pPr>
-      <w:r>
-        <w:rPr/>
-        <w:t xml:space="preserve">PortFast </w:t>
-      </w:r>
-    </w:p>
-    <w:p>
-      <w:pPr>
-        <w:pStyle w:val="TextBody"/>
-        <w:numPr>
-          <w:ilvl w:val="0"/>
-          <w:numId w:val="3"/>
-        </w:numPr>
-        <w:tabs>
-          <w:tab w:val="clear" w:pos="709"/>
-          <w:tab w:val="left" w:pos="709" w:leader="none"/>
-        </w:tabs>
-        <w:bidi w:val="0"/>
-        <w:spacing w:before="0" w:after="0"/>
-        <w:ind w:left="709" w:hanging="283"/>
-        <w:jc w:val="left"/>
-        <w:rPr/>
-      </w:pPr>
-      <w:r>
-        <w:rPr/>
-        <w:t xml:space="preserve">BPDU Guard </w:t>
-      </w:r>
-    </w:p>
-    <w:p>
-      <w:pPr>
-        <w:pStyle w:val="TextBody"/>
-        <w:numPr>
-          <w:ilvl w:val="0"/>
-          <w:numId w:val="3"/>
-        </w:numPr>
-        <w:tabs>
-          <w:tab w:val="clear" w:pos="709"/>
-          <w:tab w:val="left" w:pos="709" w:leader="none"/>
-        </w:tabs>
-        <w:bidi w:val="0"/>
-        <w:spacing w:before="0" w:after="0"/>
-        <w:ind w:left="709" w:hanging="283"/>
-        <w:jc w:val="left"/>
-        <w:rPr/>
-      </w:pPr>
-      <w:r>
-        <w:rPr/>
-        <w:t xml:space="preserve">Root Guard </w:t>
-      </w:r>
-    </w:p>
-    <w:p>
-      <w:pPr>
-        <w:pStyle w:val="TextBody"/>
-        <w:numPr>
-          <w:ilvl w:val="0"/>
-          <w:numId w:val="3"/>
-        </w:numPr>
-        <w:tabs>
-          <w:tab w:val="clear" w:pos="709"/>
-          <w:tab w:val="left" w:pos="709" w:leader="none"/>
-        </w:tabs>
-        <w:bidi w:val="0"/>
-        <w:ind w:left="709" w:hanging="283"/>
-        <w:jc w:val="left"/>
-        <w:rPr/>
-      </w:pPr>
-      <w:r>
-        <w:rPr/>
-        <w:t xml:space="preserve">Loop Guard </w:t>
-      </w:r>
-    </w:p>
-    <w:p>
-      <w:pPr>
-        <w:pStyle w:val="TextBody"/>
-        <w:bidi w:val="0"/>
-        <w:jc w:val="left"/>
-        <w:rPr/>
-      </w:pPr>
-      <w:r>
-        <w:rPr/>
-        <w:t>These protect against accidental loops, unauthorized switches, and unexpected BPDUs.</w:t>
-      </w:r>
-    </w:p>
-    <w:p>
-      <w:pPr>
-        <w:pStyle w:val="HorizontalLine"/>
-        <w:suppressLineNumbers/>
-        <w:pBdr>
-          <w:bottom w:val="double" w:sz="2" w:space="0" w:color="808080"/>
-        </w:pBdr>
+        <w:pStyle w:val="PreformattedText"/>
         <w:bidi w:val="0"/>
         <w:spacing w:before="0" w:after="283"/>
         <w:jc w:val="left"/>
         <w:rPr/>
       </w:pPr>
-      <w:r>
-        <w:rPr/>
-      </w:r>
-    </w:p>
-    <w:p>
-      <w:pPr>
-        <w:pStyle w:val="Heading1"/>
-        <w:bidi w:val="0"/>
-        <w:jc w:val="left"/>
-        <w:rPr/>
-      </w:pPr>
-      <w:r>
-        <w:rPr/>
-        <w:t>7. First-Hop Redundancy</w:t>
-      </w:r>
-    </w:p>
-    <w:p>
-      <w:pPr>
-        <w:pStyle w:val="TextBody"/>
-        <w:bidi w:val="0"/>
-        <w:spacing w:lineRule="auto" w:line="276" w:before="0" w:after="140"/>
-        <w:jc w:val="left"/>
-        <w:rPr/>
-      </w:pPr>
-      <w:r>
-        <w:rPr>
-          <w:rStyle w:val="StrongEmphasis"/>
-        </w:rPr>
-        <w:t>HSRP</w:t>
-      </w:r>
-      <w:r>
-        <w:rPr/>
-        <w:t xml:space="preserve"> is implemented between DIST1 and DIST2.</w:t>
-      </w:r>
-    </w:p>
-    <w:p>
-      <w:pPr>
-        <w:pStyle w:val="TextBody"/>
-        <w:bidi w:val="0"/>
-        <w:spacing w:lineRule="auto" w:line="276" w:before="0" w:after="140"/>
-        <w:jc w:val="left"/>
-        <w:rPr/>
-      </w:pPr>
-      <w:r>
-        <w:rPr/>
-        <w:t>The distribution switches provide redundant default gateways for the VLANs.</w:t>
-      </w:r>
-    </w:p>
-    <w:p>
-      <w:pPr>
-        <w:pStyle w:val="TextBody"/>
-        <w:bidi w:val="0"/>
-        <w:spacing w:lineRule="auto" w:line="276" w:before="0" w:after="140"/>
-        <w:jc w:val="left"/>
-        <w:rPr/>
-      </w:pPr>
-      <w:r>
-        <w:rPr/>
-        <w:t>The HSRP model uses:</w:t>
-      </w:r>
-    </w:p>
-    <w:p>
-      <w:pPr>
-        <w:sectPr>
-          <w:type w:val="continuous"/>
-          <w:pgSz w:w="12240" w:h="15840"/>
-          <w:pgMar w:left="1134" w:right="1134" w:gutter="0" w:header="0" w:top="1134" w:footer="0" w:bottom="1134"/>
-          <w:pgNumType w:fmt="decimal"/>
-          <w:formProt w:val="false"/>
-          <w:textDirection w:val="lrTb"/>
-        </w:sectPr>
-      </w:pPr>
-    </w:p>
-    <w:p>
-      <w:pPr>
-        <w:pStyle w:val="PreformattedText"/>
-        <w:bidi w:val="0"/>
-        <w:spacing w:before="0" w:after="0"/>
-        <w:jc w:val="left"/>
-        <w:rPr/>
-      </w:pPr>
-      <w:bookmarkStart w:id="1" w:name="code-block-viewer1"/>
-      <w:bookmarkEnd w:id="1"/>
+      <w:bookmarkStart w:id="0" w:name="code-block-viewer"/>
+      <w:bookmarkEnd w:id="0"/>
       <w:r>
         <w:rPr>
           <w:rStyle w:val="SourceText"/>
         </w:rPr>
-        <w:t>Virtual Gateway: .1</w:t>
-      </w:r>
-    </w:p>
-    <w:p>
-      <w:pPr>
-        <w:pStyle w:val="PreformattedText"/>
-        <w:bidi w:val="0"/>
-        <w:spacing w:before="0" w:after="0"/>
-        <w:jc w:val="left"/>
-        <w:rPr/>
-      </w:pPr>
-      <w:r>
-        <w:rPr>
-          <w:rStyle w:val="SourceText"/>
-        </w:rPr>
-        <w:t>DIST1:           .2</w:t>
-      </w:r>
-    </w:p>
-    <w:p>
-      <w:pPr>
-        <w:pStyle w:val="PreformattedText"/>
-        <w:bidi w:val="0"/>
-        <w:spacing w:before="0" w:after="283"/>
-        <w:jc w:val="left"/>
-        <w:rPr/>
-      </w:pPr>
-      <w:r>
-        <w:rPr>
-          <w:rStyle w:val="SourceText"/>
-        </w:rPr>
-        <w:t>DIST2:           .3</w:t>
+        <w:t>Rapid-PVST</w:t>
       </w:r>
     </w:p>
     <w:p>
@@ -3001,6 +2680,7 @@
           <w:pgMar w:left="1134" w:right="1134" w:gutter="0" w:header="0" w:top="1134" w:footer="0" w:bottom="1134"/>
           <w:formProt w:val="false"/>
           <w:textDirection w:val="lrTb"/>
+          <w:docGrid w:type="default" w:linePitch="100" w:charSpace="0"/>
         </w:sectPr>
       </w:pPr>
     </w:p>
@@ -3014,81 +2694,230 @@
       </w:pPr>
       <w:r>
         <w:rPr/>
-        <w:t>For example:</w:t>
-      </w:r>
-    </w:p>
-    <w:p>
-      <w:pPr>
-        <w:sectPr>
-          <w:type w:val="continuous"/>
-          <w:pgSz w:w="12240" w:h="15840"/>
-          <w:pgMar w:left="1134" w:right="1134" w:gutter="0" w:header="0" w:top="1134" w:footer="0" w:bottom="1134"/>
-          <w:pgNumType w:fmt="decimal"/>
-          <w:formProt w:val="false"/>
-          <w:textDirection w:val="lrTb"/>
-        </w:sectPr>
-      </w:pPr>
-    </w:p>
-    <w:p>
-      <w:pPr>
-        <w:pStyle w:val="PreformattedText"/>
-        <w:bidi w:val="0"/>
-        <w:spacing w:before="0" w:after="0"/>
-        <w:jc w:val="left"/>
-        <w:rPr/>
-      </w:pPr>
-      <w:bookmarkStart w:id="2" w:name="code-block-viewer2"/>
-      <w:bookmarkEnd w:id="2"/>
-      <w:r>
-        <w:rPr>
-          <w:rStyle w:val="SourceText"/>
-        </w:rPr>
-        <w:t>VLAN 10</w:t>
-      </w:r>
-    </w:p>
-    <w:p>
-      <w:pPr>
-        <w:pStyle w:val="PreformattedText"/>
-        <w:bidi w:val="0"/>
-        <w:spacing w:before="0" w:after="0"/>
-        <w:jc w:val="left"/>
-        <w:rPr/>
-      </w:pPr>
-      <w:r>
-        <w:rPr>
-          <w:rStyle w:val="SourceText"/>
-        </w:rPr>
-        <w:t>Virtual Gateway → 10.10.10.1</w:t>
-      </w:r>
-    </w:p>
-    <w:p>
-      <w:pPr>
-        <w:pStyle w:val="PreformattedText"/>
-        <w:bidi w:val="0"/>
-        <w:spacing w:before="0" w:after="0"/>
-        <w:jc w:val="left"/>
-        <w:rPr/>
-      </w:pPr>
-      <w:r>
-        <w:rPr>
-          <w:rStyle w:val="SourceText"/>
-        </w:rPr>
-        <w:t>DIST1            → 10.10.10.2</w:t>
-      </w:r>
-    </w:p>
-    <w:p>
-      <w:pPr>
-        <w:pStyle w:val="PreformattedText"/>
+        <w:t>STP root responsibilities are distributed between the two distribution switches.</w:t>
+      </w:r>
+    </w:p>
+    <w:p>
+      <w:pPr>
+        <w:pStyle w:val="TextBody"/>
+        <w:bidi w:val="0"/>
+        <w:spacing w:lineRule="auto" w:line="276" w:before="0" w:after="140"/>
+        <w:jc w:val="left"/>
+        <w:rPr/>
+      </w:pPr>
+      <w:r>
+        <w:rPr>
+          <w:rStyle w:val="StrongEmphasis"/>
+        </w:rPr>
+        <w:t>DIST1</w:t>
+      </w:r>
+      <w:r>
+        <w:rPr/>
+        <w:t xml:space="preserve"> is preferred root for selected VLANs, while </w:t>
+      </w:r>
+      <w:r>
+        <w:rPr>
+          <w:rStyle w:val="StrongEmphasis"/>
+        </w:rPr>
+        <w:t>DIST2</w:t>
+      </w:r>
+      <w:r>
+        <w:rPr/>
+        <w:t xml:space="preserve"> is preferred root for other VLANs.</w:t>
+      </w:r>
+    </w:p>
+    <w:p>
+      <w:pPr>
+        <w:pStyle w:val="TextBody"/>
+        <w:bidi w:val="0"/>
+        <w:spacing w:lineRule="auto" w:line="276" w:before="0" w:after="140"/>
+        <w:jc w:val="left"/>
+        <w:rPr/>
+      </w:pPr>
+      <w:r>
+        <w:rPr/>
+        <w:t>This provides better traffic distribution instead of forcing all VLANs through one distribution switch.</w:t>
+      </w:r>
+    </w:p>
+    <w:p>
+      <w:pPr>
+        <w:pStyle w:val="TextBody"/>
+        <w:bidi w:val="0"/>
+        <w:spacing w:lineRule="auto" w:line="276" w:before="0" w:after="140"/>
+        <w:jc w:val="left"/>
+        <w:rPr/>
+      </w:pPr>
+      <w:r>
+        <w:rPr/>
+        <w:t>Additional STP protections implemented include:</w:t>
+      </w:r>
+    </w:p>
+    <w:p>
+      <w:pPr>
+        <w:pStyle w:val="TextBody"/>
+        <w:numPr>
+          <w:ilvl w:val="0"/>
+          <w:numId w:val="3"/>
+        </w:numPr>
+        <w:tabs>
+          <w:tab w:val="left" w:pos="709" w:leader="none"/>
+        </w:tabs>
+        <w:bidi w:val="0"/>
+        <w:spacing w:before="0" w:after="0"/>
+        <w:ind w:left="709" w:hanging="283"/>
+        <w:jc w:val="left"/>
+        <w:rPr/>
+      </w:pPr>
+      <w:r>
+        <w:rPr/>
+        <w:t xml:space="preserve">PortFast </w:t>
+      </w:r>
+    </w:p>
+    <w:p>
+      <w:pPr>
+        <w:pStyle w:val="TextBody"/>
+        <w:numPr>
+          <w:ilvl w:val="0"/>
+          <w:numId w:val="3"/>
+        </w:numPr>
+        <w:tabs>
+          <w:tab w:val="left" w:pos="709" w:leader="none"/>
+        </w:tabs>
+        <w:bidi w:val="0"/>
+        <w:spacing w:before="0" w:after="0"/>
+        <w:ind w:left="709" w:hanging="283"/>
+        <w:jc w:val="left"/>
+        <w:rPr/>
+      </w:pPr>
+      <w:r>
+        <w:rPr/>
+        <w:t xml:space="preserve">BPDU Guard </w:t>
+      </w:r>
+    </w:p>
+    <w:p>
+      <w:pPr>
+        <w:pStyle w:val="TextBody"/>
+        <w:numPr>
+          <w:ilvl w:val="0"/>
+          <w:numId w:val="3"/>
+        </w:numPr>
+        <w:tabs>
+          <w:tab w:val="left" w:pos="709" w:leader="none"/>
+        </w:tabs>
+        <w:bidi w:val="0"/>
+        <w:spacing w:before="0" w:after="0"/>
+        <w:ind w:left="709" w:hanging="283"/>
+        <w:jc w:val="left"/>
+        <w:rPr/>
+      </w:pPr>
+      <w:r>
+        <w:rPr/>
+        <w:t xml:space="preserve">Root Guard </w:t>
+      </w:r>
+    </w:p>
+    <w:p>
+      <w:pPr>
+        <w:pStyle w:val="TextBody"/>
+        <w:numPr>
+          <w:ilvl w:val="0"/>
+          <w:numId w:val="3"/>
+        </w:numPr>
+        <w:tabs>
+          <w:tab w:val="left" w:pos="709" w:leader="none"/>
+        </w:tabs>
+        <w:bidi w:val="0"/>
+        <w:ind w:left="709" w:hanging="283"/>
+        <w:jc w:val="left"/>
+        <w:rPr/>
+      </w:pPr>
+      <w:r>
+        <w:rPr/>
+        <w:t xml:space="preserve">Loop Guard </w:t>
+      </w:r>
+    </w:p>
+    <w:p>
+      <w:pPr>
+        <w:pStyle w:val="TextBody"/>
+        <w:bidi w:val="0"/>
+        <w:jc w:val="left"/>
+        <w:rPr/>
+      </w:pPr>
+      <w:r>
+        <w:rPr/>
+        <w:t>These protect against accidental loops, unauthorized switches, and unexpected BPDUs.</w:t>
+      </w:r>
+    </w:p>
+    <w:p>
+      <w:pPr>
+        <w:pStyle w:val="HorizontalLine"/>
+        <w:suppressLineNumbers/>
+        <w:pBdr>
+          <w:bottom w:val="double" w:sz="2" w:space="0" w:color="808080"/>
+        </w:pBdr>
         <w:bidi w:val="0"/>
         <w:spacing w:before="0" w:after="283"/>
         <w:jc w:val="left"/>
         <w:rPr/>
       </w:pPr>
       <w:r>
-        <w:rPr>
-          <w:rStyle w:val="SourceText"/>
-        </w:rPr>
-        <w:t>DIST2            → 10.10.10.3</w:t>
+        <w:rPr/>
+      </w:r>
+    </w:p>
+    <w:p>
+      <w:pPr>
+        <w:pStyle w:val="Heading1"/>
+        <w:bidi w:val="0"/>
+        <w:jc w:val="left"/>
+        <w:rPr/>
+      </w:pPr>
+      <w:r>
+        <w:rPr/>
+        <w:t>7. First-Hop Redundancy</w:t>
+      </w:r>
+    </w:p>
+    <w:p>
+      <w:pPr>
+        <w:pStyle w:val="TextBody"/>
+        <w:bidi w:val="0"/>
+        <w:spacing w:lineRule="auto" w:line="276" w:before="0" w:after="140"/>
+        <w:jc w:val="left"/>
+        <w:rPr/>
+      </w:pPr>
+      <w:r>
+        <w:rPr>
+          <w:rStyle w:val="StrongEmphasis"/>
+        </w:rPr>
+        <w:t>HSRP</w:t>
+      </w:r>
+      <w:r>
+        <w:rPr/>
+        <w:t xml:space="preserve"> is implemented between DIST1 and DIST2.</w:t>
+      </w:r>
+    </w:p>
+    <w:p>
+      <w:pPr>
+        <w:pStyle w:val="TextBody"/>
+        <w:bidi w:val="0"/>
+        <w:spacing w:lineRule="auto" w:line="276" w:before="0" w:after="140"/>
+        <w:jc w:val="left"/>
+        <w:rPr/>
+      </w:pPr>
+      <w:r>
+        <w:rPr/>
+        <w:t>The distribution switches provide redundant default gateways for the VLANs.</w:t>
+      </w:r>
+    </w:p>
+    <w:p>
+      <w:pPr>
+        <w:pStyle w:val="TextBody"/>
+        <w:bidi w:val="0"/>
+        <w:spacing w:lineRule="auto" w:line="276" w:before="0" w:after="140"/>
+        <w:jc w:val="left"/>
+        <w:rPr/>
+      </w:pPr>
+      <w:r>
+        <w:rPr/>
+        <w:t>The HSRP model uses:</w:t>
       </w:r>
     </w:p>
     <w:p>
@@ -3099,181 +2928,55 @@
           <w:pgMar w:left="1134" w:right="1134" w:gutter="0" w:header="0" w:top="1134" w:footer="0" w:bottom="1134"/>
           <w:formProt w:val="false"/>
           <w:textDirection w:val="lrTb"/>
+          <w:docGrid w:type="default" w:linePitch="100" w:charSpace="0"/>
         </w:sectPr>
       </w:pPr>
     </w:p>
     <w:p>
       <w:pPr>
-        <w:pStyle w:val="TextBody"/>
-        <w:bidi w:val="0"/>
-        <w:spacing w:lineRule="auto" w:line="276" w:before="0" w:after="140"/>
-        <w:jc w:val="left"/>
-        <w:rPr/>
-      </w:pPr>
-      <w:r>
-        <w:rPr/>
-        <w:t>If the active HSRP distribution switch becomes unavailable, the standby switch can take over the virtual gateway.</w:t>
-      </w:r>
-    </w:p>
-    <w:p>
-      <w:pPr>
-        <w:pStyle w:val="HorizontalLine"/>
-        <w:suppressLineNumbers/>
-        <w:pBdr>
-          <w:bottom w:val="double" w:sz="2" w:space="0" w:color="808080"/>
-        </w:pBdr>
+        <w:pStyle w:val="PreformattedText"/>
+        <w:bidi w:val="0"/>
+        <w:spacing w:before="0" w:after="0"/>
+        <w:jc w:val="left"/>
+        <w:rPr/>
+      </w:pPr>
+      <w:bookmarkStart w:id="1" w:name="code-block-viewer1"/>
+      <w:bookmarkEnd w:id="1"/>
+      <w:r>
+        <w:rPr>
+          <w:rStyle w:val="SourceText"/>
+        </w:rPr>
+        <w:t>Virtual Gateway: .1</w:t>
+      </w:r>
+    </w:p>
+    <w:p>
+      <w:pPr>
+        <w:pStyle w:val="PreformattedText"/>
+        <w:bidi w:val="0"/>
+        <w:spacing w:before="0" w:after="0"/>
+        <w:jc w:val="left"/>
+        <w:rPr/>
+      </w:pPr>
+      <w:r>
+        <w:rPr>
+          <w:rStyle w:val="SourceText"/>
+        </w:rPr>
+        <w:t>DIST1:           .2</w:t>
+      </w:r>
+    </w:p>
+    <w:p>
+      <w:pPr>
+        <w:pStyle w:val="PreformattedText"/>
         <w:bidi w:val="0"/>
         <w:spacing w:before="0" w:after="283"/>
         <w:jc w:val="left"/>
         <w:rPr/>
       </w:pPr>
       <w:r>
-        <w:rPr/>
-      </w:r>
-    </w:p>
-    <w:p>
-      <w:pPr>
-        <w:pStyle w:val="Heading1"/>
-        <w:bidi w:val="0"/>
-        <w:jc w:val="left"/>
-        <w:rPr/>
-      </w:pPr>
-      <w:r>
-        <w:rPr/>
-        <w:t>8. Layer 3 Routing</w:t>
-      </w:r>
-    </w:p>
-    <w:p>
-      <w:pPr>
-        <w:pStyle w:val="Heading3"/>
-        <w:bidi w:val="0"/>
-        <w:jc w:val="left"/>
-        <w:rPr/>
-      </w:pPr>
-      <w:r>
-        <w:rPr/>
-        <w:t>OSPF</w:t>
-      </w:r>
-    </w:p>
-    <w:p>
-      <w:pPr>
-        <w:pStyle w:val="TextBody"/>
-        <w:bidi w:val="0"/>
-        <w:spacing w:lineRule="auto" w:line="276" w:before="0" w:after="140"/>
-        <w:jc w:val="left"/>
-        <w:rPr/>
-      </w:pPr>
-      <w:r>
-        <w:rPr>
-          <w:rStyle w:val="StrongEmphasis"/>
-        </w:rPr>
-        <w:t>OSPF Area 0</w:t>
-      </w:r>
-      <w:r>
-        <w:rPr/>
-        <w:t xml:space="preserve"> is used as the internal dynamic routing protocol.</w:t>
-      </w:r>
-    </w:p>
-    <w:p>
-      <w:pPr>
-        <w:pStyle w:val="TextBody"/>
-        <w:bidi w:val="0"/>
-        <w:spacing w:lineRule="auto" w:line="276" w:before="0" w:after="140"/>
-        <w:jc w:val="left"/>
-        <w:rPr/>
-      </w:pPr>
-      <w:r>
-        <w:rPr/>
-        <w:t>Routing relationships exist between:</w:t>
-      </w:r>
-    </w:p>
-    <w:p>
-      <w:pPr>
-        <w:sectPr>
-          <w:type w:val="continuous"/>
-          <w:pgSz w:w="12240" w:h="15840"/>
-          <w:pgMar w:left="1134" w:right="1134" w:gutter="0" w:header="0" w:top="1134" w:footer="0" w:bottom="1134"/>
-          <w:pgNumType w:fmt="decimal"/>
-          <w:formProt w:val="false"/>
-          <w:textDirection w:val="lrTb"/>
-        </w:sectPr>
-      </w:pPr>
-    </w:p>
-    <w:p>
-      <w:pPr>
-        <w:pStyle w:val="PreformattedText"/>
-        <w:bidi w:val="0"/>
-        <w:spacing w:before="0" w:after="0"/>
-        <w:jc w:val="left"/>
-        <w:rPr/>
-      </w:pPr>
-      <w:bookmarkStart w:id="3" w:name="code-block-viewer3"/>
-      <w:bookmarkEnd w:id="3"/>
-      <w:r>
         <w:rPr>
           <w:rStyle w:val="SourceText"/>
         </w:rPr>
-        <w:t>EDGE-R1</w:t>
-      </w:r>
-    </w:p>
-    <w:p>
-      <w:pPr>
-        <w:pStyle w:val="PreformattedText"/>
-        <w:bidi w:val="0"/>
-        <w:spacing w:before="0" w:after="0"/>
-        <w:jc w:val="left"/>
-        <w:rPr/>
-      </w:pPr>
-      <w:r>
-        <w:rPr>
-          <w:rStyle w:val="SourceText"/>
-        </w:rPr>
-        <w:t xml:space="preserve">   ↓</w:t>
-      </w:r>
-    </w:p>
-    <w:p>
-      <w:pPr>
-        <w:pStyle w:val="PreformattedText"/>
-        <w:bidi w:val="0"/>
-        <w:spacing w:before="0" w:after="0"/>
-        <w:jc w:val="left"/>
-        <w:rPr/>
-      </w:pPr>
-      <w:r>
-        <w:rPr>
-          <w:rStyle w:val="SourceText"/>
-        </w:rPr>
-        <w:t>CORE-R1</w:t>
-      </w:r>
-    </w:p>
-    <w:p>
-      <w:pPr>
-        <w:pStyle w:val="PreformattedText"/>
-        <w:bidi w:val="0"/>
-        <w:spacing w:before="0" w:after="0"/>
-        <w:jc w:val="left"/>
-        <w:rPr/>
-      </w:pPr>
-      <w:r>
-        <w:rPr>
-          <w:rStyle w:val="SourceText"/>
-        </w:rPr>
-        <w:t xml:space="preserve">   ↓</w:t>
-      </w:r>
-    </w:p>
-    <w:p>
-      <w:pPr>
-        <w:pStyle w:val="PreformattedText"/>
-        <w:bidi w:val="0"/>
-        <w:spacing w:before="0" w:after="283"/>
-        <w:jc w:val="left"/>
-        <w:rPr/>
-      </w:pPr>
-      <w:r>
-        <w:rPr>
-          <w:rStyle w:val="SourceText"/>
-        </w:rPr>
-        <w:t>DIST1 / DIST2</w:t>
+        <w:t>DIST2:           .3</w:t>
       </w:r>
     </w:p>
     <w:p>
@@ -3284,6 +2987,7 @@
           <w:pgMar w:left="1134" w:right="1134" w:gutter="0" w:header="0" w:top="1134" w:footer="0" w:bottom="1134"/>
           <w:formProt w:val="false"/>
           <w:textDirection w:val="lrTb"/>
+          <w:docGrid w:type="default" w:linePitch="100" w:charSpace="0"/>
         </w:sectPr>
       </w:pPr>
     </w:p>
@@ -3297,250 +3001,7 @@
       </w:pPr>
       <w:r>
         <w:rPr/>
-        <w:t>OSPF provides dynamic route exchange and eliminates the need for manually configured routes throughout the internal network.</w:t>
-      </w:r>
-    </w:p>
-    <w:p>
-      <w:pPr>
-        <w:pStyle w:val="TextBody"/>
-        <w:bidi w:val="0"/>
-        <w:spacing w:lineRule="auto" w:line="276" w:before="0" w:after="140"/>
-        <w:jc w:val="left"/>
-        <w:rPr/>
-      </w:pPr>
-      <w:r>
-        <w:rPr/>
-        <w:t xml:space="preserve">The EDGE router originates a </w:t>
-      </w:r>
-      <w:r>
-        <w:rPr>
-          <w:rStyle w:val="StrongEmphasis"/>
-        </w:rPr>
-        <w:t>default route</w:t>
-      </w:r>
-      <w:r>
-        <w:rPr/>
-        <w:t xml:space="preserve"> into OSPF so internal devices can reach external networks.</w:t>
-      </w:r>
-    </w:p>
-    <w:p>
-      <w:pPr>
-        <w:pStyle w:val="HorizontalLine"/>
-        <w:suppressLineNumbers/>
-        <w:pBdr>
-          <w:bottom w:val="double" w:sz="2" w:space="0" w:color="808080"/>
-        </w:pBdr>
-        <w:bidi w:val="0"/>
-        <w:spacing w:before="0" w:after="283"/>
-        <w:jc w:val="left"/>
-        <w:rPr/>
-      </w:pPr>
-      <w:r>
-        <w:rPr/>
-      </w:r>
-    </w:p>
-    <w:p>
-      <w:pPr>
-        <w:pStyle w:val="Heading1"/>
-        <w:bidi w:val="0"/>
-        <w:jc w:val="left"/>
-        <w:rPr/>
-      </w:pPr>
-      <w:r>
-        <w:rPr/>
-        <w:t>9. Internet Connectivity</w:t>
-      </w:r>
-    </w:p>
-    <w:p>
-      <w:pPr>
-        <w:pStyle w:val="TextBody"/>
-        <w:bidi w:val="0"/>
-        <w:spacing w:lineRule="auto" w:line="276" w:before="0" w:after="140"/>
-        <w:jc w:val="left"/>
-        <w:rPr/>
-      </w:pPr>
-      <w:r>
-        <w:rPr/>
-        <w:t>The Internet path is:</w:t>
-      </w:r>
-    </w:p>
-    <w:p>
-      <w:pPr>
-        <w:sectPr>
-          <w:type w:val="continuous"/>
-          <w:pgSz w:w="12240" w:h="15840"/>
-          <w:pgMar w:left="1134" w:right="1134" w:gutter="0" w:header="0" w:top="1134" w:footer="0" w:bottom="1134"/>
-          <w:pgNumType w:fmt="decimal"/>
-          <w:formProt w:val="false"/>
-          <w:textDirection w:val="lrTb"/>
-        </w:sectPr>
-      </w:pPr>
-    </w:p>
-    <w:p>
-      <w:pPr>
-        <w:pStyle w:val="PreformattedText"/>
-        <w:bidi w:val="0"/>
-        <w:spacing w:before="0" w:after="0"/>
-        <w:jc w:val="left"/>
-        <w:rPr/>
-      </w:pPr>
-      <w:bookmarkStart w:id="4" w:name="code-block-viewer4"/>
-      <w:bookmarkEnd w:id="4"/>
-      <w:r>
-        <w:rPr>
-          <w:rStyle w:val="SourceText"/>
-        </w:rPr>
-        <w:t>Internal LAN</w:t>
-      </w:r>
-    </w:p>
-    <w:p>
-      <w:pPr>
-        <w:pStyle w:val="PreformattedText"/>
-        <w:bidi w:val="0"/>
-        <w:spacing w:before="0" w:after="0"/>
-        <w:jc w:val="left"/>
-        <w:rPr/>
-      </w:pPr>
-      <w:r>
-        <w:rPr>
-          <w:rStyle w:val="SourceText"/>
-        </w:rPr>
-        <w:t xml:space="preserve">     ↓</w:t>
-      </w:r>
-    </w:p>
-    <w:p>
-      <w:pPr>
-        <w:pStyle w:val="PreformattedText"/>
-        <w:bidi w:val="0"/>
-        <w:spacing w:before="0" w:after="0"/>
-        <w:jc w:val="left"/>
-        <w:rPr/>
-      </w:pPr>
-      <w:r>
-        <w:rPr>
-          <w:rStyle w:val="SourceText"/>
-        </w:rPr>
-        <w:t>DIST1 / DIST2</w:t>
-      </w:r>
-    </w:p>
-    <w:p>
-      <w:pPr>
-        <w:pStyle w:val="PreformattedText"/>
-        <w:bidi w:val="0"/>
-        <w:spacing w:before="0" w:after="0"/>
-        <w:jc w:val="left"/>
-        <w:rPr/>
-      </w:pPr>
-      <w:r>
-        <w:rPr>
-          <w:rStyle w:val="SourceText"/>
-        </w:rPr>
-        <w:t xml:space="preserve">     ↓</w:t>
-      </w:r>
-    </w:p>
-    <w:p>
-      <w:pPr>
-        <w:pStyle w:val="PreformattedText"/>
-        <w:bidi w:val="0"/>
-        <w:spacing w:before="0" w:after="0"/>
-        <w:jc w:val="left"/>
-        <w:rPr/>
-      </w:pPr>
-      <w:r>
-        <w:rPr>
-          <w:rStyle w:val="SourceText"/>
-        </w:rPr>
-        <w:t>CORE-R1</w:t>
-      </w:r>
-    </w:p>
-    <w:p>
-      <w:pPr>
-        <w:pStyle w:val="PreformattedText"/>
-        <w:bidi w:val="0"/>
-        <w:spacing w:before="0" w:after="0"/>
-        <w:jc w:val="left"/>
-        <w:rPr/>
-      </w:pPr>
-      <w:r>
-        <w:rPr>
-          <w:rStyle w:val="SourceText"/>
-        </w:rPr>
-        <w:t xml:space="preserve">     ↓</w:t>
-      </w:r>
-    </w:p>
-    <w:p>
-      <w:pPr>
-        <w:pStyle w:val="PreformattedText"/>
-        <w:bidi w:val="0"/>
-        <w:spacing w:before="0" w:after="0"/>
-        <w:jc w:val="left"/>
-        <w:rPr/>
-      </w:pPr>
-      <w:r>
-        <w:rPr>
-          <w:rStyle w:val="SourceText"/>
-        </w:rPr>
-        <w:t>EDGE-R1</w:t>
-      </w:r>
-    </w:p>
-    <w:p>
-      <w:pPr>
-        <w:pStyle w:val="PreformattedText"/>
-        <w:bidi w:val="0"/>
-        <w:spacing w:before="0" w:after="0"/>
-        <w:jc w:val="left"/>
-        <w:rPr/>
-      </w:pPr>
-      <w:r>
-        <w:rPr>
-          <w:rStyle w:val="SourceText"/>
-        </w:rPr>
-        <w:t xml:space="preserve">     ↓</w:t>
-      </w:r>
-    </w:p>
-    <w:p>
-      <w:pPr>
-        <w:pStyle w:val="PreformattedText"/>
-        <w:bidi w:val="0"/>
-        <w:spacing w:before="0" w:after="0"/>
-        <w:jc w:val="left"/>
-        <w:rPr/>
-      </w:pPr>
-      <w:r>
-        <w:rPr>
-          <w:rStyle w:val="SourceText"/>
-        </w:rPr>
-        <w:t>ISP-R1</w:t>
-      </w:r>
-    </w:p>
-    <w:p>
-      <w:pPr>
-        <w:pStyle w:val="PreformattedText"/>
-        <w:bidi w:val="0"/>
-        <w:spacing w:before="0" w:after="0"/>
-        <w:jc w:val="left"/>
-        <w:rPr/>
-      </w:pPr>
-      <w:r>
-        <w:rPr>
-          <w:rStyle w:val="SourceText"/>
-        </w:rPr>
-        <w:t xml:space="preserve">     ↓</w:t>
-      </w:r>
-    </w:p>
-    <w:p>
-      <w:pPr>
-        <w:pStyle w:val="PreformattedText"/>
-        <w:bidi w:val="0"/>
-        <w:spacing w:before="0" w:after="283"/>
-        <w:jc w:val="left"/>
-        <w:rPr/>
-      </w:pPr>
-      <w:r>
-        <w:rPr>
-          <w:rStyle w:val="SourceText"/>
-        </w:rPr>
-        <w:t>Internet</w:t>
+        <w:t>For example:</w:t>
       </w:r>
     </w:p>
     <w:p>
@@ -3551,72 +3012,70 @@
           <w:pgMar w:left="1134" w:right="1134" w:gutter="0" w:header="0" w:top="1134" w:footer="0" w:bottom="1134"/>
           <w:formProt w:val="false"/>
           <w:textDirection w:val="lrTb"/>
+          <w:docGrid w:type="default" w:linePitch="100" w:charSpace="0"/>
         </w:sectPr>
       </w:pPr>
     </w:p>
     <w:p>
       <w:pPr>
-        <w:pStyle w:val="TextBody"/>
-        <w:bidi w:val="0"/>
-        <w:spacing w:lineRule="auto" w:line="276" w:before="0" w:after="140"/>
-        <w:jc w:val="left"/>
-        <w:rPr/>
-      </w:pPr>
-      <w:r>
-        <w:rPr/>
-        <w:t xml:space="preserve">EDGE-R1 performs </w:t>
-      </w:r>
-      <w:r>
-        <w:rPr>
-          <w:rStyle w:val="StrongEmphasis"/>
-        </w:rPr>
-        <w:t>PAT/NAT overload</w:t>
-      </w:r>
-      <w:r>
-        <w:rPr/>
-        <w:t xml:space="preserve"> for internal private networks.</w:t>
-      </w:r>
-    </w:p>
-    <w:p>
-      <w:pPr>
-        <w:pStyle w:val="TextBody"/>
-        <w:bidi w:val="0"/>
-        <w:spacing w:lineRule="auto" w:line="276" w:before="0" w:after="140"/>
-        <w:jc w:val="left"/>
-        <w:rPr/>
-      </w:pPr>
-      <w:r>
-        <w:rPr/>
-        <w:t>The public web server is placed on the ISP/outside network:</w:t>
-      </w:r>
-    </w:p>
-    <w:p>
-      <w:pPr>
-        <w:sectPr>
-          <w:type w:val="continuous"/>
-          <w:pgSz w:w="12240" w:h="15840"/>
-          <w:pgMar w:left="1134" w:right="1134" w:gutter="0" w:header="0" w:top="1134" w:footer="0" w:bottom="1134"/>
-          <w:pgNumType w:fmt="decimal"/>
-          <w:formProt w:val="false"/>
-          <w:textDirection w:val="lrTb"/>
-        </w:sectPr>
-      </w:pPr>
-    </w:p>
-    <w:p>
-      <w:pPr>
         <w:pStyle w:val="PreformattedText"/>
         <w:bidi w:val="0"/>
+        <w:spacing w:before="0" w:after="0"/>
+        <w:jc w:val="left"/>
+        <w:rPr/>
+      </w:pPr>
+      <w:bookmarkStart w:id="2" w:name="code-block-viewer2"/>
+      <w:bookmarkEnd w:id="2"/>
+      <w:r>
+        <w:rPr>
+          <w:rStyle w:val="SourceText"/>
+        </w:rPr>
+        <w:t>VLAN 10</w:t>
+      </w:r>
+    </w:p>
+    <w:p>
+      <w:pPr>
+        <w:pStyle w:val="PreformattedText"/>
+        <w:bidi w:val="0"/>
+        <w:spacing w:before="0" w:after="0"/>
+        <w:jc w:val="left"/>
+        <w:rPr/>
+      </w:pPr>
+      <w:r>
+        <w:rPr>
+          <w:rStyle w:val="SourceText"/>
+        </w:rPr>
+        <w:t>Virtual Gateway → 10.10.10.1</w:t>
+      </w:r>
+    </w:p>
+    <w:p>
+      <w:pPr>
+        <w:pStyle w:val="PreformattedText"/>
+        <w:bidi w:val="0"/>
+        <w:spacing w:before="0" w:after="0"/>
+        <w:jc w:val="left"/>
+        <w:rPr/>
+      </w:pPr>
+      <w:r>
+        <w:rPr>
+          <w:rStyle w:val="SourceText"/>
+        </w:rPr>
+        <w:t>DIST1            → 10.10.10.2</w:t>
+      </w:r>
+    </w:p>
+    <w:p>
+      <w:pPr>
+        <w:pStyle w:val="PreformattedText"/>
+        <w:bidi w:val="0"/>
         <w:spacing w:before="0" w:after="283"/>
         <w:jc w:val="left"/>
         <w:rPr/>
       </w:pPr>
-      <w:bookmarkStart w:id="5" w:name="code-block-viewer5"/>
-      <w:bookmarkEnd w:id="5"/>
       <w:r>
         <w:rPr>
           <w:rStyle w:val="SourceText"/>
         </w:rPr>
-        <w:t>198.51.100.0/24</w:t>
+        <w:t>DIST2            → 10.10.10.3</w:t>
       </w:r>
     </w:p>
     <w:p>
@@ -3627,6 +3086,7 @@
           <w:pgMar w:left="1134" w:right="1134" w:gutter="0" w:header="0" w:top="1134" w:footer="0" w:bottom="1134"/>
           <w:formProt w:val="false"/>
           <w:textDirection w:val="lrTb"/>
+          <w:docGrid w:type="default" w:linePitch="100" w:charSpace="0"/>
         </w:sectPr>
       </w:pPr>
     </w:p>
@@ -3640,36 +3100,79 @@
       </w:pPr>
       <w:r>
         <w:rPr/>
-        <w:t>Web server:</w:t>
-      </w:r>
-    </w:p>
-    <w:p>
-      <w:pPr>
-        <w:sectPr>
-          <w:type w:val="continuous"/>
-          <w:pgSz w:w="12240" w:h="15840"/>
-          <w:pgMar w:left="1134" w:right="1134" w:gutter="0" w:header="0" w:top="1134" w:footer="0" w:bottom="1134"/>
-          <w:pgNumType w:fmt="decimal"/>
-          <w:formProt w:val="false"/>
-          <w:textDirection w:val="lrTb"/>
-        </w:sectPr>
-      </w:pPr>
-    </w:p>
-    <w:p>
-      <w:pPr>
-        <w:pStyle w:val="PreformattedText"/>
+        <w:t>If the active HSRP distribution switch becomes unavailable, the standby switch can take over the virtual gateway.</w:t>
+      </w:r>
+    </w:p>
+    <w:p>
+      <w:pPr>
+        <w:pStyle w:val="HorizontalLine"/>
+        <w:suppressLineNumbers/>
+        <w:pBdr>
+          <w:bottom w:val="double" w:sz="2" w:space="0" w:color="808080"/>
+        </w:pBdr>
         <w:bidi w:val="0"/>
         <w:spacing w:before="0" w:after="283"/>
         <w:jc w:val="left"/>
         <w:rPr/>
       </w:pPr>
-      <w:bookmarkStart w:id="6" w:name="code-block-viewer6"/>
-      <w:bookmarkEnd w:id="6"/>
-      <w:r>
-        <w:rPr>
-          <w:rStyle w:val="SourceText"/>
-        </w:rPr>
-        <w:t>198.51.100.10</w:t>
+      <w:r>
+        <w:rPr/>
+      </w:r>
+    </w:p>
+    <w:p>
+      <w:pPr>
+        <w:pStyle w:val="Heading1"/>
+        <w:bidi w:val="0"/>
+        <w:jc w:val="left"/>
+        <w:rPr/>
+      </w:pPr>
+      <w:r>
+        <w:rPr/>
+        <w:t>8. Layer 3 Routing</w:t>
+      </w:r>
+    </w:p>
+    <w:p>
+      <w:pPr>
+        <w:pStyle w:val="Heading3"/>
+        <w:bidi w:val="0"/>
+        <w:jc w:val="left"/>
+        <w:rPr/>
+      </w:pPr>
+      <w:r>
+        <w:rPr/>
+        <w:t>OSPF</w:t>
+      </w:r>
+    </w:p>
+    <w:p>
+      <w:pPr>
+        <w:pStyle w:val="TextBody"/>
+        <w:bidi w:val="0"/>
+        <w:spacing w:lineRule="auto" w:line="276" w:before="0" w:after="140"/>
+        <w:jc w:val="left"/>
+        <w:rPr/>
+      </w:pPr>
+      <w:r>
+        <w:rPr>
+          <w:rStyle w:val="StrongEmphasis"/>
+        </w:rPr>
+        <w:t>OSPF Area 0</w:t>
+      </w:r>
+      <w:r>
+        <w:rPr/>
+        <w:t xml:space="preserve"> is used as the internal dynamic routing protocol.</w:t>
+      </w:r>
+    </w:p>
+    <w:p>
+      <w:pPr>
+        <w:pStyle w:val="TextBody"/>
+        <w:bidi w:val="0"/>
+        <w:spacing w:lineRule="auto" w:line="276" w:before="0" w:after="140"/>
+        <w:jc w:val="left"/>
+        <w:rPr/>
+      </w:pPr>
+      <w:r>
+        <w:rPr/>
+        <w:t>Routing relationships exist between:</w:t>
       </w:r>
     </w:p>
     <w:p>
@@ -3680,115 +3183,85 @@
           <w:pgMar w:left="1134" w:right="1134" w:gutter="0" w:header="0" w:top="1134" w:footer="0" w:bottom="1134"/>
           <w:formProt w:val="false"/>
           <w:textDirection w:val="lrTb"/>
+          <w:docGrid w:type="default" w:linePitch="100" w:charSpace="0"/>
         </w:sectPr>
       </w:pPr>
     </w:p>
     <w:p>
       <w:pPr>
-        <w:pStyle w:val="TextBody"/>
-        <w:bidi w:val="0"/>
-        <w:spacing w:lineRule="auto" w:line="276" w:before="0" w:after="140"/>
-        <w:jc w:val="left"/>
-        <w:rPr/>
-      </w:pPr>
-      <w:r>
-        <w:rPr/>
-        <w:t>This allows the public server to be treated as an externally reachable service rather than an internal server requiring inbound NAT.</w:t>
-      </w:r>
-    </w:p>
-    <w:p>
-      <w:pPr>
-        <w:pStyle w:val="TextBody"/>
-        <w:bidi w:val="0"/>
-        <w:spacing w:lineRule="auto" w:line="276" w:before="0" w:after="140"/>
-        <w:jc w:val="left"/>
-        <w:rPr/>
-      </w:pPr>
-      <w:r>
-        <w:rPr/>
-        <w:t>Internet connectivity was successfully tested using DNS resolution and web access.</w:t>
-      </w:r>
-    </w:p>
-    <w:p>
-      <w:pPr>
-        <w:pStyle w:val="HorizontalLine"/>
-        <w:suppressLineNumbers/>
-        <w:pBdr>
-          <w:bottom w:val="double" w:sz="2" w:space="0" w:color="808080"/>
-        </w:pBdr>
+        <w:pStyle w:val="PreformattedText"/>
+        <w:bidi w:val="0"/>
+        <w:spacing w:before="0" w:after="0"/>
+        <w:jc w:val="left"/>
+        <w:rPr/>
+      </w:pPr>
+      <w:bookmarkStart w:id="3" w:name="code-block-viewer3"/>
+      <w:bookmarkEnd w:id="3"/>
+      <w:r>
+        <w:rPr>
+          <w:rStyle w:val="SourceText"/>
+        </w:rPr>
+        <w:t>EDGE-R1</w:t>
+      </w:r>
+    </w:p>
+    <w:p>
+      <w:pPr>
+        <w:pStyle w:val="PreformattedText"/>
+        <w:bidi w:val="0"/>
+        <w:spacing w:before="0" w:after="0"/>
+        <w:jc w:val="left"/>
+        <w:rPr/>
+      </w:pPr>
+      <w:r>
+        <w:rPr>
+          <w:rStyle w:val="SourceText"/>
+        </w:rPr>
+        <w:t xml:space="preserve">   ↓</w:t>
+      </w:r>
+    </w:p>
+    <w:p>
+      <w:pPr>
+        <w:pStyle w:val="PreformattedText"/>
+        <w:bidi w:val="0"/>
+        <w:spacing w:before="0" w:after="0"/>
+        <w:jc w:val="left"/>
+        <w:rPr/>
+      </w:pPr>
+      <w:r>
+        <w:rPr>
+          <w:rStyle w:val="SourceText"/>
+        </w:rPr>
+        <w:t>CORE-R1</w:t>
+      </w:r>
+    </w:p>
+    <w:p>
+      <w:pPr>
+        <w:pStyle w:val="PreformattedText"/>
+        <w:bidi w:val="0"/>
+        <w:spacing w:before="0" w:after="0"/>
+        <w:jc w:val="left"/>
+        <w:rPr/>
+      </w:pPr>
+      <w:r>
+        <w:rPr>
+          <w:rStyle w:val="SourceText"/>
+        </w:rPr>
+        <w:t xml:space="preserve">   ↓</w:t>
+      </w:r>
+    </w:p>
+    <w:p>
+      <w:pPr>
+        <w:pStyle w:val="PreformattedText"/>
         <w:bidi w:val="0"/>
         <w:spacing w:before="0" w:after="283"/>
         <w:jc w:val="left"/>
         <w:rPr/>
       </w:pPr>
       <w:r>
-        <w:rPr/>
-      </w:r>
-    </w:p>
-    <w:p>
-      <w:pPr>
-        <w:pStyle w:val="Heading1"/>
-        <w:bidi w:val="0"/>
-        <w:jc w:val="left"/>
-        <w:rPr/>
-      </w:pPr>
-      <w:r>
-        <w:rPr/>
-        <w:t>10. Network Services</w:t>
-      </w:r>
-    </w:p>
-    <w:p>
-      <w:pPr>
-        <w:pStyle w:val="Heading3"/>
-        <w:bidi w:val="0"/>
-        <w:jc w:val="left"/>
-        <w:rPr/>
-      </w:pPr>
-      <w:r>
-        <w:rPr/>
-        <w:t>DHCP</w:t>
-      </w:r>
-    </w:p>
-    <w:p>
-      <w:pPr>
-        <w:pStyle w:val="TextBody"/>
-        <w:bidi w:val="0"/>
-        <w:spacing w:lineRule="auto" w:line="276" w:before="0" w:after="140"/>
-        <w:jc w:val="left"/>
-        <w:rPr/>
-      </w:pPr>
-      <w:r>
-        <w:rPr/>
-        <w:t>A centralized DHCP server is located in the server network:</w:t>
-      </w:r>
-    </w:p>
-    <w:p>
-      <w:pPr>
-        <w:sectPr>
-          <w:type w:val="continuous"/>
-          <w:pgSz w:w="12240" w:h="15840"/>
-          <w:pgMar w:left="1134" w:right="1134" w:gutter="0" w:header="0" w:top="1134" w:footer="0" w:bottom="1134"/>
-          <w:pgNumType w:fmt="decimal"/>
-          <w:formProt w:val="false"/>
-          <w:textDirection w:val="lrTb"/>
-        </w:sectPr>
-      </w:pPr>
-    </w:p>
-    <w:p>
-      <w:pPr>
-        <w:pStyle w:val="PreformattedText"/>
-        <w:bidi w:val="0"/>
-        <w:spacing w:before="0" w:after="283"/>
-        <w:jc w:val="left"/>
-        <w:rPr/>
-      </w:pPr>
-      <w:bookmarkStart w:id="7" w:name="code-block-viewer7"/>
-      <w:bookmarkEnd w:id="7"/>
-      <w:r>
         <w:rPr>
           <w:rStyle w:val="SourceText"/>
         </w:rPr>
-        <w:t>DHCP Server: 10.10.50.10</w:t>
+        <w:t>DIST1 / DIST2</w:t>
       </w:r>
     </w:p>
     <w:p>
@@ -3799,6 +3272,7 @@
           <w:pgMar w:left="1134" w:right="1134" w:gutter="0" w:header="0" w:top="1134" w:footer="0" w:bottom="1134"/>
           <w:formProt w:val="false"/>
           <w:textDirection w:val="lrTb"/>
+          <w:docGrid w:type="default" w:linePitch="100" w:charSpace="0"/>
         </w:sectPr>
       </w:pPr>
     </w:p>
@@ -3812,58 +3286,71 @@
       </w:pPr>
       <w:r>
         <w:rPr/>
-        <w:t>DHCP Relay (</w:t>
-      </w:r>
-      <w:r>
-        <w:rPr>
-          <w:rStyle w:val="SourceText"/>
-        </w:rPr>
-        <w:t>ip helper-address</w:t>
-      </w:r>
-      <w:r>
-        <w:rPr/>
-        <w:t>) is used so clients in different VLANs can obtain addresses from the centralized DHCP server.</w:t>
-      </w:r>
-    </w:p>
-    <w:p>
-      <w:pPr>
-        <w:pStyle w:val="Heading3"/>
-        <w:bidi w:val="0"/>
-        <w:jc w:val="left"/>
-        <w:rPr/>
-      </w:pPr>
-      <w:r>
-        <w:rPr/>
-        <w:t>DNS</w:t>
-      </w:r>
-    </w:p>
-    <w:p>
-      <w:pPr>
-        <w:sectPr>
-          <w:type w:val="continuous"/>
-          <w:pgSz w:w="12240" w:h="15840"/>
-          <w:pgMar w:left="1134" w:right="1134" w:gutter="0" w:header="0" w:top="1134" w:footer="0" w:bottom="1134"/>
-          <w:pgNumType w:fmt="decimal"/>
-          <w:formProt w:val="false"/>
-          <w:textDirection w:val="lrTb"/>
-        </w:sectPr>
-      </w:pPr>
-    </w:p>
-    <w:p>
-      <w:pPr>
-        <w:pStyle w:val="PreformattedText"/>
+        <w:t>OSPF provides dynamic route exchange and eliminates the need for manually configured routes throughout the internal network.</w:t>
+      </w:r>
+    </w:p>
+    <w:p>
+      <w:pPr>
+        <w:pStyle w:val="TextBody"/>
+        <w:bidi w:val="0"/>
+        <w:spacing w:lineRule="auto" w:line="276" w:before="0" w:after="140"/>
+        <w:jc w:val="left"/>
+        <w:rPr/>
+      </w:pPr>
+      <w:r>
+        <w:rPr/>
+        <w:t xml:space="preserve">The EDGE router originates a </w:t>
+      </w:r>
+      <w:r>
+        <w:rPr>
+          <w:rStyle w:val="StrongEmphasis"/>
+        </w:rPr>
+        <w:t>default route</w:t>
+      </w:r>
+      <w:r>
+        <w:rPr/>
+        <w:t xml:space="preserve"> into OSPF so internal devices can reach external networks.</w:t>
+      </w:r>
+    </w:p>
+    <w:p>
+      <w:pPr>
+        <w:pStyle w:val="HorizontalLine"/>
+        <w:suppressLineNumbers/>
+        <w:pBdr>
+          <w:bottom w:val="double" w:sz="2" w:space="0" w:color="808080"/>
+        </w:pBdr>
         <w:bidi w:val="0"/>
         <w:spacing w:before="0" w:after="283"/>
         <w:jc w:val="left"/>
         <w:rPr/>
       </w:pPr>
-      <w:bookmarkStart w:id="8" w:name="code-block-viewer8"/>
-      <w:bookmarkEnd w:id="8"/>
-      <w:r>
-        <w:rPr>
-          <w:rStyle w:val="SourceText"/>
-        </w:rPr>
-        <w:t>DNS Server: 10.10.50.11</w:t>
+      <w:r>
+        <w:rPr/>
+      </w:r>
+    </w:p>
+    <w:p>
+      <w:pPr>
+        <w:pStyle w:val="Heading1"/>
+        <w:bidi w:val="0"/>
+        <w:jc w:val="left"/>
+        <w:rPr/>
+      </w:pPr>
+      <w:r>
+        <w:rPr/>
+        <w:t>9. Internet Connectivity</w:t>
+      </w:r>
+    </w:p>
+    <w:p>
+      <w:pPr>
+        <w:pStyle w:val="TextBody"/>
+        <w:bidi w:val="0"/>
+        <w:spacing w:lineRule="auto" w:line="276" w:before="0" w:after="140"/>
+        <w:jc w:val="left"/>
+        <w:rPr/>
+      </w:pPr>
+      <w:r>
+        <w:rPr/>
+        <w:t>The Internet path is:</w:t>
       </w:r>
     </w:p>
     <w:p>
@@ -3874,61 +3361,175 @@
           <w:pgMar w:left="1134" w:right="1134" w:gutter="0" w:header="0" w:top="1134" w:footer="0" w:bottom="1134"/>
           <w:formProt w:val="false"/>
           <w:textDirection w:val="lrTb"/>
+          <w:docGrid w:type="default" w:linePitch="100" w:charSpace="0"/>
         </w:sectPr>
       </w:pPr>
     </w:p>
     <w:p>
       <w:pPr>
-        <w:pStyle w:val="TextBody"/>
-        <w:bidi w:val="0"/>
-        <w:spacing w:lineRule="auto" w:line="276" w:before="0" w:after="140"/>
-        <w:jc w:val="left"/>
-        <w:rPr/>
-      </w:pPr>
-      <w:r>
-        <w:rPr/>
-        <w:t>DNS provides name resolution for internal/external resources.</w:t>
-      </w:r>
-    </w:p>
-    <w:p>
-      <w:pPr>
-        <w:pStyle w:val="Heading3"/>
-        <w:bidi w:val="0"/>
-        <w:jc w:val="left"/>
-        <w:rPr/>
-      </w:pPr>
-      <w:r>
-        <w:rPr/>
-        <w:t>File Server</w:t>
-      </w:r>
-    </w:p>
-    <w:p>
-      <w:pPr>
-        <w:sectPr>
-          <w:type w:val="continuous"/>
-          <w:pgSz w:w="12240" w:h="15840"/>
-          <w:pgMar w:left="1134" w:right="1134" w:gutter="0" w:header="0" w:top="1134" w:footer="0" w:bottom="1134"/>
-          <w:pgNumType w:fmt="decimal"/>
-          <w:formProt w:val="false"/>
-          <w:textDirection w:val="lrTb"/>
-        </w:sectPr>
-      </w:pPr>
-    </w:p>
-    <w:p>
-      <w:pPr>
         <w:pStyle w:val="PreformattedText"/>
         <w:bidi w:val="0"/>
+        <w:spacing w:before="0" w:after="0"/>
+        <w:jc w:val="left"/>
+        <w:rPr/>
+      </w:pPr>
+      <w:bookmarkStart w:id="4" w:name="code-block-viewer4"/>
+      <w:bookmarkEnd w:id="4"/>
+      <w:r>
+        <w:rPr>
+          <w:rStyle w:val="SourceText"/>
+        </w:rPr>
+        <w:t>Internal LAN</w:t>
+      </w:r>
+    </w:p>
+    <w:p>
+      <w:pPr>
+        <w:pStyle w:val="PreformattedText"/>
+        <w:bidi w:val="0"/>
+        <w:spacing w:before="0" w:after="0"/>
+        <w:jc w:val="left"/>
+        <w:rPr/>
+      </w:pPr>
+      <w:r>
+        <w:rPr>
+          <w:rStyle w:val="SourceText"/>
+        </w:rPr>
+        <w:t xml:space="preserve">     ↓</w:t>
+      </w:r>
+    </w:p>
+    <w:p>
+      <w:pPr>
+        <w:pStyle w:val="PreformattedText"/>
+        <w:bidi w:val="0"/>
+        <w:spacing w:before="0" w:after="0"/>
+        <w:jc w:val="left"/>
+        <w:rPr/>
+      </w:pPr>
+      <w:r>
+        <w:rPr>
+          <w:rStyle w:val="SourceText"/>
+        </w:rPr>
+        <w:t>DIST1 / DIST2</w:t>
+      </w:r>
+    </w:p>
+    <w:p>
+      <w:pPr>
+        <w:pStyle w:val="PreformattedText"/>
+        <w:bidi w:val="0"/>
+        <w:spacing w:before="0" w:after="0"/>
+        <w:jc w:val="left"/>
+        <w:rPr/>
+      </w:pPr>
+      <w:r>
+        <w:rPr>
+          <w:rStyle w:val="SourceText"/>
+        </w:rPr>
+        <w:t xml:space="preserve">     ↓</w:t>
+      </w:r>
+    </w:p>
+    <w:p>
+      <w:pPr>
+        <w:pStyle w:val="PreformattedText"/>
+        <w:bidi w:val="0"/>
+        <w:spacing w:before="0" w:after="0"/>
+        <w:jc w:val="left"/>
+        <w:rPr/>
+      </w:pPr>
+      <w:r>
+        <w:rPr>
+          <w:rStyle w:val="SourceText"/>
+        </w:rPr>
+        <w:t>CORE-R1</w:t>
+      </w:r>
+    </w:p>
+    <w:p>
+      <w:pPr>
+        <w:pStyle w:val="PreformattedText"/>
+        <w:bidi w:val="0"/>
+        <w:spacing w:before="0" w:after="0"/>
+        <w:jc w:val="left"/>
+        <w:rPr/>
+      </w:pPr>
+      <w:r>
+        <w:rPr>
+          <w:rStyle w:val="SourceText"/>
+        </w:rPr>
+        <w:t xml:space="preserve">     ↓</w:t>
+      </w:r>
+    </w:p>
+    <w:p>
+      <w:pPr>
+        <w:pStyle w:val="PreformattedText"/>
+        <w:bidi w:val="0"/>
+        <w:spacing w:before="0" w:after="0"/>
+        <w:jc w:val="left"/>
+        <w:rPr/>
+      </w:pPr>
+      <w:r>
+        <w:rPr>
+          <w:rStyle w:val="SourceText"/>
+        </w:rPr>
+        <w:t>EDGE-R1</w:t>
+      </w:r>
+    </w:p>
+    <w:p>
+      <w:pPr>
+        <w:pStyle w:val="PreformattedText"/>
+        <w:bidi w:val="0"/>
+        <w:spacing w:before="0" w:after="0"/>
+        <w:jc w:val="left"/>
+        <w:rPr/>
+      </w:pPr>
+      <w:r>
+        <w:rPr>
+          <w:rStyle w:val="SourceText"/>
+        </w:rPr>
+        <w:t xml:space="preserve">     ↓</w:t>
+      </w:r>
+    </w:p>
+    <w:p>
+      <w:pPr>
+        <w:pStyle w:val="PreformattedText"/>
+        <w:bidi w:val="0"/>
+        <w:spacing w:before="0" w:after="0"/>
+        <w:jc w:val="left"/>
+        <w:rPr/>
+      </w:pPr>
+      <w:r>
+        <w:rPr>
+          <w:rStyle w:val="SourceText"/>
+        </w:rPr>
+        <w:t>ISP-R1</w:t>
+      </w:r>
+    </w:p>
+    <w:p>
+      <w:pPr>
+        <w:pStyle w:val="PreformattedText"/>
+        <w:bidi w:val="0"/>
+        <w:spacing w:before="0" w:after="0"/>
+        <w:jc w:val="left"/>
+        <w:rPr/>
+      </w:pPr>
+      <w:r>
+        <w:rPr>
+          <w:rStyle w:val="SourceText"/>
+        </w:rPr>
+        <w:t xml:space="preserve">     ↓</w:t>
+      </w:r>
+    </w:p>
+    <w:p>
+      <w:pPr>
+        <w:pStyle w:val="PreformattedText"/>
+        <w:bidi w:val="0"/>
         <w:spacing w:before="0" w:after="283"/>
         <w:jc w:val="left"/>
         <w:rPr/>
       </w:pPr>
-      <w:bookmarkStart w:id="9" w:name="code-block-viewer9"/>
-      <w:bookmarkEnd w:id="9"/>
       <w:r>
         <w:rPr>
           <w:rStyle w:val="SourceText"/>
         </w:rPr>
-        <w:t>File Server: 10.10.50.12</w:t>
+        <w:t>Internet</w:t>
       </w:r>
     </w:p>
     <w:p>
@@ -3939,6 +3540,7 @@
           <w:pgMar w:left="1134" w:right="1134" w:gutter="0" w:header="0" w:top="1134" w:footer="0" w:bottom="1134"/>
           <w:formProt w:val="false"/>
           <w:textDirection w:val="lrTb"/>
+          <w:docGrid w:type="default" w:linePitch="100" w:charSpace="0"/>
         </w:sectPr>
       </w:pPr>
     </w:p>
@@ -3952,48 +3554,30 @@
       </w:pPr>
       <w:r>
         <w:rPr/>
-        <w:t>The server resides in VLAN 50.</w:t>
-      </w:r>
-    </w:p>
-    <w:p>
-      <w:pPr>
-        <w:pStyle w:val="Heading3"/>
-        <w:bidi w:val="0"/>
-        <w:jc w:val="left"/>
-        <w:rPr/>
-      </w:pPr>
-      <w:r>
-        <w:rPr/>
-        <w:t>AAA/TACACS+</w:t>
-      </w:r>
-    </w:p>
-    <w:p>
-      <w:pPr>
-        <w:sectPr>
-          <w:type w:val="continuous"/>
-          <w:pgSz w:w="12240" w:h="15840"/>
-          <w:pgMar w:left="1134" w:right="1134" w:gutter="0" w:header="0" w:top="1134" w:footer="0" w:bottom="1134"/>
-          <w:pgNumType w:fmt="decimal"/>
-          <w:formProt w:val="false"/>
-          <w:textDirection w:val="lrTb"/>
-        </w:sectPr>
-      </w:pPr>
-    </w:p>
-    <w:p>
-      <w:pPr>
-        <w:pStyle w:val="PreformattedText"/>
-        <w:bidi w:val="0"/>
-        <w:spacing w:before="0" w:after="283"/>
-        <w:jc w:val="left"/>
-        <w:rPr/>
-      </w:pPr>
-      <w:bookmarkStart w:id="10" w:name="code-block-viewer10"/>
-      <w:bookmarkEnd w:id="10"/>
-      <w:r>
-        <w:rPr>
-          <w:rStyle w:val="SourceText"/>
-        </w:rPr>
-        <w:t>AAA Server: 10.10.60.20</w:t>
+        <w:t xml:space="preserve">EDGE-R1 performs </w:t>
+      </w:r>
+      <w:r>
+        <w:rPr>
+          <w:rStyle w:val="StrongEmphasis"/>
+        </w:rPr>
+        <w:t>PAT/NAT overload</w:t>
+      </w:r>
+      <w:r>
+        <w:rPr/>
+        <w:t xml:space="preserve"> for internal private networks.</w:t>
+      </w:r>
+    </w:p>
+    <w:p>
+      <w:pPr>
+        <w:pStyle w:val="TextBody"/>
+        <w:bidi w:val="0"/>
+        <w:spacing w:lineRule="auto" w:line="276" w:before="0" w:after="140"/>
+        <w:jc w:val="left"/>
+        <w:rPr/>
+      </w:pPr>
+      <w:r>
+        <w:rPr/>
+        <w:t>The public web server is placed on the ISP/outside network:</w:t>
       </w:r>
     </w:p>
     <w:p>
@@ -4004,246 +3588,25 @@
           <w:pgMar w:left="1134" w:right="1134" w:gutter="0" w:header="0" w:top="1134" w:footer="0" w:bottom="1134"/>
           <w:formProt w:val="false"/>
           <w:textDirection w:val="lrTb"/>
+          <w:docGrid w:type="default" w:linePitch="100" w:charSpace="0"/>
         </w:sectPr>
       </w:pPr>
     </w:p>
     <w:p>
       <w:pPr>
-        <w:pStyle w:val="TextBody"/>
-        <w:bidi w:val="0"/>
-        <w:spacing w:lineRule="auto" w:line="276" w:before="0" w:after="140"/>
-        <w:jc w:val="left"/>
-        <w:rPr/>
-      </w:pPr>
-      <w:r>
-        <w:rPr/>
-        <w:t>TACACS+ provides centralized authentication for network-device management.</w:t>
-      </w:r>
-    </w:p>
-    <w:p>
-      <w:pPr>
-        <w:pStyle w:val="HorizontalLine"/>
-        <w:suppressLineNumbers/>
-        <w:pBdr>
-          <w:bottom w:val="double" w:sz="2" w:space="0" w:color="808080"/>
-        </w:pBdr>
+        <w:pStyle w:val="PreformattedText"/>
         <w:bidi w:val="0"/>
         <w:spacing w:before="0" w:after="283"/>
         <w:jc w:val="left"/>
         <w:rPr/>
       </w:pPr>
-      <w:r>
-        <w:rPr/>
-      </w:r>
-    </w:p>
-    <w:p>
-      <w:pPr>
-        <w:pStyle w:val="Heading1"/>
-        <w:bidi w:val="0"/>
-        <w:jc w:val="left"/>
-        <w:rPr/>
-      </w:pPr>
-      <w:r>
-        <w:rPr/>
-        <w:t>11. Secure Device Management</w:t>
-      </w:r>
-    </w:p>
-    <w:p>
-      <w:pPr>
-        <w:pStyle w:val="TextBody"/>
-        <w:bidi w:val="0"/>
-        <w:spacing w:lineRule="auto" w:line="276" w:before="0" w:after="140"/>
-        <w:jc w:val="left"/>
-        <w:rPr/>
-      </w:pPr>
-      <w:r>
-        <w:rPr/>
-        <w:t xml:space="preserve">Network devices are managed using </w:t>
-      </w:r>
-      <w:r>
-        <w:rPr>
-          <w:rStyle w:val="StrongEmphasis"/>
-        </w:rPr>
-        <w:t>SSH instead of Telnet</w:t>
-      </w:r>
-      <w:r>
-        <w:rPr/>
-        <w:t>.</w:t>
-      </w:r>
-    </w:p>
-    <w:p>
-      <w:pPr>
-        <w:pStyle w:val="TextBody"/>
-        <w:bidi w:val="0"/>
-        <w:spacing w:lineRule="auto" w:line="276" w:before="0" w:after="140"/>
-        <w:jc w:val="left"/>
-        <w:rPr/>
-      </w:pPr>
-      <w:r>
-        <w:rPr/>
-        <w:t>TACACS+ is used for centralized authentication with local authentication configured as a fallback.</w:t>
-      </w:r>
-    </w:p>
-    <w:p>
-      <w:pPr>
-        <w:pStyle w:val="TextBody"/>
-        <w:bidi w:val="0"/>
-        <w:spacing w:lineRule="auto" w:line="276" w:before="0" w:after="140"/>
-        <w:jc w:val="left"/>
-        <w:rPr/>
-      </w:pPr>
-      <w:r>
-        <w:rPr/>
-        <w:t>Typical design:</w:t>
-      </w:r>
-    </w:p>
-    <w:p>
-      <w:pPr>
-        <w:sectPr>
-          <w:type w:val="continuous"/>
-          <w:pgSz w:w="12240" w:h="15840"/>
-          <w:pgMar w:left="1134" w:right="1134" w:gutter="0" w:header="0" w:top="1134" w:footer="0" w:bottom="1134"/>
-          <w:pgNumType w:fmt="decimal"/>
-          <w:formProt w:val="false"/>
-          <w:textDirection w:val="lrTb"/>
-        </w:sectPr>
-      </w:pPr>
-    </w:p>
-    <w:p>
-      <w:pPr>
-        <w:pStyle w:val="PreformattedText"/>
-        <w:bidi w:val="0"/>
-        <w:spacing w:before="0" w:after="0"/>
-        <w:jc w:val="left"/>
-        <w:rPr/>
-      </w:pPr>
-      <w:bookmarkStart w:id="11" w:name="code-block-viewer11"/>
-      <w:bookmarkEnd w:id="11"/>
+      <w:bookmarkStart w:id="5" w:name="code-block-viewer5"/>
+      <w:bookmarkEnd w:id="5"/>
       <w:r>
         <w:rPr>
           <w:rStyle w:val="SourceText"/>
         </w:rPr>
-        <w:t>Management PC</w:t>
-      </w:r>
-    </w:p>
-    <w:p>
-      <w:pPr>
-        <w:pStyle w:val="PreformattedText"/>
-        <w:bidi w:val="0"/>
-        <w:spacing w:before="0" w:after="0"/>
-        <w:jc w:val="left"/>
-        <w:rPr/>
-      </w:pPr>
-      <w:r>
-        <w:rPr>
-          <w:rStyle w:val="SourceText"/>
-        </w:rPr>
-        <w:t xml:space="preserve">      ↓</w:t>
-      </w:r>
-    </w:p>
-    <w:p>
-      <w:pPr>
-        <w:pStyle w:val="PreformattedText"/>
-        <w:bidi w:val="0"/>
-        <w:spacing w:before="0" w:after="0"/>
-        <w:jc w:val="left"/>
-        <w:rPr/>
-      </w:pPr>
-      <w:r>
-        <w:rPr>
-          <w:rStyle w:val="SourceText"/>
-        </w:rPr>
-        <w:t>SSH</w:t>
-      </w:r>
-    </w:p>
-    <w:p>
-      <w:pPr>
-        <w:pStyle w:val="PreformattedText"/>
-        <w:bidi w:val="0"/>
-        <w:spacing w:before="0" w:after="0"/>
-        <w:jc w:val="left"/>
-        <w:rPr/>
-      </w:pPr>
-      <w:r>
-        <w:rPr>
-          <w:rStyle w:val="SourceText"/>
-        </w:rPr>
-        <w:t xml:space="preserve">      ↓</w:t>
-      </w:r>
-    </w:p>
-    <w:p>
-      <w:pPr>
-        <w:pStyle w:val="PreformattedText"/>
-        <w:bidi w:val="0"/>
-        <w:spacing w:before="0" w:after="0"/>
-        <w:jc w:val="left"/>
-        <w:rPr/>
-      </w:pPr>
-      <w:r>
-        <w:rPr>
-          <w:rStyle w:val="SourceText"/>
-        </w:rPr>
-        <w:t>Network Device</w:t>
-      </w:r>
-    </w:p>
-    <w:p>
-      <w:pPr>
-        <w:pStyle w:val="PreformattedText"/>
-        <w:bidi w:val="0"/>
-        <w:spacing w:before="0" w:after="0"/>
-        <w:jc w:val="left"/>
-        <w:rPr/>
-      </w:pPr>
-      <w:r>
-        <w:rPr>
-          <w:rStyle w:val="SourceText"/>
-        </w:rPr>
-        <w:t xml:space="preserve">      ↓</w:t>
-      </w:r>
-    </w:p>
-    <w:p>
-      <w:pPr>
-        <w:pStyle w:val="PreformattedText"/>
-        <w:bidi w:val="0"/>
-        <w:spacing w:before="0" w:after="0"/>
-        <w:jc w:val="left"/>
-        <w:rPr/>
-      </w:pPr>
-      <w:r>
-        <w:rPr>
-          <w:rStyle w:val="SourceText"/>
-        </w:rPr>
-        <w:t>TACACS+</w:t>
-      </w:r>
-    </w:p>
-    <w:p>
-      <w:pPr>
-        <w:pStyle w:val="PreformattedText"/>
-        <w:bidi w:val="0"/>
-        <w:spacing w:before="0" w:after="0"/>
-        <w:jc w:val="left"/>
-        <w:rPr/>
-      </w:pPr>
-      <w:r>
-        <w:rPr>
-          <w:rStyle w:val="SourceText"/>
-        </w:rPr>
-        <w:t xml:space="preserve">      ↓</w:t>
-      </w:r>
-    </w:p>
-    <w:p>
-      <w:pPr>
-        <w:pStyle w:val="PreformattedText"/>
-        <w:bidi w:val="0"/>
-        <w:spacing w:before="0" w:after="283"/>
-        <w:jc w:val="left"/>
-        <w:rPr/>
-      </w:pPr>
-      <w:r>
-        <w:rPr>
-          <w:rStyle w:val="SourceText"/>
-        </w:rPr>
-        <w:t>AAA Server</w:t>
+        <w:t>198.51.100.0/24</w:t>
       </w:r>
     </w:p>
     <w:p>
@@ -4254,6 +3617,7 @@
           <w:pgMar w:left="1134" w:right="1134" w:gutter="0" w:header="0" w:top="1134" w:footer="0" w:bottom="1134"/>
           <w:formProt w:val="false"/>
           <w:textDirection w:val="lrTb"/>
+          <w:docGrid w:type="default" w:linePitch="100" w:charSpace="0"/>
         </w:sectPr>
       </w:pPr>
     </w:p>
@@ -4267,487 +3631,7 @@
       </w:pPr>
       <w:r>
         <w:rPr/>
-        <w:t>Local credentials provide fallback access when the TACACS+ server is unavailable.</w:t>
-      </w:r>
-    </w:p>
-    <w:p>
-      <w:pPr>
-        <w:pStyle w:val="TextBody"/>
-        <w:bidi w:val="0"/>
-        <w:spacing w:lineRule="auto" w:line="276" w:before="0" w:after="140"/>
-        <w:jc w:val="left"/>
-        <w:rPr/>
-      </w:pPr>
-      <w:r>
-        <w:rPr/>
-        <w:t>The console is kept independent from centralized SSH authentication to avoid losing local console access during AAA problems.</w:t>
-      </w:r>
-    </w:p>
-    <w:p>
-      <w:pPr>
-        <w:pStyle w:val="HorizontalLine"/>
-        <w:suppressLineNumbers/>
-        <w:pBdr>
-          <w:bottom w:val="double" w:sz="2" w:space="0" w:color="808080"/>
-        </w:pBdr>
-        <w:bidi w:val="0"/>
-        <w:spacing w:before="0" w:after="283"/>
-        <w:jc w:val="left"/>
-        <w:rPr/>
-      </w:pPr>
-      <w:r>
-        <w:rPr/>
-      </w:r>
-    </w:p>
-    <w:p>
-      <w:pPr>
-        <w:pStyle w:val="Heading1"/>
-        <w:bidi w:val="0"/>
-        <w:jc w:val="left"/>
-        <w:rPr/>
-      </w:pPr>
-      <w:r>
-        <w:rPr/>
-        <w:t>12. Layer 2 Security</w:t>
-      </w:r>
-    </w:p>
-    <w:p>
-      <w:pPr>
-        <w:pStyle w:val="TextBody"/>
-        <w:bidi w:val="0"/>
-        <w:spacing w:lineRule="auto" w:line="276" w:before="0" w:after="140"/>
-        <w:jc w:val="left"/>
-        <w:rPr/>
-      </w:pPr>
-      <w:r>
-        <w:rPr/>
-        <w:t>Several security controls were implemented.</w:t>
-      </w:r>
-    </w:p>
-    <w:p>
-      <w:pPr>
-        <w:pStyle w:val="Heading3"/>
-        <w:bidi w:val="0"/>
-        <w:jc w:val="left"/>
-        <w:rPr/>
-      </w:pPr>
-      <w:r>
-        <w:rPr/>
-        <w:t>Port Security</w:t>
-      </w:r>
-    </w:p>
-    <w:p>
-      <w:pPr>
-        <w:pStyle w:val="TextBody"/>
-        <w:bidi w:val="0"/>
-        <w:spacing w:lineRule="auto" w:line="276" w:before="0" w:after="140"/>
-        <w:jc w:val="left"/>
-        <w:rPr/>
-      </w:pPr>
-      <w:r>
-        <w:rPr/>
-        <w:t>End-device ports use:</w:t>
-      </w:r>
-    </w:p>
-    <w:p>
-      <w:pPr>
-        <w:pStyle w:val="TextBody"/>
-        <w:numPr>
-          <w:ilvl w:val="0"/>
-          <w:numId w:val="4"/>
-        </w:numPr>
-        <w:tabs>
-          <w:tab w:val="clear" w:pos="709"/>
-          <w:tab w:val="left" w:pos="709" w:leader="none"/>
-        </w:tabs>
-        <w:bidi w:val="0"/>
-        <w:spacing w:before="0" w:after="0"/>
-        <w:ind w:left="709" w:hanging="283"/>
-        <w:jc w:val="left"/>
-        <w:rPr/>
-      </w:pPr>
-      <w:r>
-        <w:rPr/>
-        <w:t xml:space="preserve">Maximum MAC addresses </w:t>
-      </w:r>
-    </w:p>
-    <w:p>
-      <w:pPr>
-        <w:pStyle w:val="TextBody"/>
-        <w:numPr>
-          <w:ilvl w:val="0"/>
-          <w:numId w:val="4"/>
-        </w:numPr>
-        <w:tabs>
-          <w:tab w:val="clear" w:pos="709"/>
-          <w:tab w:val="left" w:pos="709" w:leader="none"/>
-        </w:tabs>
-        <w:bidi w:val="0"/>
-        <w:spacing w:before="0" w:after="0"/>
-        <w:ind w:left="709" w:hanging="283"/>
-        <w:jc w:val="left"/>
-        <w:rPr/>
-      </w:pPr>
-      <w:r>
-        <w:rPr/>
-        <w:t xml:space="preserve">Sticky MAC learning </w:t>
-      </w:r>
-    </w:p>
-    <w:p>
-      <w:pPr>
-        <w:pStyle w:val="TextBody"/>
-        <w:numPr>
-          <w:ilvl w:val="0"/>
-          <w:numId w:val="4"/>
-        </w:numPr>
-        <w:tabs>
-          <w:tab w:val="clear" w:pos="709"/>
-          <w:tab w:val="left" w:pos="709" w:leader="none"/>
-        </w:tabs>
-        <w:bidi w:val="0"/>
-        <w:spacing w:before="0" w:after="0"/>
-        <w:ind w:left="709" w:hanging="283"/>
-        <w:jc w:val="left"/>
-        <w:rPr/>
-      </w:pPr>
-      <w:r>
-        <w:rPr/>
-        <w:t xml:space="preserve">Shutdown violation mode </w:t>
-      </w:r>
-    </w:p>
-    <w:p>
-      <w:pPr>
-        <w:pStyle w:val="TextBody"/>
-        <w:numPr>
-          <w:ilvl w:val="0"/>
-          <w:numId w:val="4"/>
-        </w:numPr>
-        <w:tabs>
-          <w:tab w:val="clear" w:pos="709"/>
-          <w:tab w:val="left" w:pos="709" w:leader="none"/>
-        </w:tabs>
-        <w:bidi w:val="0"/>
-        <w:ind w:left="709" w:hanging="283"/>
-        <w:jc w:val="left"/>
-        <w:rPr/>
-      </w:pPr>
-      <w:r>
-        <w:rPr/>
-        <w:t xml:space="preserve">Inactivity aging where appropriate </w:t>
-      </w:r>
-    </w:p>
-    <w:p>
-      <w:pPr>
-        <w:pStyle w:val="Heading3"/>
-        <w:bidi w:val="0"/>
-        <w:jc w:val="left"/>
-        <w:rPr/>
-      </w:pPr>
-      <w:r>
-        <w:rPr/>
-        <w:t>DHCP Snooping</w:t>
-      </w:r>
-    </w:p>
-    <w:p>
-      <w:pPr>
-        <w:pStyle w:val="TextBody"/>
-        <w:bidi w:val="0"/>
-        <w:spacing w:lineRule="auto" w:line="276" w:before="0" w:after="140"/>
-        <w:jc w:val="left"/>
-        <w:rPr/>
-      </w:pPr>
-      <w:r>
-        <w:rPr/>
-        <w:t>DHCP Snooping is enabled on user VLANs.</w:t>
-      </w:r>
-    </w:p>
-    <w:p>
-      <w:pPr>
-        <w:pStyle w:val="TextBody"/>
-        <w:bidi w:val="0"/>
-        <w:spacing w:lineRule="auto" w:line="276" w:before="0" w:after="140"/>
-        <w:jc w:val="left"/>
-        <w:rPr/>
-      </w:pPr>
-      <w:r>
-        <w:rPr/>
-        <w:t>Trusted ports are configured toward legitimate DHCP/server paths, while client-facing ports remain untrusted.</w:t>
-      </w:r>
-    </w:p>
-    <w:p>
-      <w:pPr>
-        <w:pStyle w:val="Heading3"/>
-        <w:bidi w:val="0"/>
-        <w:jc w:val="left"/>
-        <w:rPr/>
-      </w:pPr>
-      <w:r>
-        <w:rPr/>
-        <w:t>STP Protection</w:t>
-      </w:r>
-    </w:p>
-    <w:p>
-      <w:pPr>
-        <w:pStyle w:val="TextBody"/>
-        <w:bidi w:val="0"/>
-        <w:spacing w:lineRule="auto" w:line="276" w:before="0" w:after="140"/>
-        <w:jc w:val="left"/>
-        <w:rPr/>
-      </w:pPr>
-      <w:r>
-        <w:rPr/>
-        <w:t>Implemented protections include:</w:t>
-      </w:r>
-    </w:p>
-    <w:p>
-      <w:pPr>
-        <w:pStyle w:val="TextBody"/>
-        <w:numPr>
-          <w:ilvl w:val="0"/>
-          <w:numId w:val="5"/>
-        </w:numPr>
-        <w:tabs>
-          <w:tab w:val="clear" w:pos="709"/>
-          <w:tab w:val="left" w:pos="709" w:leader="none"/>
-        </w:tabs>
-        <w:bidi w:val="0"/>
-        <w:spacing w:before="0" w:after="0"/>
-        <w:ind w:left="709" w:hanging="283"/>
-        <w:jc w:val="left"/>
-        <w:rPr/>
-      </w:pPr>
-      <w:r>
-        <w:rPr>
-          <w:rStyle w:val="StrongEmphasis"/>
-        </w:rPr>
-        <w:t>BPDU Guard</w:t>
-      </w:r>
-      <w:r>
-        <w:rPr/>
-        <w:t xml:space="preserve"> — protects PortFast access ports from rogue BPDUs </w:t>
-      </w:r>
-    </w:p>
-    <w:p>
-      <w:pPr>
-        <w:pStyle w:val="TextBody"/>
-        <w:numPr>
-          <w:ilvl w:val="0"/>
-          <w:numId w:val="5"/>
-        </w:numPr>
-        <w:tabs>
-          <w:tab w:val="clear" w:pos="709"/>
-          <w:tab w:val="left" w:pos="709" w:leader="none"/>
-        </w:tabs>
-        <w:bidi w:val="0"/>
-        <w:spacing w:before="0" w:after="0"/>
-        <w:ind w:left="709" w:hanging="283"/>
-        <w:jc w:val="left"/>
-        <w:rPr/>
-      </w:pPr>
-      <w:r>
-        <w:rPr>
-          <w:rStyle w:val="StrongEmphasis"/>
-        </w:rPr>
-        <w:t>Root Guard</w:t>
-      </w:r>
-      <w:r>
-        <w:rPr/>
-        <w:t xml:space="preserve"> — prevents downstream switches from becoming STP root </w:t>
-      </w:r>
-    </w:p>
-    <w:p>
-      <w:pPr>
-        <w:pStyle w:val="TextBody"/>
-        <w:numPr>
-          <w:ilvl w:val="0"/>
-          <w:numId w:val="5"/>
-        </w:numPr>
-        <w:tabs>
-          <w:tab w:val="clear" w:pos="709"/>
-          <w:tab w:val="left" w:pos="709" w:leader="none"/>
-        </w:tabs>
-        <w:bidi w:val="0"/>
-        <w:ind w:left="709" w:hanging="283"/>
-        <w:jc w:val="left"/>
-        <w:rPr/>
-      </w:pPr>
-      <w:r>
-        <w:rPr>
-          <w:rStyle w:val="StrongEmphasis"/>
-        </w:rPr>
-        <w:t>Loop Guard</w:t>
-      </w:r>
-      <w:r>
-        <w:rPr/>
-        <w:t xml:space="preserve"> — protects against certain STP failure scenarios </w:t>
-      </w:r>
-    </w:p>
-    <w:p>
-      <w:pPr>
-        <w:pStyle w:val="HorizontalLine"/>
-        <w:bidi w:val="0"/>
-        <w:jc w:val="left"/>
-        <w:rPr/>
-      </w:pPr>
-      <w:r>
-        <w:rPr/>
-      </w:r>
-    </w:p>
-    <w:p>
-      <w:pPr>
-        <w:pStyle w:val="Heading1"/>
-        <w:bidi w:val="0"/>
-        <w:jc w:val="left"/>
-        <w:rPr/>
-      </w:pPr>
-      <w:r>
-        <w:rPr/>
-        <w:t>13. ACL</w:t>
-      </w:r>
-    </w:p>
-    <w:p>
-      <w:pPr>
-        <w:pStyle w:val="TextBody"/>
-        <w:bidi w:val="0"/>
-        <w:spacing w:lineRule="auto" w:line="276" w:before="0" w:after="140"/>
-        <w:jc w:val="left"/>
-        <w:rPr/>
-      </w:pPr>
-      <w:r>
-        <w:rPr/>
-        <w:t>Extended ACLs were designed to control communication between departmental VLANs.</w:t>
-      </w:r>
-    </w:p>
-    <w:p>
-      <w:pPr>
-        <w:pStyle w:val="TextBody"/>
-        <w:bidi w:val="0"/>
-        <w:spacing w:lineRule="auto" w:line="276" w:before="0" w:after="140"/>
-        <w:jc w:val="left"/>
-        <w:rPr/>
-      </w:pPr>
-      <w:r>
-        <w:rPr/>
-        <w:t>For example, the HR security policy was intended to prevent direct HR-to-IT communication while allowing HR traffic toward other permitted destinations.</w:t>
-      </w:r>
-    </w:p>
-    <w:p>
-      <w:pPr>
-        <w:pStyle w:val="TextBody"/>
-        <w:bidi w:val="0"/>
-        <w:spacing w:lineRule="auto" w:line="276" w:before="0" w:after="140"/>
-        <w:jc w:val="left"/>
-        <w:rPr/>
-      </w:pPr>
-      <w:r>
-        <w:rPr/>
-        <w:t>ACL behavior in Packet Tracer showed some limitations during testing, so this portion was not treated as a fully validated production implementation.</w:t>
-      </w:r>
-    </w:p>
-    <w:p>
-      <w:pPr>
-        <w:pStyle w:val="HorizontalLine"/>
-        <w:suppressLineNumbers/>
-        <w:pBdr>
-          <w:bottom w:val="double" w:sz="2" w:space="0" w:color="808080"/>
-        </w:pBdr>
-        <w:bidi w:val="0"/>
-        <w:spacing w:before="0" w:after="283"/>
-        <w:jc w:val="left"/>
-        <w:rPr/>
-      </w:pPr>
-      <w:r>
-        <w:rPr/>
-      </w:r>
-    </w:p>
-    <w:p>
-      <w:pPr>
-        <w:pStyle w:val="Heading1"/>
-        <w:bidi w:val="0"/>
-        <w:jc w:val="left"/>
-        <w:rPr/>
-      </w:pPr>
-      <w:r>
-        <w:rPr/>
-        <w:t>14. Redundancy Design</w:t>
-      </w:r>
-    </w:p>
-    <w:p>
-      <w:pPr>
-        <w:pStyle w:val="TextBody"/>
-        <w:bidi w:val="0"/>
-        <w:spacing w:lineRule="auto" w:line="276" w:before="0" w:after="140"/>
-        <w:jc w:val="left"/>
-        <w:rPr/>
-      </w:pPr>
-      <w:r>
-        <w:rPr/>
-        <w:t>Redundancy exists at multiple levels:</w:t>
-      </w:r>
-    </w:p>
-    <w:p>
-      <w:pPr>
-        <w:pStyle w:val="TextBody"/>
-        <w:bidi w:val="0"/>
-        <w:spacing w:lineRule="auto" w:line="276" w:before="0" w:after="140"/>
-        <w:jc w:val="left"/>
-        <w:rPr/>
-      </w:pPr>
-      <w:r>
-        <w:rPr>
-          <w:rStyle w:val="StrongEmphasis"/>
-        </w:rPr>
-        <w:t>Gateway redundancy</w:t>
-      </w:r>
-    </w:p>
-    <w:p>
-      <w:pPr>
-        <w:sectPr>
-          <w:type w:val="continuous"/>
-          <w:pgSz w:w="12240" w:h="15840"/>
-          <w:pgMar w:left="1134" w:right="1134" w:gutter="0" w:header="0" w:top="1134" w:footer="0" w:bottom="1134"/>
-          <w:pgNumType w:fmt="decimal"/>
-          <w:formProt w:val="false"/>
-          <w:textDirection w:val="lrTb"/>
-        </w:sectPr>
-      </w:pPr>
-    </w:p>
-    <w:p>
-      <w:pPr>
-        <w:pStyle w:val="PreformattedText"/>
-        <w:bidi w:val="0"/>
-        <w:spacing w:before="0" w:after="0"/>
-        <w:jc w:val="left"/>
-        <w:rPr/>
-      </w:pPr>
-      <w:bookmarkStart w:id="12" w:name="code-block-viewer12"/>
-      <w:bookmarkEnd w:id="12"/>
-      <w:r>
-        <w:rPr>
-          <w:rStyle w:val="SourceText"/>
-        </w:rPr>
-        <w:t>DIST1 ↔ DIST2</w:t>
-      </w:r>
-    </w:p>
-    <w:p>
-      <w:pPr>
-        <w:pStyle w:val="PreformattedText"/>
-        <w:bidi w:val="0"/>
-        <w:spacing w:before="0" w:after="283"/>
-        <w:jc w:val="left"/>
-        <w:rPr/>
-      </w:pPr>
-      <w:r>
-        <w:rPr>
-          <w:rStyle w:val="SourceText"/>
-        </w:rPr>
-        <w:t xml:space="preserve">      </w:t>
-      </w:r>
-      <w:r>
-        <w:rPr>
-          <w:rStyle w:val="SourceText"/>
-        </w:rPr>
-        <w:t>HSRP</w:t>
+        <w:t>Web server:</w:t>
       </w:r>
     </w:p>
     <w:p>
@@ -4758,87 +3642,25 @@
           <w:pgMar w:left="1134" w:right="1134" w:gutter="0" w:header="0" w:top="1134" w:footer="0" w:bottom="1134"/>
           <w:formProt w:val="false"/>
           <w:textDirection w:val="lrTb"/>
+          <w:docGrid w:type="default" w:linePitch="100" w:charSpace="0"/>
         </w:sectPr>
       </w:pPr>
     </w:p>
     <w:p>
       <w:pPr>
-        <w:pStyle w:val="TextBody"/>
-        <w:bidi w:val="0"/>
-        <w:spacing w:lineRule="auto" w:line="276" w:before="0" w:after="140"/>
-        <w:jc w:val="left"/>
-        <w:rPr/>
-      </w:pPr>
-      <w:r>
-        <w:rPr>
-          <w:rStyle w:val="StrongEmphasis"/>
-        </w:rPr>
-        <w:t>Link redundancy</w:t>
-      </w:r>
-    </w:p>
-    <w:p>
-      <w:pPr>
-        <w:sectPr>
-          <w:type w:val="continuous"/>
-          <w:pgSz w:w="12240" w:h="15840"/>
-          <w:pgMar w:left="1134" w:right="1134" w:gutter="0" w:header="0" w:top="1134" w:footer="0" w:bottom="1134"/>
-          <w:pgNumType w:fmt="decimal"/>
-          <w:formProt w:val="false"/>
-          <w:textDirection w:val="lrTb"/>
-        </w:sectPr>
-      </w:pPr>
-    </w:p>
-    <w:p>
-      <w:pPr>
         <w:pStyle w:val="PreformattedText"/>
         <w:bidi w:val="0"/>
-        <w:spacing w:before="0" w:after="0"/>
-        <w:jc w:val="left"/>
-        <w:rPr/>
-      </w:pPr>
-      <w:bookmarkStart w:id="13" w:name="code-block-viewer13"/>
-      <w:bookmarkEnd w:id="13"/>
+        <w:spacing w:before="0" w:after="283"/>
+        <w:jc w:val="left"/>
+        <w:rPr/>
+      </w:pPr>
+      <w:bookmarkStart w:id="6" w:name="code-block-viewer6"/>
+      <w:bookmarkEnd w:id="6"/>
       <w:r>
         <w:rPr>
           <w:rStyle w:val="SourceText"/>
         </w:rPr>
-        <w:t>Multiple physical links</w:t>
-      </w:r>
-    </w:p>
-    <w:p>
-      <w:pPr>
-        <w:pStyle w:val="PreformattedText"/>
-        <w:bidi w:val="0"/>
-        <w:spacing w:before="0" w:after="0"/>
-        <w:jc w:val="left"/>
-        <w:rPr/>
-      </w:pPr>
-      <w:r>
-        <w:rPr>
-          <w:rStyle w:val="SourceText"/>
-        </w:rPr>
-        <w:t xml:space="preserve">        ↓</w:t>
-      </w:r>
-    </w:p>
-    <w:p>
-      <w:pPr>
-        <w:pStyle w:val="PreformattedText"/>
-        <w:bidi w:val="0"/>
-        <w:spacing w:before="0" w:after="283"/>
-        <w:jc w:val="left"/>
-        <w:rPr/>
-      </w:pPr>
-      <w:r>
-        <w:rPr>
-          <w:rStyle w:val="SourceText"/>
-        </w:rPr>
-        <w:t xml:space="preserve">   </w:t>
-      </w:r>
-      <w:r>
-        <w:rPr>
-          <w:rStyle w:val="SourceText"/>
-        </w:rPr>
-        <w:t>EtherChannel</w:t>
+        <w:t>198.51.100.10</w:t>
       </w:r>
     </w:p>
     <w:p>
@@ -4849,6 +3671,7 @@
           <w:pgMar w:left="1134" w:right="1134" w:gutter="0" w:header="0" w:top="1134" w:footer="0" w:bottom="1134"/>
           <w:formProt w:val="false"/>
           <w:textDirection w:val="lrTb"/>
+          <w:docGrid w:type="default" w:linePitch="100" w:charSpace="0"/>
         </w:sectPr>
       </w:pPr>
     </w:p>
@@ -4861,75 +3684,74 @@
         <w:rPr/>
       </w:pPr>
       <w:r>
-        <w:rPr>
-          <w:rStyle w:val="StrongEmphasis"/>
-        </w:rPr>
-        <w:t>STP redundancy</w:t>
-      </w:r>
-    </w:p>
-    <w:p>
-      <w:pPr>
-        <w:sectPr>
-          <w:type w:val="continuous"/>
-          <w:pgSz w:w="12240" w:h="15840"/>
-          <w:pgMar w:left="1134" w:right="1134" w:gutter="0" w:header="0" w:top="1134" w:footer="0" w:bottom="1134"/>
-          <w:pgNumType w:fmt="decimal"/>
-          <w:formProt w:val="false"/>
-          <w:textDirection w:val="lrTb"/>
-        </w:sectPr>
-      </w:pPr>
-    </w:p>
-    <w:p>
-      <w:pPr>
-        <w:pStyle w:val="PreformattedText"/>
-        <w:bidi w:val="0"/>
-        <w:spacing w:before="0" w:after="0"/>
-        <w:jc w:val="left"/>
-        <w:rPr/>
-      </w:pPr>
-      <w:bookmarkStart w:id="14" w:name="code-block-viewer14"/>
-      <w:bookmarkEnd w:id="14"/>
-      <w:r>
-        <w:rPr>
-          <w:rStyle w:val="SourceText"/>
-        </w:rPr>
-        <w:t>Multiple Layer-2 paths</w:t>
-      </w:r>
-    </w:p>
-    <w:p>
-      <w:pPr>
-        <w:pStyle w:val="PreformattedText"/>
-        <w:bidi w:val="0"/>
-        <w:spacing w:before="0" w:after="0"/>
-        <w:jc w:val="left"/>
-        <w:rPr/>
-      </w:pPr>
-      <w:r>
-        <w:rPr>
-          <w:rStyle w:val="SourceText"/>
-        </w:rPr>
-        <w:t xml:space="preserve">        ↓</w:t>
-      </w:r>
-    </w:p>
-    <w:p>
-      <w:pPr>
-        <w:pStyle w:val="PreformattedText"/>
+        <w:rPr/>
+        <w:t>This allows the public server to be treated as an externally reachable service rather than an internal server requiring inbound NAT.</w:t>
+      </w:r>
+    </w:p>
+    <w:p>
+      <w:pPr>
+        <w:pStyle w:val="TextBody"/>
+        <w:bidi w:val="0"/>
+        <w:spacing w:lineRule="auto" w:line="276" w:before="0" w:after="140"/>
+        <w:jc w:val="left"/>
+        <w:rPr/>
+      </w:pPr>
+      <w:r>
+        <w:rPr/>
+        <w:t>Internet connectivity was successfully tested using DNS resolution and web access.</w:t>
+      </w:r>
+    </w:p>
+    <w:p>
+      <w:pPr>
+        <w:pStyle w:val="HorizontalLine"/>
+        <w:suppressLineNumbers/>
+        <w:pBdr>
+          <w:bottom w:val="double" w:sz="2" w:space="0" w:color="808080"/>
+        </w:pBdr>
         <w:bidi w:val="0"/>
         <w:spacing w:before="0" w:after="283"/>
         <w:jc w:val="left"/>
         <w:rPr/>
       </w:pPr>
       <w:r>
-        <w:rPr>
-          <w:rStyle w:val="SourceText"/>
-        </w:rPr>
-        <w:t xml:space="preserve">    </w:t>
-      </w:r>
-      <w:r>
-        <w:rPr>
-          <w:rStyle w:val="SourceText"/>
-        </w:rPr>
-        <w:t>Rapid-PVST</w:t>
+        <w:rPr/>
+      </w:r>
+    </w:p>
+    <w:p>
+      <w:pPr>
+        <w:pStyle w:val="Heading1"/>
+        <w:bidi w:val="0"/>
+        <w:jc w:val="left"/>
+        <w:rPr/>
+      </w:pPr>
+      <w:r>
+        <w:rPr/>
+        <w:t>10. Network Services</w:t>
+      </w:r>
+    </w:p>
+    <w:p>
+      <w:pPr>
+        <w:pStyle w:val="Heading3"/>
+        <w:bidi w:val="0"/>
+        <w:jc w:val="left"/>
+        <w:rPr/>
+      </w:pPr>
+      <w:r>
+        <w:rPr/>
+        <w:t>DHCP</w:t>
+      </w:r>
+    </w:p>
+    <w:p>
+      <w:pPr>
+        <w:pStyle w:val="TextBody"/>
+        <w:bidi w:val="0"/>
+        <w:spacing w:lineRule="auto" w:line="276" w:before="0" w:after="140"/>
+        <w:jc w:val="left"/>
+        <w:rPr/>
+      </w:pPr>
+      <w:r>
+        <w:rPr/>
+        <w:t>A centralized DHCP server is located in the server network:</w:t>
       </w:r>
     </w:p>
     <w:p>
@@ -4940,51 +3762,25 @@
           <w:pgMar w:left="1134" w:right="1134" w:gutter="0" w:header="0" w:top="1134" w:footer="0" w:bottom="1134"/>
           <w:formProt w:val="false"/>
           <w:textDirection w:val="lrTb"/>
+          <w:docGrid w:type="default" w:linePitch="100" w:charSpace="0"/>
         </w:sectPr>
       </w:pPr>
     </w:p>
     <w:p>
       <w:pPr>
-        <w:pStyle w:val="TextBody"/>
-        <w:bidi w:val="0"/>
-        <w:spacing w:lineRule="auto" w:line="276" w:before="0" w:after="140"/>
-        <w:jc w:val="left"/>
-        <w:rPr/>
-      </w:pPr>
-      <w:r>
-        <w:rPr>
-          <w:rStyle w:val="StrongEmphasis"/>
-        </w:rPr>
-        <w:t>Routing redundancy</w:t>
-      </w:r>
-    </w:p>
-    <w:p>
-      <w:pPr>
-        <w:sectPr>
-          <w:type w:val="continuous"/>
-          <w:pgSz w:w="12240" w:h="15840"/>
-          <w:pgMar w:left="1134" w:right="1134" w:gutter="0" w:header="0" w:top="1134" w:footer="0" w:bottom="1134"/>
-          <w:pgNumType w:fmt="decimal"/>
-          <w:formProt w:val="false"/>
-          <w:textDirection w:val="lrTb"/>
-        </w:sectPr>
-      </w:pPr>
-    </w:p>
-    <w:p>
-      <w:pPr>
         <w:pStyle w:val="PreformattedText"/>
         <w:bidi w:val="0"/>
         <w:spacing w:before="0" w:after="283"/>
         <w:jc w:val="left"/>
         <w:rPr/>
       </w:pPr>
-      <w:bookmarkStart w:id="15" w:name="code-block-viewer15"/>
-      <w:bookmarkEnd w:id="15"/>
+      <w:bookmarkStart w:id="7" w:name="code-block-viewer7"/>
+      <w:bookmarkEnd w:id="7"/>
       <w:r>
         <w:rPr>
           <w:rStyle w:val="SourceText"/>
         </w:rPr>
-        <w:t>Dynamic OSPF routing</w:t>
+        <w:t>DHCP Server: 10.10.50.10</w:t>
       </w:r>
     </w:p>
     <w:p>
@@ -4995,6 +3791,7 @@
           <w:pgMar w:left="1134" w:right="1134" w:gutter="0" w:header="0" w:top="1134" w:footer="0" w:bottom="1134"/>
           <w:formProt w:val="false"/>
           <w:textDirection w:val="lrTb"/>
+          <w:docGrid w:type="default" w:linePitch="100" w:charSpace="0"/>
         </w:sectPr>
       </w:pPr>
     </w:p>
@@ -5008,487 +3805,29 @@
       </w:pPr>
       <w:r>
         <w:rPr/>
-        <w:t>This allows the network to remain operational when individual links or devices fail.</w:t>
-      </w:r>
-    </w:p>
-    <w:p>
-      <w:pPr>
-        <w:pStyle w:val="HorizontalLine"/>
-        <w:suppressLineNumbers/>
-        <w:pBdr>
-          <w:bottom w:val="double" w:sz="2" w:space="0" w:color="808080"/>
-        </w:pBdr>
-        <w:bidi w:val="0"/>
-        <w:spacing w:before="0" w:after="283"/>
-        <w:jc w:val="left"/>
-        <w:rPr/>
-      </w:pPr>
-      <w:r>
-        <w:rPr/>
-      </w:r>
-    </w:p>
-    <w:p>
-      <w:pPr>
-        <w:pStyle w:val="Heading1"/>
-        <w:bidi w:val="0"/>
-        <w:jc w:val="left"/>
-        <w:rPr/>
-      </w:pPr>
-      <w:r>
-        <w:rPr/>
-        <w:t>15. Troubleshooting &amp; Validation</w:t>
-      </w:r>
-    </w:p>
-    <w:p>
-      <w:pPr>
-        <w:pStyle w:val="TextBody"/>
-        <w:bidi w:val="0"/>
-        <w:spacing w:lineRule="auto" w:line="276" w:before="0" w:after="140"/>
-        <w:jc w:val="left"/>
-        <w:rPr/>
-      </w:pPr>
-      <w:r>
-        <w:rPr/>
-        <w:t>During implementation, several real configuration and operational issues were encountered and resolved, including:</w:t>
-      </w:r>
-    </w:p>
-    <w:p>
-      <w:pPr>
-        <w:pStyle w:val="TextBody"/>
-        <w:numPr>
-          <w:ilvl w:val="0"/>
-          <w:numId w:val="6"/>
-        </w:numPr>
-        <w:tabs>
-          <w:tab w:val="clear" w:pos="709"/>
-          <w:tab w:val="left" w:pos="709" w:leader="none"/>
-        </w:tabs>
-        <w:bidi w:val="0"/>
-        <w:spacing w:before="0" w:after="0"/>
-        <w:ind w:left="709" w:hanging="283"/>
-        <w:jc w:val="left"/>
-        <w:rPr/>
-      </w:pPr>
-      <w:r>
-        <w:rPr/>
-        <w:t xml:space="preserve">VLAN/trunk connectivity problems </w:t>
-      </w:r>
-    </w:p>
-    <w:p>
-      <w:pPr>
-        <w:pStyle w:val="TextBody"/>
-        <w:numPr>
-          <w:ilvl w:val="0"/>
-          <w:numId w:val="6"/>
-        </w:numPr>
-        <w:tabs>
-          <w:tab w:val="clear" w:pos="709"/>
-          <w:tab w:val="left" w:pos="709" w:leader="none"/>
-        </w:tabs>
-        <w:bidi w:val="0"/>
-        <w:spacing w:before="0" w:after="0"/>
-        <w:ind w:left="709" w:hanging="283"/>
-        <w:jc w:val="left"/>
-        <w:rPr/>
-      </w:pPr>
-      <w:r>
-        <w:rPr/>
-        <w:t xml:space="preserve">HSRP gateway issues </w:t>
-      </w:r>
-    </w:p>
-    <w:p>
-      <w:pPr>
-        <w:pStyle w:val="TextBody"/>
-        <w:numPr>
-          <w:ilvl w:val="0"/>
-          <w:numId w:val="6"/>
-        </w:numPr>
-        <w:tabs>
-          <w:tab w:val="clear" w:pos="709"/>
-          <w:tab w:val="left" w:pos="709" w:leader="none"/>
-        </w:tabs>
-        <w:bidi w:val="0"/>
-        <w:spacing w:before="0" w:after="0"/>
-        <w:ind w:left="709" w:hanging="283"/>
-        <w:jc w:val="left"/>
-        <w:rPr/>
-      </w:pPr>
-      <w:r>
-        <w:rPr/>
-        <w:t xml:space="preserve">DHCP relay problems </w:t>
-      </w:r>
-    </w:p>
-    <w:p>
-      <w:pPr>
-        <w:pStyle w:val="TextBody"/>
-        <w:numPr>
-          <w:ilvl w:val="0"/>
-          <w:numId w:val="6"/>
-        </w:numPr>
-        <w:tabs>
-          <w:tab w:val="clear" w:pos="709"/>
-          <w:tab w:val="left" w:pos="709" w:leader="none"/>
-        </w:tabs>
-        <w:bidi w:val="0"/>
-        <w:spacing w:before="0" w:after="0"/>
-        <w:ind w:left="709" w:hanging="283"/>
-        <w:jc w:val="left"/>
-        <w:rPr/>
-      </w:pPr>
-      <w:r>
-        <w:rPr/>
-        <w:t xml:space="preserve">NAT/PAT verification </w:t>
-      </w:r>
-    </w:p>
-    <w:p>
-      <w:pPr>
-        <w:pStyle w:val="TextBody"/>
-        <w:numPr>
-          <w:ilvl w:val="0"/>
-          <w:numId w:val="6"/>
-        </w:numPr>
-        <w:tabs>
-          <w:tab w:val="clear" w:pos="709"/>
-          <w:tab w:val="left" w:pos="709" w:leader="none"/>
-        </w:tabs>
-        <w:bidi w:val="0"/>
-        <w:spacing w:before="0" w:after="0"/>
-        <w:ind w:left="709" w:hanging="283"/>
-        <w:jc w:val="left"/>
-        <w:rPr/>
-      </w:pPr>
-      <w:r>
-        <w:rPr/>
-        <w:t xml:space="preserve">SSH connectivity </w:t>
-      </w:r>
-    </w:p>
-    <w:p>
-      <w:pPr>
-        <w:pStyle w:val="TextBody"/>
-        <w:numPr>
-          <w:ilvl w:val="0"/>
-          <w:numId w:val="6"/>
-        </w:numPr>
-        <w:tabs>
-          <w:tab w:val="clear" w:pos="709"/>
-          <w:tab w:val="left" w:pos="709" w:leader="none"/>
-        </w:tabs>
-        <w:bidi w:val="0"/>
-        <w:spacing w:before="0" w:after="0"/>
-        <w:ind w:left="709" w:hanging="283"/>
-        <w:jc w:val="left"/>
-        <w:rPr/>
-      </w:pPr>
-      <w:r>
-        <w:rPr/>
-        <w:t xml:space="preserve">Missing RSA keys </w:t>
-      </w:r>
-    </w:p>
-    <w:p>
-      <w:pPr>
-        <w:pStyle w:val="TextBody"/>
-        <w:numPr>
-          <w:ilvl w:val="0"/>
-          <w:numId w:val="6"/>
-        </w:numPr>
-        <w:tabs>
-          <w:tab w:val="clear" w:pos="709"/>
-          <w:tab w:val="left" w:pos="709" w:leader="none"/>
-        </w:tabs>
-        <w:bidi w:val="0"/>
-        <w:spacing w:before="0" w:after="0"/>
-        <w:ind w:left="709" w:hanging="283"/>
-        <w:jc w:val="left"/>
-        <w:rPr/>
-      </w:pPr>
-      <w:r>
-        <w:rPr/>
-        <w:t xml:space="preserve">TACACS+ authentication behavior </w:t>
-      </w:r>
-    </w:p>
-    <w:p>
-      <w:pPr>
-        <w:pStyle w:val="TextBody"/>
-        <w:numPr>
-          <w:ilvl w:val="0"/>
-          <w:numId w:val="6"/>
-        </w:numPr>
-        <w:tabs>
-          <w:tab w:val="clear" w:pos="709"/>
-          <w:tab w:val="left" w:pos="709" w:leader="none"/>
-        </w:tabs>
-        <w:bidi w:val="0"/>
-        <w:spacing w:before="0" w:after="0"/>
-        <w:ind w:left="709" w:hanging="283"/>
-        <w:jc w:val="left"/>
-        <w:rPr/>
-      </w:pPr>
-      <w:r>
-        <w:rPr/>
-        <w:t xml:space="preserve">STP root selection </w:t>
-      </w:r>
-    </w:p>
-    <w:p>
-      <w:pPr>
-        <w:pStyle w:val="TextBody"/>
-        <w:numPr>
-          <w:ilvl w:val="0"/>
-          <w:numId w:val="6"/>
-        </w:numPr>
-        <w:tabs>
-          <w:tab w:val="clear" w:pos="709"/>
-          <w:tab w:val="left" w:pos="709" w:leader="none"/>
-        </w:tabs>
-        <w:bidi w:val="0"/>
-        <w:spacing w:before="0" w:after="0"/>
-        <w:ind w:left="709" w:hanging="283"/>
-        <w:jc w:val="left"/>
-        <w:rPr/>
-      </w:pPr>
-      <w:r>
-        <w:rPr/>
-        <w:t xml:space="preserve">EtherChannel compatibility </w:t>
-      </w:r>
-    </w:p>
-    <w:p>
-      <w:pPr>
-        <w:pStyle w:val="TextBody"/>
-        <w:numPr>
-          <w:ilvl w:val="0"/>
-          <w:numId w:val="6"/>
-        </w:numPr>
-        <w:tabs>
-          <w:tab w:val="clear" w:pos="709"/>
-          <w:tab w:val="left" w:pos="709" w:leader="none"/>
-        </w:tabs>
-        <w:bidi w:val="0"/>
-        <w:spacing w:before="0" w:after="0"/>
-        <w:ind w:left="709" w:hanging="283"/>
-        <w:jc w:val="left"/>
-        <w:rPr/>
-      </w:pPr>
-      <w:r>
-        <w:rPr/>
-        <w:t xml:space="preserve">Native VLAN mismatches </w:t>
-      </w:r>
-    </w:p>
-    <w:p>
-      <w:pPr>
-        <w:pStyle w:val="TextBody"/>
-        <w:numPr>
-          <w:ilvl w:val="0"/>
-          <w:numId w:val="6"/>
-        </w:numPr>
-        <w:tabs>
-          <w:tab w:val="clear" w:pos="709"/>
-          <w:tab w:val="left" w:pos="709" w:leader="none"/>
-        </w:tabs>
-        <w:bidi w:val="0"/>
-        <w:spacing w:before="0" w:after="0"/>
-        <w:ind w:left="709" w:hanging="283"/>
-        <w:jc w:val="left"/>
-        <w:rPr/>
-      </w:pPr>
-      <w:r>
-        <w:rPr/>
-        <w:t xml:space="preserve">Suspended EtherChannel members </w:t>
-      </w:r>
-    </w:p>
-    <w:p>
-      <w:pPr>
-        <w:pStyle w:val="TextBody"/>
-        <w:numPr>
-          <w:ilvl w:val="0"/>
-          <w:numId w:val="6"/>
-        </w:numPr>
-        <w:tabs>
-          <w:tab w:val="clear" w:pos="709"/>
-          <w:tab w:val="left" w:pos="709" w:leader="none"/>
-        </w:tabs>
-        <w:bidi w:val="0"/>
-        <w:ind w:left="709" w:hanging="283"/>
-        <w:jc w:val="left"/>
-        <w:rPr/>
-      </w:pPr>
-      <w:r>
-        <w:rPr/>
-        <w:t xml:space="preserve">Packet Tracer state/configuration issues </w:t>
-      </w:r>
-    </w:p>
-    <w:p>
-      <w:pPr>
-        <w:pStyle w:val="TextBody"/>
-        <w:bidi w:val="0"/>
-        <w:jc w:val="left"/>
-        <w:rPr/>
-      </w:pPr>
-      <w:r>
-        <w:rPr/>
-        <w:t>Common verification commands used included:</w:t>
-      </w:r>
-    </w:p>
-    <w:p>
-      <w:pPr>
-        <w:sectPr>
-          <w:type w:val="continuous"/>
-          <w:pgSz w:w="12240" w:h="15840"/>
-          <w:pgMar w:left="1134" w:right="1134" w:gutter="0" w:header="0" w:top="1134" w:footer="0" w:bottom="1134"/>
-          <w:pgNumType w:fmt="decimal"/>
-          <w:formProt w:val="false"/>
-          <w:textDirection w:val="lrTb"/>
-        </w:sectPr>
-      </w:pPr>
-    </w:p>
-    <w:p>
-      <w:pPr>
-        <w:pStyle w:val="PreformattedText"/>
-        <w:bidi w:val="0"/>
-        <w:spacing w:before="0" w:after="0"/>
-        <w:jc w:val="left"/>
-        <w:rPr/>
-      </w:pPr>
-      <w:bookmarkStart w:id="16" w:name="code-block-viewer16"/>
-      <w:bookmarkEnd w:id="16"/>
+        <w:t>DHCP Relay (</w:t>
+      </w:r>
       <w:r>
         <w:rPr>
           <w:rStyle w:val="SourceText"/>
         </w:rPr>
-        <w:t>show vlan brief</w:t>
-      </w:r>
-    </w:p>
-    <w:p>
-      <w:pPr>
-        <w:pStyle w:val="PreformattedText"/>
-        <w:bidi w:val="0"/>
-        <w:spacing w:before="0" w:after="0"/>
-        <w:jc w:val="left"/>
-        <w:rPr/>
-      </w:pPr>
-      <w:r>
-        <w:rPr>
-          <w:rStyle w:val="SourceText"/>
-        </w:rPr>
-        <w:t>show interfaces trunk</w:t>
-      </w:r>
-    </w:p>
-    <w:p>
-      <w:pPr>
-        <w:pStyle w:val="PreformattedText"/>
-        <w:bidi w:val="0"/>
-        <w:spacing w:before="0" w:after="0"/>
-        <w:jc w:val="left"/>
-        <w:rPr/>
-      </w:pPr>
-      <w:r>
-        <w:rPr>
-          <w:rStyle w:val="SourceText"/>
-        </w:rPr>
-        <w:t>show etherchannel summary</w:t>
-      </w:r>
-    </w:p>
-    <w:p>
-      <w:pPr>
-        <w:pStyle w:val="PreformattedText"/>
-        <w:bidi w:val="0"/>
-        <w:spacing w:before="0" w:after="0"/>
-        <w:jc w:val="left"/>
-        <w:rPr/>
-      </w:pPr>
-      <w:r>
-        <w:rPr>
-          <w:rStyle w:val="SourceText"/>
-        </w:rPr>
-        <w:t>show spanning-tree</w:t>
-      </w:r>
-    </w:p>
-    <w:p>
-      <w:pPr>
-        <w:pStyle w:val="PreformattedText"/>
-        <w:bidi w:val="0"/>
-        <w:spacing w:before="0" w:after="0"/>
-        <w:jc w:val="left"/>
-        <w:rPr/>
-      </w:pPr>
-      <w:r>
-        <w:rPr>
-          <w:rStyle w:val="SourceText"/>
-        </w:rPr>
-        <w:t>show standby brief</w:t>
-      </w:r>
-    </w:p>
-    <w:p>
-      <w:pPr>
-        <w:pStyle w:val="PreformattedText"/>
-        <w:bidi w:val="0"/>
-        <w:spacing w:before="0" w:after="0"/>
-        <w:jc w:val="left"/>
-        <w:rPr/>
-      </w:pPr>
-      <w:r>
-        <w:rPr>
-          <w:rStyle w:val="SourceText"/>
-        </w:rPr>
-        <w:t>show ip route</w:t>
-      </w:r>
-    </w:p>
-    <w:p>
-      <w:pPr>
-        <w:pStyle w:val="PreformattedText"/>
-        <w:bidi w:val="0"/>
-        <w:spacing w:before="0" w:after="0"/>
-        <w:jc w:val="left"/>
-        <w:rPr/>
-      </w:pPr>
-      <w:r>
-        <w:rPr>
-          <w:rStyle w:val="SourceText"/>
-        </w:rPr>
-        <w:t>show ip ospf neighbor</w:t>
-      </w:r>
-    </w:p>
-    <w:p>
-      <w:pPr>
-        <w:pStyle w:val="PreformattedText"/>
-        <w:bidi w:val="0"/>
-        <w:spacing w:before="0" w:after="0"/>
-        <w:jc w:val="left"/>
-        <w:rPr/>
-      </w:pPr>
-      <w:r>
-        <w:rPr>
-          <w:rStyle w:val="SourceText"/>
-        </w:rPr>
-        <w:t>show ip nat translations</w:t>
-      </w:r>
-    </w:p>
-    <w:p>
-      <w:pPr>
-        <w:pStyle w:val="PreformattedText"/>
-        <w:bidi w:val="0"/>
-        <w:spacing w:before="0" w:after="0"/>
-        <w:jc w:val="left"/>
-        <w:rPr/>
-      </w:pPr>
-      <w:r>
-        <w:rPr>
-          <w:rStyle w:val="SourceText"/>
-        </w:rPr>
-        <w:t>show ip interface brief</w:t>
-      </w:r>
-    </w:p>
-    <w:p>
-      <w:pPr>
-        <w:pStyle w:val="PreformattedText"/>
-        <w:bidi w:val="0"/>
-        <w:spacing w:before="0" w:after="283"/>
-        <w:jc w:val="left"/>
-        <w:rPr/>
-      </w:pPr>
-      <w:r>
-        <w:rPr>
-          <w:rStyle w:val="SourceText"/>
-        </w:rPr>
-        <w:t>show running-config</w:t>
+        <w:t>ip helper-address</w:t>
+      </w:r>
+      <w:r>
+        <w:rPr/>
+        <w:t>) is used so clients in different VLANs can obtain addresses from the centralized DHCP server.</w:t>
+      </w:r>
+    </w:p>
+    <w:p>
+      <w:pPr>
+        <w:pStyle w:val="Heading3"/>
+        <w:bidi w:val="0"/>
+        <w:jc w:val="left"/>
+        <w:rPr/>
+      </w:pPr>
+      <w:r>
+        <w:rPr/>
+        <w:t>DNS</w:t>
       </w:r>
     </w:p>
     <w:p>
@@ -5499,8 +3838,183 @@
           <w:pgMar w:left="1134" w:right="1134" w:gutter="0" w:header="0" w:top="1134" w:footer="0" w:bottom="1134"/>
           <w:formProt w:val="false"/>
           <w:textDirection w:val="lrTb"/>
+          <w:docGrid w:type="default" w:linePitch="100" w:charSpace="0"/>
         </w:sectPr>
       </w:pPr>
+    </w:p>
+    <w:p>
+      <w:pPr>
+        <w:pStyle w:val="PreformattedText"/>
+        <w:bidi w:val="0"/>
+        <w:spacing w:before="0" w:after="283"/>
+        <w:jc w:val="left"/>
+        <w:rPr/>
+      </w:pPr>
+      <w:bookmarkStart w:id="8" w:name="code-block-viewer8"/>
+      <w:bookmarkEnd w:id="8"/>
+      <w:r>
+        <w:rPr>
+          <w:rStyle w:val="SourceText"/>
+        </w:rPr>
+        <w:t>DNS Server: 10.10.50.11</w:t>
+      </w:r>
+    </w:p>
+    <w:p>
+      <w:pPr>
+        <w:sectPr>
+          <w:type w:val="continuous"/>
+          <w:pgSz w:w="12240" w:h="15840"/>
+          <w:pgMar w:left="1134" w:right="1134" w:gutter="0" w:header="0" w:top="1134" w:footer="0" w:bottom="1134"/>
+          <w:formProt w:val="false"/>
+          <w:textDirection w:val="lrTb"/>
+          <w:docGrid w:type="default" w:linePitch="100" w:charSpace="0"/>
+        </w:sectPr>
+      </w:pPr>
+    </w:p>
+    <w:p>
+      <w:pPr>
+        <w:pStyle w:val="TextBody"/>
+        <w:bidi w:val="0"/>
+        <w:spacing w:lineRule="auto" w:line="276" w:before="0" w:after="140"/>
+        <w:jc w:val="left"/>
+        <w:rPr/>
+      </w:pPr>
+      <w:r>
+        <w:rPr/>
+        <w:t>DNS provides name resolution for internal/external resources.</w:t>
+      </w:r>
+    </w:p>
+    <w:p>
+      <w:pPr>
+        <w:pStyle w:val="Heading3"/>
+        <w:bidi w:val="0"/>
+        <w:jc w:val="left"/>
+        <w:rPr/>
+      </w:pPr>
+      <w:r>
+        <w:rPr/>
+        <w:t>File Server</w:t>
+      </w:r>
+    </w:p>
+    <w:p>
+      <w:pPr>
+        <w:sectPr>
+          <w:type w:val="continuous"/>
+          <w:pgSz w:w="12240" w:h="15840"/>
+          <w:pgMar w:left="1134" w:right="1134" w:gutter="0" w:header="0" w:top="1134" w:footer="0" w:bottom="1134"/>
+          <w:formProt w:val="false"/>
+          <w:textDirection w:val="lrTb"/>
+          <w:docGrid w:type="default" w:linePitch="100" w:charSpace="0"/>
+        </w:sectPr>
+      </w:pPr>
+    </w:p>
+    <w:p>
+      <w:pPr>
+        <w:pStyle w:val="PreformattedText"/>
+        <w:bidi w:val="0"/>
+        <w:spacing w:before="0" w:after="283"/>
+        <w:jc w:val="left"/>
+        <w:rPr/>
+      </w:pPr>
+      <w:bookmarkStart w:id="9" w:name="code-block-viewer9"/>
+      <w:bookmarkEnd w:id="9"/>
+      <w:r>
+        <w:rPr>
+          <w:rStyle w:val="SourceText"/>
+        </w:rPr>
+        <w:t>File Server: 10.10.50.12</w:t>
+      </w:r>
+    </w:p>
+    <w:p>
+      <w:pPr>
+        <w:sectPr>
+          <w:type w:val="continuous"/>
+          <w:pgSz w:w="12240" w:h="15840"/>
+          <w:pgMar w:left="1134" w:right="1134" w:gutter="0" w:header="0" w:top="1134" w:footer="0" w:bottom="1134"/>
+          <w:formProt w:val="false"/>
+          <w:textDirection w:val="lrTb"/>
+          <w:docGrid w:type="default" w:linePitch="100" w:charSpace="0"/>
+        </w:sectPr>
+      </w:pPr>
+    </w:p>
+    <w:p>
+      <w:pPr>
+        <w:pStyle w:val="TextBody"/>
+        <w:bidi w:val="0"/>
+        <w:spacing w:lineRule="auto" w:line="276" w:before="0" w:after="140"/>
+        <w:jc w:val="left"/>
+        <w:rPr/>
+      </w:pPr>
+      <w:r>
+        <w:rPr/>
+        <w:t>The server resides in VLAN 50.</w:t>
+      </w:r>
+    </w:p>
+    <w:p>
+      <w:pPr>
+        <w:pStyle w:val="Heading3"/>
+        <w:bidi w:val="0"/>
+        <w:jc w:val="left"/>
+        <w:rPr/>
+      </w:pPr>
+      <w:r>
+        <w:rPr/>
+        <w:t>AAA/TACACS+</w:t>
+      </w:r>
+    </w:p>
+    <w:p>
+      <w:pPr>
+        <w:sectPr>
+          <w:type w:val="continuous"/>
+          <w:pgSz w:w="12240" w:h="15840"/>
+          <w:pgMar w:left="1134" w:right="1134" w:gutter="0" w:header="0" w:top="1134" w:footer="0" w:bottom="1134"/>
+          <w:formProt w:val="false"/>
+          <w:textDirection w:val="lrTb"/>
+          <w:docGrid w:type="default" w:linePitch="100" w:charSpace="0"/>
+        </w:sectPr>
+      </w:pPr>
+    </w:p>
+    <w:p>
+      <w:pPr>
+        <w:pStyle w:val="PreformattedText"/>
+        <w:bidi w:val="0"/>
+        <w:spacing w:before="0" w:after="283"/>
+        <w:jc w:val="left"/>
+        <w:rPr/>
+      </w:pPr>
+      <w:bookmarkStart w:id="10" w:name="code-block-viewer10"/>
+      <w:bookmarkEnd w:id="10"/>
+      <w:r>
+        <w:rPr>
+          <w:rStyle w:val="SourceText"/>
+        </w:rPr>
+        <w:t>AAA Server: 10.10.60.20</w:t>
+      </w:r>
+    </w:p>
+    <w:p>
+      <w:pPr>
+        <w:sectPr>
+          <w:type w:val="continuous"/>
+          <w:pgSz w:w="12240" w:h="15840"/>
+          <w:pgMar w:left="1134" w:right="1134" w:gutter="0" w:header="0" w:top="1134" w:footer="0" w:bottom="1134"/>
+          <w:formProt w:val="false"/>
+          <w:textDirection w:val="lrTb"/>
+          <w:docGrid w:type="default" w:linePitch="100" w:charSpace="0"/>
+        </w:sectPr>
+      </w:pPr>
+    </w:p>
+    <w:p>
+      <w:pPr>
+        <w:pStyle w:val="TextBody"/>
+        <w:bidi w:val="0"/>
+        <w:spacing w:lineRule="auto" w:line="276" w:before="0" w:after="140"/>
+        <w:jc w:val="left"/>
+        <w:rPr/>
+      </w:pPr>
+      <w:r>
+        <w:rPr/>
+        <w:t>TACACS+ provides centralized authentication for network-device management.</w:t>
+      </w:r>
     </w:p>
     <w:p>
       <w:pPr>
@@ -5527,6 +4041,1475 @@
       </w:pPr>
       <w:r>
         <w:rPr/>
+        <w:t>11. Secure Device Management</w:t>
+      </w:r>
+    </w:p>
+    <w:p>
+      <w:pPr>
+        <w:pStyle w:val="TextBody"/>
+        <w:bidi w:val="0"/>
+        <w:spacing w:lineRule="auto" w:line="276" w:before="0" w:after="140"/>
+        <w:jc w:val="left"/>
+        <w:rPr/>
+      </w:pPr>
+      <w:r>
+        <w:rPr/>
+        <w:t xml:space="preserve">Network devices are managed using </w:t>
+      </w:r>
+      <w:r>
+        <w:rPr>
+          <w:rStyle w:val="StrongEmphasis"/>
+        </w:rPr>
+        <w:t>SSH instead of Telnet</w:t>
+      </w:r>
+      <w:r>
+        <w:rPr/>
+        <w:t>.</w:t>
+      </w:r>
+    </w:p>
+    <w:p>
+      <w:pPr>
+        <w:pStyle w:val="TextBody"/>
+        <w:bidi w:val="0"/>
+        <w:spacing w:lineRule="auto" w:line="276" w:before="0" w:after="140"/>
+        <w:jc w:val="left"/>
+        <w:rPr/>
+      </w:pPr>
+      <w:r>
+        <w:rPr/>
+        <w:t>TACACS+ is used for centralized authentication with local authentication configured as a fallback.</w:t>
+      </w:r>
+    </w:p>
+    <w:p>
+      <w:pPr>
+        <w:pStyle w:val="TextBody"/>
+        <w:bidi w:val="0"/>
+        <w:spacing w:lineRule="auto" w:line="276" w:before="0" w:after="140"/>
+        <w:jc w:val="left"/>
+        <w:rPr/>
+      </w:pPr>
+      <w:r>
+        <w:rPr/>
+        <w:t>Typical design:</w:t>
+      </w:r>
+    </w:p>
+    <w:p>
+      <w:pPr>
+        <w:sectPr>
+          <w:type w:val="continuous"/>
+          <w:pgSz w:w="12240" w:h="15840"/>
+          <w:pgMar w:left="1134" w:right="1134" w:gutter="0" w:header="0" w:top="1134" w:footer="0" w:bottom="1134"/>
+          <w:formProt w:val="false"/>
+          <w:textDirection w:val="lrTb"/>
+          <w:docGrid w:type="default" w:linePitch="100" w:charSpace="0"/>
+        </w:sectPr>
+      </w:pPr>
+    </w:p>
+    <w:p>
+      <w:pPr>
+        <w:pStyle w:val="PreformattedText"/>
+        <w:bidi w:val="0"/>
+        <w:spacing w:before="0" w:after="0"/>
+        <w:jc w:val="left"/>
+        <w:rPr/>
+      </w:pPr>
+      <w:bookmarkStart w:id="11" w:name="code-block-viewer11"/>
+      <w:bookmarkEnd w:id="11"/>
+      <w:r>
+        <w:rPr>
+          <w:rStyle w:val="SourceText"/>
+        </w:rPr>
+        <w:t>Management PC</w:t>
+      </w:r>
+    </w:p>
+    <w:p>
+      <w:pPr>
+        <w:pStyle w:val="PreformattedText"/>
+        <w:bidi w:val="0"/>
+        <w:spacing w:before="0" w:after="0"/>
+        <w:jc w:val="left"/>
+        <w:rPr/>
+      </w:pPr>
+      <w:r>
+        <w:rPr>
+          <w:rStyle w:val="SourceText"/>
+        </w:rPr>
+        <w:t xml:space="preserve">      ↓</w:t>
+      </w:r>
+    </w:p>
+    <w:p>
+      <w:pPr>
+        <w:pStyle w:val="PreformattedText"/>
+        <w:bidi w:val="0"/>
+        <w:spacing w:before="0" w:after="0"/>
+        <w:jc w:val="left"/>
+        <w:rPr/>
+      </w:pPr>
+      <w:r>
+        <w:rPr>
+          <w:rStyle w:val="SourceText"/>
+        </w:rPr>
+        <w:t>SSH</w:t>
+      </w:r>
+    </w:p>
+    <w:p>
+      <w:pPr>
+        <w:pStyle w:val="PreformattedText"/>
+        <w:bidi w:val="0"/>
+        <w:spacing w:before="0" w:after="0"/>
+        <w:jc w:val="left"/>
+        <w:rPr/>
+      </w:pPr>
+      <w:r>
+        <w:rPr>
+          <w:rStyle w:val="SourceText"/>
+        </w:rPr>
+        <w:t xml:space="preserve">      ↓</w:t>
+      </w:r>
+    </w:p>
+    <w:p>
+      <w:pPr>
+        <w:pStyle w:val="PreformattedText"/>
+        <w:bidi w:val="0"/>
+        <w:spacing w:before="0" w:after="0"/>
+        <w:jc w:val="left"/>
+        <w:rPr/>
+      </w:pPr>
+      <w:r>
+        <w:rPr>
+          <w:rStyle w:val="SourceText"/>
+        </w:rPr>
+        <w:t>Network Device</w:t>
+      </w:r>
+    </w:p>
+    <w:p>
+      <w:pPr>
+        <w:pStyle w:val="PreformattedText"/>
+        <w:bidi w:val="0"/>
+        <w:spacing w:before="0" w:after="0"/>
+        <w:jc w:val="left"/>
+        <w:rPr/>
+      </w:pPr>
+      <w:r>
+        <w:rPr>
+          <w:rStyle w:val="SourceText"/>
+        </w:rPr>
+        <w:t xml:space="preserve">      ↓</w:t>
+      </w:r>
+    </w:p>
+    <w:p>
+      <w:pPr>
+        <w:pStyle w:val="PreformattedText"/>
+        <w:bidi w:val="0"/>
+        <w:spacing w:before="0" w:after="0"/>
+        <w:jc w:val="left"/>
+        <w:rPr/>
+      </w:pPr>
+      <w:r>
+        <w:rPr>
+          <w:rStyle w:val="SourceText"/>
+        </w:rPr>
+        <w:t>TACACS+</w:t>
+      </w:r>
+    </w:p>
+    <w:p>
+      <w:pPr>
+        <w:pStyle w:val="PreformattedText"/>
+        <w:bidi w:val="0"/>
+        <w:spacing w:before="0" w:after="0"/>
+        <w:jc w:val="left"/>
+        <w:rPr/>
+      </w:pPr>
+      <w:r>
+        <w:rPr>
+          <w:rStyle w:val="SourceText"/>
+        </w:rPr>
+        <w:t xml:space="preserve">      ↓</w:t>
+      </w:r>
+    </w:p>
+    <w:p>
+      <w:pPr>
+        <w:pStyle w:val="PreformattedText"/>
+        <w:bidi w:val="0"/>
+        <w:spacing w:before="0" w:after="283"/>
+        <w:jc w:val="left"/>
+        <w:rPr/>
+      </w:pPr>
+      <w:r>
+        <w:rPr>
+          <w:rStyle w:val="SourceText"/>
+        </w:rPr>
+        <w:t>AAA Server</w:t>
+      </w:r>
+    </w:p>
+    <w:p>
+      <w:pPr>
+        <w:sectPr>
+          <w:type w:val="continuous"/>
+          <w:pgSz w:w="12240" w:h="15840"/>
+          <w:pgMar w:left="1134" w:right="1134" w:gutter="0" w:header="0" w:top="1134" w:footer="0" w:bottom="1134"/>
+          <w:formProt w:val="false"/>
+          <w:textDirection w:val="lrTb"/>
+          <w:docGrid w:type="default" w:linePitch="100" w:charSpace="0"/>
+        </w:sectPr>
+      </w:pPr>
+    </w:p>
+    <w:p>
+      <w:pPr>
+        <w:pStyle w:val="TextBody"/>
+        <w:bidi w:val="0"/>
+        <w:spacing w:lineRule="auto" w:line="276" w:before="0" w:after="140"/>
+        <w:jc w:val="left"/>
+        <w:rPr/>
+      </w:pPr>
+      <w:r>
+        <w:rPr/>
+        <w:t>Local credentials provide fallback access when the TACACS+ server is unavailable.</w:t>
+      </w:r>
+    </w:p>
+    <w:p>
+      <w:pPr>
+        <w:pStyle w:val="TextBody"/>
+        <w:bidi w:val="0"/>
+        <w:spacing w:lineRule="auto" w:line="276" w:before="0" w:after="140"/>
+        <w:jc w:val="left"/>
+        <w:rPr/>
+      </w:pPr>
+      <w:r>
+        <w:rPr/>
+        <w:t>The console is kept independent from centralized SSH authentication to avoid losing local console access during AAA problems.</w:t>
+      </w:r>
+    </w:p>
+    <w:p>
+      <w:pPr>
+        <w:pStyle w:val="HorizontalLine"/>
+        <w:suppressLineNumbers/>
+        <w:pBdr>
+          <w:bottom w:val="double" w:sz="2" w:space="0" w:color="808080"/>
+        </w:pBdr>
+        <w:bidi w:val="0"/>
+        <w:spacing w:before="0" w:after="283"/>
+        <w:jc w:val="left"/>
+        <w:rPr/>
+      </w:pPr>
+      <w:r>
+        <w:rPr/>
+      </w:r>
+    </w:p>
+    <w:p>
+      <w:pPr>
+        <w:pStyle w:val="Heading1"/>
+        <w:bidi w:val="0"/>
+        <w:jc w:val="left"/>
+        <w:rPr/>
+      </w:pPr>
+      <w:r>
+        <w:rPr/>
+        <w:t>12. Layer 2 Security</w:t>
+      </w:r>
+    </w:p>
+    <w:p>
+      <w:pPr>
+        <w:pStyle w:val="TextBody"/>
+        <w:bidi w:val="0"/>
+        <w:spacing w:lineRule="auto" w:line="276" w:before="0" w:after="140"/>
+        <w:jc w:val="left"/>
+        <w:rPr/>
+      </w:pPr>
+      <w:r>
+        <w:rPr/>
+        <w:t>Several security controls were implemented.</w:t>
+      </w:r>
+    </w:p>
+    <w:p>
+      <w:pPr>
+        <w:pStyle w:val="Heading3"/>
+        <w:bidi w:val="0"/>
+        <w:jc w:val="left"/>
+        <w:rPr/>
+      </w:pPr>
+      <w:r>
+        <w:rPr/>
+        <w:t>Port Security</w:t>
+      </w:r>
+    </w:p>
+    <w:p>
+      <w:pPr>
+        <w:pStyle w:val="TextBody"/>
+        <w:bidi w:val="0"/>
+        <w:spacing w:lineRule="auto" w:line="276" w:before="0" w:after="140"/>
+        <w:jc w:val="left"/>
+        <w:rPr/>
+      </w:pPr>
+      <w:r>
+        <w:rPr/>
+        <w:t>End-device ports use:</w:t>
+      </w:r>
+    </w:p>
+    <w:p>
+      <w:pPr>
+        <w:pStyle w:val="TextBody"/>
+        <w:numPr>
+          <w:ilvl w:val="0"/>
+          <w:numId w:val="4"/>
+        </w:numPr>
+        <w:tabs>
+          <w:tab w:val="left" w:pos="709" w:leader="none"/>
+        </w:tabs>
+        <w:bidi w:val="0"/>
+        <w:spacing w:before="0" w:after="0"/>
+        <w:ind w:left="709" w:hanging="283"/>
+        <w:jc w:val="left"/>
+        <w:rPr/>
+      </w:pPr>
+      <w:r>
+        <w:rPr/>
+        <w:t xml:space="preserve">Maximum MAC addresses </w:t>
+      </w:r>
+    </w:p>
+    <w:p>
+      <w:pPr>
+        <w:pStyle w:val="TextBody"/>
+        <w:numPr>
+          <w:ilvl w:val="0"/>
+          <w:numId w:val="4"/>
+        </w:numPr>
+        <w:tabs>
+          <w:tab w:val="left" w:pos="709" w:leader="none"/>
+        </w:tabs>
+        <w:bidi w:val="0"/>
+        <w:spacing w:before="0" w:after="0"/>
+        <w:ind w:left="709" w:hanging="283"/>
+        <w:jc w:val="left"/>
+        <w:rPr/>
+      </w:pPr>
+      <w:r>
+        <w:rPr/>
+        <w:t xml:space="preserve">Sticky MAC learning </w:t>
+      </w:r>
+    </w:p>
+    <w:p>
+      <w:pPr>
+        <w:pStyle w:val="TextBody"/>
+        <w:numPr>
+          <w:ilvl w:val="0"/>
+          <w:numId w:val="4"/>
+        </w:numPr>
+        <w:tabs>
+          <w:tab w:val="left" w:pos="709" w:leader="none"/>
+        </w:tabs>
+        <w:bidi w:val="0"/>
+        <w:spacing w:before="0" w:after="0"/>
+        <w:ind w:left="709" w:hanging="283"/>
+        <w:jc w:val="left"/>
+        <w:rPr/>
+      </w:pPr>
+      <w:r>
+        <w:rPr/>
+        <w:t xml:space="preserve">Shutdown violation mode </w:t>
+      </w:r>
+    </w:p>
+    <w:p>
+      <w:pPr>
+        <w:pStyle w:val="TextBody"/>
+        <w:numPr>
+          <w:ilvl w:val="0"/>
+          <w:numId w:val="4"/>
+        </w:numPr>
+        <w:tabs>
+          <w:tab w:val="left" w:pos="709" w:leader="none"/>
+        </w:tabs>
+        <w:bidi w:val="0"/>
+        <w:ind w:left="709" w:hanging="283"/>
+        <w:jc w:val="left"/>
+        <w:rPr/>
+      </w:pPr>
+      <w:r>
+        <w:rPr/>
+        <w:t xml:space="preserve">Inactivity aging where appropriate </w:t>
+      </w:r>
+    </w:p>
+    <w:p>
+      <w:pPr>
+        <w:pStyle w:val="Heading3"/>
+        <w:bidi w:val="0"/>
+        <w:jc w:val="left"/>
+        <w:rPr/>
+      </w:pPr>
+      <w:r>
+        <w:rPr/>
+        <w:t>DHCP Snooping</w:t>
+      </w:r>
+    </w:p>
+    <w:p>
+      <w:pPr>
+        <w:pStyle w:val="TextBody"/>
+        <w:bidi w:val="0"/>
+        <w:spacing w:lineRule="auto" w:line="276" w:before="0" w:after="140"/>
+        <w:jc w:val="left"/>
+        <w:rPr/>
+      </w:pPr>
+      <w:r>
+        <w:rPr/>
+        <w:t>DHCP Snooping is enabled on user VLANs.</w:t>
+      </w:r>
+    </w:p>
+    <w:p>
+      <w:pPr>
+        <w:pStyle w:val="TextBody"/>
+        <w:bidi w:val="0"/>
+        <w:spacing w:lineRule="auto" w:line="276" w:before="0" w:after="140"/>
+        <w:jc w:val="left"/>
+        <w:rPr/>
+      </w:pPr>
+      <w:r>
+        <w:rPr/>
+        <w:t>Trusted ports are configured toward legitimate DHCP/server paths, while client-facing ports remain untrusted.</w:t>
+      </w:r>
+    </w:p>
+    <w:p>
+      <w:pPr>
+        <w:pStyle w:val="Heading3"/>
+        <w:bidi w:val="0"/>
+        <w:jc w:val="left"/>
+        <w:rPr/>
+      </w:pPr>
+      <w:r>
+        <w:rPr/>
+        <w:t>STP Protection</w:t>
+      </w:r>
+    </w:p>
+    <w:p>
+      <w:pPr>
+        <w:pStyle w:val="TextBody"/>
+        <w:bidi w:val="0"/>
+        <w:spacing w:lineRule="auto" w:line="276" w:before="0" w:after="140"/>
+        <w:jc w:val="left"/>
+        <w:rPr/>
+      </w:pPr>
+      <w:r>
+        <w:rPr/>
+        <w:t>Implemented protections include:</w:t>
+      </w:r>
+    </w:p>
+    <w:p>
+      <w:pPr>
+        <w:pStyle w:val="TextBody"/>
+        <w:numPr>
+          <w:ilvl w:val="0"/>
+          <w:numId w:val="5"/>
+        </w:numPr>
+        <w:tabs>
+          <w:tab w:val="left" w:pos="709" w:leader="none"/>
+        </w:tabs>
+        <w:bidi w:val="0"/>
+        <w:spacing w:before="0" w:after="0"/>
+        <w:ind w:left="709" w:hanging="283"/>
+        <w:jc w:val="left"/>
+        <w:rPr/>
+      </w:pPr>
+      <w:r>
+        <w:rPr>
+          <w:rStyle w:val="StrongEmphasis"/>
+        </w:rPr>
+        <w:t>BPDU Guard</w:t>
+      </w:r>
+      <w:r>
+        <w:rPr/>
+        <w:t xml:space="preserve"> — protects PortFast access ports from rogue BPDUs </w:t>
+      </w:r>
+    </w:p>
+    <w:p>
+      <w:pPr>
+        <w:pStyle w:val="TextBody"/>
+        <w:numPr>
+          <w:ilvl w:val="0"/>
+          <w:numId w:val="5"/>
+        </w:numPr>
+        <w:tabs>
+          <w:tab w:val="left" w:pos="709" w:leader="none"/>
+        </w:tabs>
+        <w:bidi w:val="0"/>
+        <w:spacing w:before="0" w:after="0"/>
+        <w:ind w:left="709" w:hanging="283"/>
+        <w:jc w:val="left"/>
+        <w:rPr/>
+      </w:pPr>
+      <w:r>
+        <w:rPr>
+          <w:rStyle w:val="StrongEmphasis"/>
+        </w:rPr>
+        <w:t>Root Guard</w:t>
+      </w:r>
+      <w:r>
+        <w:rPr/>
+        <w:t xml:space="preserve"> — prevents downstream switches from becoming STP root </w:t>
+      </w:r>
+    </w:p>
+    <w:p>
+      <w:pPr>
+        <w:pStyle w:val="TextBody"/>
+        <w:numPr>
+          <w:ilvl w:val="0"/>
+          <w:numId w:val="5"/>
+        </w:numPr>
+        <w:tabs>
+          <w:tab w:val="left" w:pos="709" w:leader="none"/>
+        </w:tabs>
+        <w:bidi w:val="0"/>
+        <w:ind w:left="709" w:hanging="283"/>
+        <w:jc w:val="left"/>
+        <w:rPr/>
+      </w:pPr>
+      <w:r>
+        <w:rPr>
+          <w:rStyle w:val="StrongEmphasis"/>
+        </w:rPr>
+        <w:t>Loop Guard</w:t>
+      </w:r>
+      <w:r>
+        <w:rPr/>
+        <w:t xml:space="preserve"> — protects against certain STP failure scenarios </w:t>
+      </w:r>
+    </w:p>
+    <w:p>
+      <w:pPr>
+        <w:pStyle w:val="HorizontalLine"/>
+        <w:bidi w:val="0"/>
+        <w:jc w:val="left"/>
+        <w:rPr/>
+      </w:pPr>
+      <w:r>
+        <w:rPr/>
+      </w:r>
+    </w:p>
+    <w:p>
+      <w:pPr>
+        <w:pStyle w:val="Heading1"/>
+        <w:bidi w:val="0"/>
+        <w:jc w:val="left"/>
+        <w:rPr/>
+      </w:pPr>
+      <w:r>
+        <w:rPr/>
+        <w:t>13. ACL</w:t>
+      </w:r>
+    </w:p>
+    <w:p>
+      <w:pPr>
+        <w:pStyle w:val="TextBody"/>
+        <w:bidi w:val="0"/>
+        <w:spacing w:lineRule="auto" w:line="276" w:before="0" w:after="140"/>
+        <w:jc w:val="left"/>
+        <w:rPr/>
+      </w:pPr>
+      <w:r>
+        <w:rPr/>
+        <w:t>Extended ACLs were designed to control communication between departmental VLANs.</w:t>
+      </w:r>
+    </w:p>
+    <w:p>
+      <w:pPr>
+        <w:pStyle w:val="TextBody"/>
+        <w:bidi w:val="0"/>
+        <w:spacing w:lineRule="auto" w:line="276" w:before="0" w:after="140"/>
+        <w:jc w:val="left"/>
+        <w:rPr/>
+      </w:pPr>
+      <w:r>
+        <w:rPr/>
+        <w:t>For example, the HR security policy was intended to prevent direct HR-to-IT communication while allowing HR traffic toward other permitted destinations.</w:t>
+      </w:r>
+    </w:p>
+    <w:p>
+      <w:pPr>
+        <w:pStyle w:val="TextBody"/>
+        <w:bidi w:val="0"/>
+        <w:spacing w:lineRule="auto" w:line="276" w:before="0" w:after="140"/>
+        <w:jc w:val="left"/>
+        <w:rPr/>
+      </w:pPr>
+      <w:r>
+        <w:rPr/>
+        <w:t>ACL behavior in Packet Tracer showed some limitations during testing, so this portion was not treated as a fully validated production implementation.</w:t>
+      </w:r>
+    </w:p>
+    <w:p>
+      <w:pPr>
+        <w:pStyle w:val="HorizontalLine"/>
+        <w:suppressLineNumbers/>
+        <w:pBdr>
+          <w:bottom w:val="double" w:sz="2" w:space="0" w:color="808080"/>
+        </w:pBdr>
+        <w:bidi w:val="0"/>
+        <w:spacing w:before="0" w:after="283"/>
+        <w:jc w:val="left"/>
+        <w:rPr/>
+      </w:pPr>
+      <w:r>
+        <w:rPr/>
+      </w:r>
+    </w:p>
+    <w:p>
+      <w:pPr>
+        <w:pStyle w:val="Heading1"/>
+        <w:bidi w:val="0"/>
+        <w:jc w:val="left"/>
+        <w:rPr/>
+      </w:pPr>
+      <w:r>
+        <w:rPr/>
+        <w:t>14. Redundancy Design</w:t>
+      </w:r>
+    </w:p>
+    <w:p>
+      <w:pPr>
+        <w:pStyle w:val="TextBody"/>
+        <w:bidi w:val="0"/>
+        <w:spacing w:lineRule="auto" w:line="276" w:before="0" w:after="140"/>
+        <w:jc w:val="left"/>
+        <w:rPr/>
+      </w:pPr>
+      <w:r>
+        <w:rPr/>
+        <w:t>Redundancy exists at multiple levels:</w:t>
+      </w:r>
+    </w:p>
+    <w:p>
+      <w:pPr>
+        <w:pStyle w:val="TextBody"/>
+        <w:bidi w:val="0"/>
+        <w:spacing w:lineRule="auto" w:line="276" w:before="0" w:after="140"/>
+        <w:jc w:val="left"/>
+        <w:rPr/>
+      </w:pPr>
+      <w:r>
+        <w:rPr>
+          <w:rStyle w:val="StrongEmphasis"/>
+        </w:rPr>
+        <w:t>Gateway redundancy</w:t>
+      </w:r>
+    </w:p>
+    <w:p>
+      <w:pPr>
+        <w:sectPr>
+          <w:type w:val="continuous"/>
+          <w:pgSz w:w="12240" w:h="15840"/>
+          <w:pgMar w:left="1134" w:right="1134" w:gutter="0" w:header="0" w:top="1134" w:footer="0" w:bottom="1134"/>
+          <w:formProt w:val="false"/>
+          <w:textDirection w:val="lrTb"/>
+          <w:docGrid w:type="default" w:linePitch="100" w:charSpace="0"/>
+        </w:sectPr>
+      </w:pPr>
+    </w:p>
+    <w:p>
+      <w:pPr>
+        <w:pStyle w:val="PreformattedText"/>
+        <w:bidi w:val="0"/>
+        <w:spacing w:before="0" w:after="0"/>
+        <w:jc w:val="left"/>
+        <w:rPr/>
+      </w:pPr>
+      <w:bookmarkStart w:id="12" w:name="code-block-viewer12"/>
+      <w:bookmarkEnd w:id="12"/>
+      <w:r>
+        <w:rPr>
+          <w:rStyle w:val="SourceText"/>
+        </w:rPr>
+        <w:t>DIST1 ↔ DIST2</w:t>
+      </w:r>
+    </w:p>
+    <w:p>
+      <w:pPr>
+        <w:pStyle w:val="PreformattedText"/>
+        <w:bidi w:val="0"/>
+        <w:spacing w:before="0" w:after="283"/>
+        <w:jc w:val="left"/>
+        <w:rPr/>
+      </w:pPr>
+      <w:r>
+        <w:rPr>
+          <w:rStyle w:val="SourceText"/>
+        </w:rPr>
+        <w:t xml:space="preserve">      </w:t>
+      </w:r>
+      <w:r>
+        <w:rPr>
+          <w:rStyle w:val="SourceText"/>
+        </w:rPr>
+        <w:t>HSRP</w:t>
+      </w:r>
+    </w:p>
+    <w:p>
+      <w:pPr>
+        <w:sectPr>
+          <w:type w:val="continuous"/>
+          <w:pgSz w:w="12240" w:h="15840"/>
+          <w:pgMar w:left="1134" w:right="1134" w:gutter="0" w:header="0" w:top="1134" w:footer="0" w:bottom="1134"/>
+          <w:formProt w:val="false"/>
+          <w:textDirection w:val="lrTb"/>
+          <w:docGrid w:type="default" w:linePitch="100" w:charSpace="0"/>
+        </w:sectPr>
+      </w:pPr>
+    </w:p>
+    <w:p>
+      <w:pPr>
+        <w:pStyle w:val="TextBody"/>
+        <w:bidi w:val="0"/>
+        <w:spacing w:lineRule="auto" w:line="276" w:before="0" w:after="140"/>
+        <w:jc w:val="left"/>
+        <w:rPr/>
+      </w:pPr>
+      <w:r>
+        <w:rPr>
+          <w:rStyle w:val="StrongEmphasis"/>
+        </w:rPr>
+        <w:t>Link redundancy</w:t>
+      </w:r>
+    </w:p>
+    <w:p>
+      <w:pPr>
+        <w:sectPr>
+          <w:type w:val="continuous"/>
+          <w:pgSz w:w="12240" w:h="15840"/>
+          <w:pgMar w:left="1134" w:right="1134" w:gutter="0" w:header="0" w:top="1134" w:footer="0" w:bottom="1134"/>
+          <w:formProt w:val="false"/>
+          <w:textDirection w:val="lrTb"/>
+          <w:docGrid w:type="default" w:linePitch="100" w:charSpace="0"/>
+        </w:sectPr>
+      </w:pPr>
+    </w:p>
+    <w:p>
+      <w:pPr>
+        <w:pStyle w:val="PreformattedText"/>
+        <w:bidi w:val="0"/>
+        <w:spacing w:before="0" w:after="0"/>
+        <w:jc w:val="left"/>
+        <w:rPr/>
+      </w:pPr>
+      <w:bookmarkStart w:id="13" w:name="code-block-viewer13"/>
+      <w:bookmarkEnd w:id="13"/>
+      <w:r>
+        <w:rPr>
+          <w:rStyle w:val="SourceText"/>
+        </w:rPr>
+        <w:t>Multiple physical links</w:t>
+      </w:r>
+    </w:p>
+    <w:p>
+      <w:pPr>
+        <w:pStyle w:val="PreformattedText"/>
+        <w:bidi w:val="0"/>
+        <w:spacing w:before="0" w:after="0"/>
+        <w:jc w:val="left"/>
+        <w:rPr/>
+      </w:pPr>
+      <w:r>
+        <w:rPr>
+          <w:rStyle w:val="SourceText"/>
+        </w:rPr>
+        <w:t xml:space="preserve">        ↓</w:t>
+      </w:r>
+    </w:p>
+    <w:p>
+      <w:pPr>
+        <w:pStyle w:val="PreformattedText"/>
+        <w:bidi w:val="0"/>
+        <w:spacing w:before="0" w:after="283"/>
+        <w:jc w:val="left"/>
+        <w:rPr/>
+      </w:pPr>
+      <w:r>
+        <w:rPr>
+          <w:rStyle w:val="SourceText"/>
+        </w:rPr>
+        <w:t xml:space="preserve">   </w:t>
+      </w:r>
+      <w:r>
+        <w:rPr>
+          <w:rStyle w:val="SourceText"/>
+        </w:rPr>
+        <w:t>EtherChannel</w:t>
+      </w:r>
+    </w:p>
+    <w:p>
+      <w:pPr>
+        <w:sectPr>
+          <w:type w:val="continuous"/>
+          <w:pgSz w:w="12240" w:h="15840"/>
+          <w:pgMar w:left="1134" w:right="1134" w:gutter="0" w:header="0" w:top="1134" w:footer="0" w:bottom="1134"/>
+          <w:formProt w:val="false"/>
+          <w:textDirection w:val="lrTb"/>
+          <w:docGrid w:type="default" w:linePitch="100" w:charSpace="0"/>
+        </w:sectPr>
+      </w:pPr>
+    </w:p>
+    <w:p>
+      <w:pPr>
+        <w:pStyle w:val="TextBody"/>
+        <w:bidi w:val="0"/>
+        <w:spacing w:lineRule="auto" w:line="276" w:before="0" w:after="140"/>
+        <w:jc w:val="left"/>
+        <w:rPr/>
+      </w:pPr>
+      <w:r>
+        <w:rPr>
+          <w:rStyle w:val="StrongEmphasis"/>
+        </w:rPr>
+        <w:t>STP redundancy</w:t>
+      </w:r>
+    </w:p>
+    <w:p>
+      <w:pPr>
+        <w:sectPr>
+          <w:type w:val="continuous"/>
+          <w:pgSz w:w="12240" w:h="15840"/>
+          <w:pgMar w:left="1134" w:right="1134" w:gutter="0" w:header="0" w:top="1134" w:footer="0" w:bottom="1134"/>
+          <w:formProt w:val="false"/>
+          <w:textDirection w:val="lrTb"/>
+          <w:docGrid w:type="default" w:linePitch="100" w:charSpace="0"/>
+        </w:sectPr>
+      </w:pPr>
+    </w:p>
+    <w:p>
+      <w:pPr>
+        <w:pStyle w:val="PreformattedText"/>
+        <w:bidi w:val="0"/>
+        <w:spacing w:before="0" w:after="0"/>
+        <w:jc w:val="left"/>
+        <w:rPr/>
+      </w:pPr>
+      <w:bookmarkStart w:id="14" w:name="code-block-viewer14"/>
+      <w:bookmarkEnd w:id="14"/>
+      <w:r>
+        <w:rPr>
+          <w:rStyle w:val="SourceText"/>
+        </w:rPr>
+        <w:t>Multiple Layer-2 paths</w:t>
+      </w:r>
+    </w:p>
+    <w:p>
+      <w:pPr>
+        <w:pStyle w:val="PreformattedText"/>
+        <w:bidi w:val="0"/>
+        <w:spacing w:before="0" w:after="0"/>
+        <w:jc w:val="left"/>
+        <w:rPr/>
+      </w:pPr>
+      <w:r>
+        <w:rPr>
+          <w:rStyle w:val="SourceText"/>
+        </w:rPr>
+        <w:t xml:space="preserve">        ↓</w:t>
+      </w:r>
+    </w:p>
+    <w:p>
+      <w:pPr>
+        <w:pStyle w:val="PreformattedText"/>
+        <w:bidi w:val="0"/>
+        <w:spacing w:before="0" w:after="283"/>
+        <w:jc w:val="left"/>
+        <w:rPr/>
+      </w:pPr>
+      <w:r>
+        <w:rPr>
+          <w:rStyle w:val="SourceText"/>
+        </w:rPr>
+        <w:t xml:space="preserve">    </w:t>
+      </w:r>
+      <w:r>
+        <w:rPr>
+          <w:rStyle w:val="SourceText"/>
+        </w:rPr>
+        <w:t>Rapid-PVST</w:t>
+      </w:r>
+    </w:p>
+    <w:p>
+      <w:pPr>
+        <w:sectPr>
+          <w:type w:val="continuous"/>
+          <w:pgSz w:w="12240" w:h="15840"/>
+          <w:pgMar w:left="1134" w:right="1134" w:gutter="0" w:header="0" w:top="1134" w:footer="0" w:bottom="1134"/>
+          <w:formProt w:val="false"/>
+          <w:textDirection w:val="lrTb"/>
+          <w:docGrid w:type="default" w:linePitch="100" w:charSpace="0"/>
+        </w:sectPr>
+      </w:pPr>
+    </w:p>
+    <w:p>
+      <w:pPr>
+        <w:pStyle w:val="TextBody"/>
+        <w:bidi w:val="0"/>
+        <w:spacing w:lineRule="auto" w:line="276" w:before="0" w:after="140"/>
+        <w:jc w:val="left"/>
+        <w:rPr/>
+      </w:pPr>
+      <w:r>
+        <w:rPr>
+          <w:rStyle w:val="StrongEmphasis"/>
+        </w:rPr>
+        <w:t>Routing redundancy</w:t>
+      </w:r>
+    </w:p>
+    <w:p>
+      <w:pPr>
+        <w:sectPr>
+          <w:type w:val="continuous"/>
+          <w:pgSz w:w="12240" w:h="15840"/>
+          <w:pgMar w:left="1134" w:right="1134" w:gutter="0" w:header="0" w:top="1134" w:footer="0" w:bottom="1134"/>
+          <w:formProt w:val="false"/>
+          <w:textDirection w:val="lrTb"/>
+          <w:docGrid w:type="default" w:linePitch="100" w:charSpace="0"/>
+        </w:sectPr>
+      </w:pPr>
+    </w:p>
+    <w:p>
+      <w:pPr>
+        <w:pStyle w:val="PreformattedText"/>
+        <w:bidi w:val="0"/>
+        <w:spacing w:before="0" w:after="283"/>
+        <w:jc w:val="left"/>
+        <w:rPr/>
+      </w:pPr>
+      <w:bookmarkStart w:id="15" w:name="code-block-viewer15"/>
+      <w:bookmarkEnd w:id="15"/>
+      <w:r>
+        <w:rPr>
+          <w:rStyle w:val="SourceText"/>
+        </w:rPr>
+        <w:t>Dynamic OSPF routing</w:t>
+      </w:r>
+    </w:p>
+    <w:p>
+      <w:pPr>
+        <w:sectPr>
+          <w:type w:val="continuous"/>
+          <w:pgSz w:w="12240" w:h="15840"/>
+          <w:pgMar w:left="1134" w:right="1134" w:gutter="0" w:header="0" w:top="1134" w:footer="0" w:bottom="1134"/>
+          <w:formProt w:val="false"/>
+          <w:textDirection w:val="lrTb"/>
+          <w:docGrid w:type="default" w:linePitch="100" w:charSpace="0"/>
+        </w:sectPr>
+      </w:pPr>
+    </w:p>
+    <w:p>
+      <w:pPr>
+        <w:pStyle w:val="TextBody"/>
+        <w:bidi w:val="0"/>
+        <w:spacing w:lineRule="auto" w:line="276" w:before="0" w:after="140"/>
+        <w:jc w:val="left"/>
+        <w:rPr/>
+      </w:pPr>
+      <w:r>
+        <w:rPr/>
+        <w:t>This allows the network to remain operational when individual links or devices fail.</w:t>
+      </w:r>
+    </w:p>
+    <w:p>
+      <w:pPr>
+        <w:pStyle w:val="HorizontalLine"/>
+        <w:suppressLineNumbers/>
+        <w:pBdr>
+          <w:bottom w:val="double" w:sz="2" w:space="0" w:color="808080"/>
+        </w:pBdr>
+        <w:bidi w:val="0"/>
+        <w:spacing w:before="0" w:after="283"/>
+        <w:jc w:val="left"/>
+        <w:rPr/>
+      </w:pPr>
+      <w:r>
+        <w:rPr/>
+      </w:r>
+    </w:p>
+    <w:p>
+      <w:pPr>
+        <w:pStyle w:val="Heading1"/>
+        <w:bidi w:val="0"/>
+        <w:jc w:val="left"/>
+        <w:rPr/>
+      </w:pPr>
+      <w:r>
+        <w:rPr/>
+        <w:t>15. Troubleshooting &amp; Validation</w:t>
+      </w:r>
+    </w:p>
+    <w:p>
+      <w:pPr>
+        <w:pStyle w:val="TextBody"/>
+        <w:bidi w:val="0"/>
+        <w:spacing w:lineRule="auto" w:line="276" w:before="0" w:after="140"/>
+        <w:jc w:val="left"/>
+        <w:rPr/>
+      </w:pPr>
+      <w:r>
+        <w:rPr/>
+        <w:t>During implementation, several real configuration and operational issues were encountered and resolved, including:</w:t>
+      </w:r>
+    </w:p>
+    <w:p>
+      <w:pPr>
+        <w:pStyle w:val="TextBody"/>
+        <w:numPr>
+          <w:ilvl w:val="0"/>
+          <w:numId w:val="6"/>
+        </w:numPr>
+        <w:tabs>
+          <w:tab w:val="left" w:pos="709" w:leader="none"/>
+        </w:tabs>
+        <w:bidi w:val="0"/>
+        <w:spacing w:before="0" w:after="0"/>
+        <w:ind w:left="709" w:hanging="283"/>
+        <w:jc w:val="left"/>
+        <w:rPr/>
+      </w:pPr>
+      <w:r>
+        <w:rPr/>
+        <w:t xml:space="preserve">VLAN/trunk connectivity problems </w:t>
+      </w:r>
+    </w:p>
+    <w:p>
+      <w:pPr>
+        <w:pStyle w:val="TextBody"/>
+        <w:numPr>
+          <w:ilvl w:val="0"/>
+          <w:numId w:val="6"/>
+        </w:numPr>
+        <w:tabs>
+          <w:tab w:val="left" w:pos="709" w:leader="none"/>
+        </w:tabs>
+        <w:bidi w:val="0"/>
+        <w:spacing w:before="0" w:after="0"/>
+        <w:ind w:left="709" w:hanging="283"/>
+        <w:jc w:val="left"/>
+        <w:rPr/>
+      </w:pPr>
+      <w:r>
+        <w:rPr/>
+        <w:t xml:space="preserve">HSRP gateway issues </w:t>
+      </w:r>
+    </w:p>
+    <w:p>
+      <w:pPr>
+        <w:pStyle w:val="TextBody"/>
+        <w:numPr>
+          <w:ilvl w:val="0"/>
+          <w:numId w:val="6"/>
+        </w:numPr>
+        <w:tabs>
+          <w:tab w:val="left" w:pos="709" w:leader="none"/>
+        </w:tabs>
+        <w:bidi w:val="0"/>
+        <w:spacing w:before="0" w:after="0"/>
+        <w:ind w:left="709" w:hanging="283"/>
+        <w:jc w:val="left"/>
+        <w:rPr/>
+      </w:pPr>
+      <w:r>
+        <w:rPr/>
+        <w:t xml:space="preserve">DHCP relay problems </w:t>
+      </w:r>
+    </w:p>
+    <w:p>
+      <w:pPr>
+        <w:pStyle w:val="TextBody"/>
+        <w:numPr>
+          <w:ilvl w:val="0"/>
+          <w:numId w:val="6"/>
+        </w:numPr>
+        <w:tabs>
+          <w:tab w:val="left" w:pos="709" w:leader="none"/>
+        </w:tabs>
+        <w:bidi w:val="0"/>
+        <w:spacing w:before="0" w:after="0"/>
+        <w:ind w:left="709" w:hanging="283"/>
+        <w:jc w:val="left"/>
+        <w:rPr/>
+      </w:pPr>
+      <w:r>
+        <w:rPr/>
+        <w:t xml:space="preserve">NAT/PAT verification </w:t>
+      </w:r>
+    </w:p>
+    <w:p>
+      <w:pPr>
+        <w:pStyle w:val="TextBody"/>
+        <w:numPr>
+          <w:ilvl w:val="0"/>
+          <w:numId w:val="6"/>
+        </w:numPr>
+        <w:tabs>
+          <w:tab w:val="left" w:pos="709" w:leader="none"/>
+        </w:tabs>
+        <w:bidi w:val="0"/>
+        <w:spacing w:before="0" w:after="0"/>
+        <w:ind w:left="709" w:hanging="283"/>
+        <w:jc w:val="left"/>
+        <w:rPr/>
+      </w:pPr>
+      <w:r>
+        <w:rPr/>
+        <w:t xml:space="preserve">SSH connectivity </w:t>
+      </w:r>
+    </w:p>
+    <w:p>
+      <w:pPr>
+        <w:pStyle w:val="TextBody"/>
+        <w:numPr>
+          <w:ilvl w:val="0"/>
+          <w:numId w:val="6"/>
+        </w:numPr>
+        <w:tabs>
+          <w:tab w:val="left" w:pos="709" w:leader="none"/>
+        </w:tabs>
+        <w:bidi w:val="0"/>
+        <w:spacing w:before="0" w:after="0"/>
+        <w:ind w:left="709" w:hanging="283"/>
+        <w:jc w:val="left"/>
+        <w:rPr/>
+      </w:pPr>
+      <w:r>
+        <w:rPr/>
+        <w:t xml:space="preserve">Missing RSA keys </w:t>
+      </w:r>
+    </w:p>
+    <w:p>
+      <w:pPr>
+        <w:pStyle w:val="TextBody"/>
+        <w:numPr>
+          <w:ilvl w:val="0"/>
+          <w:numId w:val="6"/>
+        </w:numPr>
+        <w:tabs>
+          <w:tab w:val="left" w:pos="709" w:leader="none"/>
+        </w:tabs>
+        <w:bidi w:val="0"/>
+        <w:spacing w:before="0" w:after="0"/>
+        <w:ind w:left="709" w:hanging="283"/>
+        <w:jc w:val="left"/>
+        <w:rPr/>
+      </w:pPr>
+      <w:r>
+        <w:rPr/>
+        <w:t xml:space="preserve">TACACS+ authentication behavior </w:t>
+      </w:r>
+    </w:p>
+    <w:p>
+      <w:pPr>
+        <w:pStyle w:val="TextBody"/>
+        <w:numPr>
+          <w:ilvl w:val="0"/>
+          <w:numId w:val="6"/>
+        </w:numPr>
+        <w:tabs>
+          <w:tab w:val="left" w:pos="709" w:leader="none"/>
+        </w:tabs>
+        <w:bidi w:val="0"/>
+        <w:spacing w:before="0" w:after="0"/>
+        <w:ind w:left="709" w:hanging="283"/>
+        <w:jc w:val="left"/>
+        <w:rPr/>
+      </w:pPr>
+      <w:r>
+        <w:rPr/>
+        <w:t xml:space="preserve">STP root selection </w:t>
+      </w:r>
+    </w:p>
+    <w:p>
+      <w:pPr>
+        <w:pStyle w:val="TextBody"/>
+        <w:numPr>
+          <w:ilvl w:val="0"/>
+          <w:numId w:val="6"/>
+        </w:numPr>
+        <w:tabs>
+          <w:tab w:val="left" w:pos="709" w:leader="none"/>
+        </w:tabs>
+        <w:bidi w:val="0"/>
+        <w:spacing w:before="0" w:after="0"/>
+        <w:ind w:left="709" w:hanging="283"/>
+        <w:jc w:val="left"/>
+        <w:rPr/>
+      </w:pPr>
+      <w:r>
+        <w:rPr/>
+        <w:t xml:space="preserve">EtherChannel compatibility </w:t>
+      </w:r>
+    </w:p>
+    <w:p>
+      <w:pPr>
+        <w:pStyle w:val="TextBody"/>
+        <w:numPr>
+          <w:ilvl w:val="0"/>
+          <w:numId w:val="6"/>
+        </w:numPr>
+        <w:tabs>
+          <w:tab w:val="left" w:pos="709" w:leader="none"/>
+        </w:tabs>
+        <w:bidi w:val="0"/>
+        <w:spacing w:before="0" w:after="0"/>
+        <w:ind w:left="709" w:hanging="283"/>
+        <w:jc w:val="left"/>
+        <w:rPr/>
+      </w:pPr>
+      <w:r>
+        <w:rPr/>
+        <w:t xml:space="preserve">Native VLAN mismatches </w:t>
+      </w:r>
+    </w:p>
+    <w:p>
+      <w:pPr>
+        <w:pStyle w:val="TextBody"/>
+        <w:numPr>
+          <w:ilvl w:val="0"/>
+          <w:numId w:val="6"/>
+        </w:numPr>
+        <w:tabs>
+          <w:tab w:val="left" w:pos="709" w:leader="none"/>
+        </w:tabs>
+        <w:bidi w:val="0"/>
+        <w:spacing w:before="0" w:after="0"/>
+        <w:ind w:left="709" w:hanging="283"/>
+        <w:jc w:val="left"/>
+        <w:rPr/>
+      </w:pPr>
+      <w:r>
+        <w:rPr/>
+        <w:t xml:space="preserve">Suspended EtherChannel members </w:t>
+      </w:r>
+    </w:p>
+    <w:p>
+      <w:pPr>
+        <w:pStyle w:val="TextBody"/>
+        <w:numPr>
+          <w:ilvl w:val="0"/>
+          <w:numId w:val="6"/>
+        </w:numPr>
+        <w:tabs>
+          <w:tab w:val="left" w:pos="709" w:leader="none"/>
+        </w:tabs>
+        <w:bidi w:val="0"/>
+        <w:ind w:left="709" w:hanging="283"/>
+        <w:jc w:val="left"/>
+        <w:rPr/>
+      </w:pPr>
+      <w:r>
+        <w:rPr/>
+        <w:t xml:space="preserve">Packet Tracer state/configuration issues </w:t>
+      </w:r>
+    </w:p>
+    <w:p>
+      <w:pPr>
+        <w:pStyle w:val="TextBody"/>
+        <w:bidi w:val="0"/>
+        <w:jc w:val="left"/>
+        <w:rPr/>
+      </w:pPr>
+      <w:r>
+        <w:rPr/>
+        <w:t>Common verification commands used included:</w:t>
+      </w:r>
+    </w:p>
+    <w:p>
+      <w:pPr>
+        <w:sectPr>
+          <w:type w:val="continuous"/>
+          <w:pgSz w:w="12240" w:h="15840"/>
+          <w:pgMar w:left="1134" w:right="1134" w:gutter="0" w:header="0" w:top="1134" w:footer="0" w:bottom="1134"/>
+          <w:formProt w:val="false"/>
+          <w:textDirection w:val="lrTb"/>
+          <w:docGrid w:type="default" w:linePitch="100" w:charSpace="0"/>
+        </w:sectPr>
+      </w:pPr>
+    </w:p>
+    <w:p>
+      <w:pPr>
+        <w:pStyle w:val="PreformattedText"/>
+        <w:bidi w:val="0"/>
+        <w:spacing w:before="0" w:after="0"/>
+        <w:jc w:val="left"/>
+        <w:rPr/>
+      </w:pPr>
+      <w:bookmarkStart w:id="16" w:name="code-block-viewer16"/>
+      <w:bookmarkEnd w:id="16"/>
+      <w:r>
+        <w:rPr>
+          <w:rStyle w:val="SourceText"/>
+        </w:rPr>
+        <w:t>show vlan brief</w:t>
+      </w:r>
+    </w:p>
+    <w:p>
+      <w:pPr>
+        <w:pStyle w:val="PreformattedText"/>
+        <w:bidi w:val="0"/>
+        <w:spacing w:before="0" w:after="0"/>
+        <w:jc w:val="left"/>
+        <w:rPr/>
+      </w:pPr>
+      <w:r>
+        <w:rPr>
+          <w:rStyle w:val="SourceText"/>
+        </w:rPr>
+        <w:t>show interfaces trunk</w:t>
+      </w:r>
+    </w:p>
+    <w:p>
+      <w:pPr>
+        <w:pStyle w:val="PreformattedText"/>
+        <w:bidi w:val="0"/>
+        <w:spacing w:before="0" w:after="0"/>
+        <w:jc w:val="left"/>
+        <w:rPr/>
+      </w:pPr>
+      <w:r>
+        <w:rPr>
+          <w:rStyle w:val="SourceText"/>
+        </w:rPr>
+        <w:t>show etherchannel summary</w:t>
+      </w:r>
+    </w:p>
+    <w:p>
+      <w:pPr>
+        <w:pStyle w:val="PreformattedText"/>
+        <w:bidi w:val="0"/>
+        <w:spacing w:before="0" w:after="0"/>
+        <w:jc w:val="left"/>
+        <w:rPr/>
+      </w:pPr>
+      <w:r>
+        <w:rPr>
+          <w:rStyle w:val="SourceText"/>
+        </w:rPr>
+        <w:t>show spanning-tree</w:t>
+      </w:r>
+    </w:p>
+    <w:p>
+      <w:pPr>
+        <w:pStyle w:val="PreformattedText"/>
+        <w:bidi w:val="0"/>
+        <w:spacing w:before="0" w:after="0"/>
+        <w:jc w:val="left"/>
+        <w:rPr/>
+      </w:pPr>
+      <w:r>
+        <w:rPr>
+          <w:rStyle w:val="SourceText"/>
+        </w:rPr>
+        <w:t>show standby brief</w:t>
+      </w:r>
+    </w:p>
+    <w:p>
+      <w:pPr>
+        <w:pStyle w:val="PreformattedText"/>
+        <w:bidi w:val="0"/>
+        <w:spacing w:before="0" w:after="0"/>
+        <w:jc w:val="left"/>
+        <w:rPr/>
+      </w:pPr>
+      <w:r>
+        <w:rPr>
+          <w:rStyle w:val="SourceText"/>
+        </w:rPr>
+        <w:t>show ip route</w:t>
+      </w:r>
+    </w:p>
+    <w:p>
+      <w:pPr>
+        <w:pStyle w:val="PreformattedText"/>
+        <w:bidi w:val="0"/>
+        <w:spacing w:before="0" w:after="0"/>
+        <w:jc w:val="left"/>
+        <w:rPr/>
+      </w:pPr>
+      <w:r>
+        <w:rPr>
+          <w:rStyle w:val="SourceText"/>
+        </w:rPr>
+        <w:t>show ip ospf neighbor</w:t>
+      </w:r>
+    </w:p>
+    <w:p>
+      <w:pPr>
+        <w:pStyle w:val="PreformattedText"/>
+        <w:bidi w:val="0"/>
+        <w:spacing w:before="0" w:after="0"/>
+        <w:jc w:val="left"/>
+        <w:rPr/>
+      </w:pPr>
+      <w:r>
+        <w:rPr>
+          <w:rStyle w:val="SourceText"/>
+        </w:rPr>
+        <w:t>show ip nat translations</w:t>
+      </w:r>
+    </w:p>
+    <w:p>
+      <w:pPr>
+        <w:pStyle w:val="PreformattedText"/>
+        <w:bidi w:val="0"/>
+        <w:spacing w:before="0" w:after="0"/>
+        <w:jc w:val="left"/>
+        <w:rPr/>
+      </w:pPr>
+      <w:r>
+        <w:rPr>
+          <w:rStyle w:val="SourceText"/>
+        </w:rPr>
+        <w:t>show ip interface brief</w:t>
+      </w:r>
+    </w:p>
+    <w:p>
+      <w:pPr>
+        <w:pStyle w:val="PreformattedText"/>
+        <w:bidi w:val="0"/>
+        <w:spacing w:before="0" w:after="283"/>
+        <w:jc w:val="left"/>
+        <w:rPr/>
+      </w:pPr>
+      <w:r>
+        <w:rPr>
+          <w:rStyle w:val="SourceText"/>
+        </w:rPr>
+        <w:t>show running-config</w:t>
+      </w:r>
+    </w:p>
+    <w:p>
+      <w:pPr>
+        <w:sectPr>
+          <w:type w:val="continuous"/>
+          <w:pgSz w:w="12240" w:h="15840"/>
+          <w:pgMar w:left="1134" w:right="1134" w:gutter="0" w:header="0" w:top="1134" w:footer="0" w:bottom="1134"/>
+          <w:formProt w:val="false"/>
+          <w:textDirection w:val="lrTb"/>
+          <w:docGrid w:type="default" w:linePitch="100" w:charSpace="0"/>
+        </w:sectPr>
+      </w:pPr>
+    </w:p>
+    <w:p>
+      <w:pPr>
+        <w:pStyle w:val="HorizontalLine"/>
+        <w:suppressLineNumbers/>
+        <w:pBdr>
+          <w:bottom w:val="double" w:sz="2" w:space="0" w:color="808080"/>
+        </w:pBdr>
+        <w:bidi w:val="0"/>
+        <w:spacing w:before="0" w:after="283"/>
+        <w:jc w:val="left"/>
+        <w:rPr/>
+      </w:pPr>
+      <w:r>
+        <w:rPr/>
+      </w:r>
+    </w:p>
+    <w:p>
+      <w:pPr>
+        <w:pStyle w:val="Heading1"/>
+        <w:bidi w:val="0"/>
+        <w:jc w:val="left"/>
+        <w:rPr/>
+      </w:pPr>
+      <w:r>
+        <w:rPr/>
         <w:t>16. Final Project Outcome</w:t>
       </w:r>
     </w:p>
@@ -5641,60 +5624,15 @@
       </w:pPr>
       <w:r>
         <w:rPr/>
-        <w:drawing>
-          <wp:anchor behindDoc="0" distT="0" distB="0" distL="0" distR="0" simplePos="0" locked="0" layoutInCell="0" allowOverlap="1" relativeHeight="2">
-            <wp:simplePos x="0" y="0"/>
-            <wp:positionH relativeFrom="column">
-              <wp:align>center</wp:align>
-            </wp:positionH>
-            <wp:positionV relativeFrom="paragraph">
-              <wp:posOffset>635</wp:posOffset>
-            </wp:positionV>
-            <wp:extent cx="6332220" cy="3559810"/>
-            <wp:effectExtent l="0" t="0" r="0" b="0"/>
-            <wp:wrapSquare wrapText="largest"/>
-            <wp:docPr id="1" name="Image1" descr=""/>
-            <wp:cNvGraphicFramePr>
-              <a:graphicFrameLocks xmlns:a="http://schemas.openxmlformats.org/drawingml/2006/main" noChangeAspect="1"/>
-            </wp:cNvGraphicFramePr>
-            <a:graphic xmlns:a="http://schemas.openxmlformats.org/drawingml/2006/main">
-              <a:graphicData uri="http://schemas.openxmlformats.org/drawingml/2006/picture">
-                <pic:pic xmlns:pic="http://schemas.openxmlformats.org/drawingml/2006/picture">
-                  <pic:nvPicPr>
-                    <pic:cNvPr id="1" name="Image1" descr=""/>
-                    <pic:cNvPicPr>
-                      <a:picLocks noChangeAspect="1" noChangeArrowheads="1"/>
-                    </pic:cNvPicPr>
-                  </pic:nvPicPr>
-                  <pic:blipFill>
-                    <a:blip r:embed="rId2"/>
-                    <a:stretch>
-                      <a:fillRect/>
-                    </a:stretch>
-                  </pic:blipFill>
-                  <pic:spPr bwMode="auto">
-                    <a:xfrm>
-                      <a:off x="0" y="0"/>
-                      <a:ext cx="6332220" cy="3559810"/>
-                    </a:xfrm>
-                    <a:prstGeom prst="rect">
-                      <a:avLst/>
-                    </a:prstGeom>
-                  </pic:spPr>
-                </pic:pic>
-              </a:graphicData>
-            </a:graphic>
-          </wp:anchor>
-        </w:drawing>
       </w:r>
     </w:p>
     <w:sectPr>
       <w:type w:val="continuous"/>
       <w:pgSz w:w="12240" w:h="15840"/>
       <w:pgMar w:left="1134" w:right="1134" w:gutter="0" w:header="0" w:top="1134" w:footer="0" w:bottom="1134"/>
-      <w:pgNumType w:fmt="decimal"/>
       <w:formProt w:val="false"/>
       <w:textDirection w:val="lrTb"/>
+      <w:docGrid w:type="default" w:linePitch="100" w:charSpace="0"/>
     </w:sectPr>
   </w:body>
 </w:document>
@@ -6527,7 +6465,6 @@
   <w:abstractNum w:abstractNumId="7">
     <w:lvl w:ilvl="0">
       <w:start w:val="1"/>
-      <w:pStyle w:val="Heading1"/>
       <w:numFmt w:val="none"/>
       <w:suff w:val="nothing"/>
       <w:lvlText w:val=""/>
@@ -6541,7 +6478,6 @@
     </w:lvl>
     <w:lvl w:ilvl="1">
       <w:start w:val="1"/>
-      <w:pStyle w:val="Heading2"/>
       <w:numFmt w:val="none"/>
       <w:suff w:val="nothing"/>
       <w:lvlText w:val=""/>
@@ -6555,7 +6491,6 @@
     </w:lvl>
     <w:lvl w:ilvl="2">
       <w:start w:val="1"/>
-      <w:pStyle w:val="Heading3"/>
       <w:numFmt w:val="none"/>
       <w:suff w:val="nothing"/>
       <w:lvlText w:val=""/>
@@ -6684,7 +6619,6 @@
     </w:rPrDefault>
     <w:pPrDefault>
       <w:pPr>
-        <w:widowControl/>
         <w:suppressAutoHyphens w:val="true"/>
       </w:pPr>
     </w:pPrDefault>
@@ -6694,7 +6628,10 @@
     <w:qFormat/>
     <w:pPr>
       <w:widowControl/>
+      <w:suppressAutoHyphens w:val="true"/>
       <w:bidi w:val="0"/>
+      <w:spacing w:before="0" w:after="0"/>
+      <w:jc w:val="left"/>
     </w:pPr>
     <w:rPr>
       <w:rFonts w:ascii="Liberation Serif" w:hAnsi="Liberation Serif" w:eastAsia="Noto Serif CJK SC" w:cs="Lohit Devanagari"/>
